--- a/docs/hardware/unit_product_reference_v_1_0_0_ue0085_tcan1051hvd_can_transceiver_module.docx
+++ b/docs/hardware/unit_product_reference_v_1_0_0_ue0085_tcan1051hvd_can_transceiver_module.docx
@@ -243,7 +243,31 @@
         <w:pStyle w:val="Compact"/>
       </w:pPr>
       <w:r>
-        <w:t xml:space="preserve">2.3 Absolute Maximum Ratings</w:t>
+        <w:t xml:space="preserve">2.3 Power Regulation Characteristics</w:t>
+      </w:r>
+    </w:p>
+    <w:p>
+      <w:pPr>
+        <w:numPr>
+          <w:ilvl w:val="1"/>
+          <w:numId w:val="1004"/>
+        </w:numPr>
+        <w:pStyle w:val="Compact"/>
+      </w:pPr>
+      <w:r>
+        <w:t xml:space="preserve">2.4 Absolute Maximum Ratings</w:t>
+      </w:r>
+    </w:p>
+    <w:p>
+      <w:pPr>
+        <w:numPr>
+          <w:ilvl w:val="1"/>
+          <w:numId w:val="1004"/>
+        </w:numPr>
+        <w:pStyle w:val="Compact"/>
+      </w:pPr>
+      <w:r>
+        <w:t xml:space="preserve">2.5 Module Power and Thermal Considerations</w:t>
       </w:r>
     </w:p>
     <w:p>
@@ -984,16 +1008,50 @@
     </w:p>
     <w:p>
       <w:pPr>
-        <w:pStyle w:val="FirstParagraph"/>
-      </w:pPr>
-      <w:r>
-        <w:t xml:space="preserve">Headers, mating cables, and bus wiring are not included unless stated by the</w:t>
-      </w:r>
-      <w:r>
-        <w:t xml:space="preserve"> </w:t>
-      </w:r>
-      <w:r>
-        <w:t xml:space="preserve">product listing.</w:t>
+        <w:numPr>
+          <w:ilvl w:val="0"/>
+          <w:numId w:val="1012"/>
+        </w:numPr>
+        <w:pStyle w:val="Compact"/>
+      </w:pPr>
+      <w:r>
+        <w:t xml:space="preserve">1 × JST/Qwiic-compatible cable (AR4561)</w:t>
+      </w:r>
+    </w:p>
+    <w:p>
+      <w:pPr>
+        <w:numPr>
+          <w:ilvl w:val="0"/>
+          <w:numId w:val="1012"/>
+        </w:numPr>
+        <w:pStyle w:val="Compact"/>
+      </w:pPr>
+      <w:r>
+        <w:t xml:space="preserve">1 x Single- row male header (1x9 pins)</w:t>
+      </w:r>
+    </w:p>
+    <w:p>
+      <w:pPr>
+        <w:numPr>
+          <w:ilvl w:val="0"/>
+          <w:numId w:val="1012"/>
+        </w:numPr>
+        <w:pStyle w:val="Compact"/>
+      </w:pPr>
+      <w:r>
+        <w:t xml:space="preserve">1 x Single-row male header (1x8 pins)</w:t>
+      </w:r>
+    </w:p>
+    <w:p>
+      <w:pPr>
+        <w:numPr>
+          <w:ilvl w:val="0"/>
+          <w:numId w:val="1012"/>
+        </w:numPr>
+        <w:pStyle w:val="Compact"/>
+      </w:pPr>
+      <w:r>
+        <w:t xml:space="preserve">2 x Jumper Bridge (2.54mm)</w:t>
       </w:r>
     </w:p>
     <w:bookmarkEnd w:id="30"/>
@@ -1404,7 +1462,7 @@
     </w:tbl>
     <w:bookmarkEnd w:id="31"/>
     <w:bookmarkEnd w:id="32"/>
-    <w:bookmarkStart w:id="36" w:name="ratings-and-electrical-characteristics"/>
+    <w:bookmarkStart w:id="42" w:name="ratings-and-electrical-characteristics"/>
     <w:p>
       <w:pPr>
         <w:pStyle w:val="Heading2"/>
@@ -1420,6 +1478,763 @@
       </w:pPr>
       <w:r>
         <w:t xml:space="preserve">2.1 Recommended Operating Conditions</w:t>
+      </w:r>
+    </w:p>
+    <w:tbl>
+      <w:tblPr>
+        <w:tblStyle w:val="Table"/>
+        <w:tblW w:type="auto" w:w="0"/>
+        <w:tblLook w:firstRow="1" w:lastRow="0" w:firstColumn="0" w:lastColumn="0" w:noHBand="0" w:noVBand="0" w:val="0020"/>
+        <w:jc w:val="start"/>
+      </w:tblPr>
+      <w:tblGrid>
+        <w:gridCol w:w="1320"/>
+        <w:gridCol w:w="1320"/>
+        <w:gridCol w:w="1320"/>
+        <w:gridCol w:w="1320"/>
+        <w:gridCol w:w="1320"/>
+        <w:gridCol w:w="1320"/>
+      </w:tblGrid>
+      <w:tr>
+        <w:trPr>
+          <w:tblHeader w:val="true"/>
+        </w:trPr>
+        <w:tc>
+          <w:tcPr/>
+          <w:p>
+            <w:pPr>
+              <w:pStyle w:val="Compact"/>
+              <w:jc w:val="left"/>
+            </w:pPr>
+            <w:r>
+              <w:t xml:space="preserve">Symbol</w:t>
+            </w:r>
+          </w:p>
+        </w:tc>
+        <w:tc>
+          <w:tcPr/>
+          <w:p>
+            <w:pPr>
+              <w:pStyle w:val="Compact"/>
+              <w:jc w:val="left"/>
+            </w:pPr>
+            <w:r>
+              <w:t xml:space="preserve">Description</w:t>
+            </w:r>
+          </w:p>
+        </w:tc>
+        <w:tc>
+          <w:tcPr/>
+          <w:p>
+            <w:pPr>
+              <w:pStyle w:val="Compact"/>
+              <w:jc w:val="right"/>
+            </w:pPr>
+            <w:r>
+              <w:t xml:space="preserve">Min</w:t>
+            </w:r>
+          </w:p>
+        </w:tc>
+        <w:tc>
+          <w:tcPr/>
+          <w:p>
+            <w:pPr>
+              <w:pStyle w:val="Compact"/>
+              <w:jc w:val="right"/>
+            </w:pPr>
+            <w:r>
+              <w:t xml:space="preserve">Typ</w:t>
+            </w:r>
+          </w:p>
+        </w:tc>
+        <w:tc>
+          <w:tcPr/>
+          <w:p>
+            <w:pPr>
+              <w:pStyle w:val="Compact"/>
+              <w:jc w:val="right"/>
+            </w:pPr>
+            <w:r>
+              <w:t xml:space="preserve">Max</w:t>
+            </w:r>
+          </w:p>
+        </w:tc>
+        <w:tc>
+          <w:tcPr/>
+          <w:p>
+            <w:pPr>
+              <w:pStyle w:val="Compact"/>
+              <w:jc w:val="left"/>
+            </w:pPr>
+            <w:r>
+              <w:t xml:space="preserve">Unit</w:t>
+            </w:r>
+          </w:p>
+        </w:tc>
+      </w:tr>
+      <w:tr>
+        <w:tc>
+          <w:tcPr/>
+          <w:p>
+            <w:pPr>
+              <w:pStyle w:val="Compact"/>
+              <w:jc w:val="left"/>
+            </w:pPr>
+            <w:r>
+              <w:t xml:space="preserve">VIN</w:t>
+            </w:r>
+          </w:p>
+        </w:tc>
+        <w:tc>
+          <w:tcPr/>
+          <w:p>
+            <w:pPr>
+              <w:pStyle w:val="Compact"/>
+              <w:jc w:val="left"/>
+            </w:pPr>
+            <w:r>
+              <w:t xml:space="preserve">Module input voltage</w:t>
+            </w:r>
+          </w:p>
+        </w:tc>
+        <w:tc>
+          <w:tcPr/>
+          <w:p>
+            <w:pPr>
+              <w:pStyle w:val="Compact"/>
+              <w:jc w:val="right"/>
+            </w:pPr>
+            <w:r>
+              <w:t xml:space="preserve">3.3</w:t>
+            </w:r>
+          </w:p>
+        </w:tc>
+        <w:tc>
+          <w:tcPr/>
+          <w:p>
+            <w:pPr>
+              <w:pStyle w:val="Compact"/>
+              <w:jc w:val="right"/>
+            </w:pPr>
+            <w:r>
+              <w:t xml:space="preserve">—</w:t>
+            </w:r>
+          </w:p>
+        </w:tc>
+        <w:tc>
+          <w:tcPr/>
+          <w:p>
+            <w:pPr>
+              <w:pStyle w:val="Compact"/>
+              <w:jc w:val="right"/>
+            </w:pPr>
+            <w:r>
+              <w:t xml:space="preserve">5.0</w:t>
+            </w:r>
+          </w:p>
+        </w:tc>
+        <w:tc>
+          <w:tcPr/>
+          <w:p>
+            <w:pPr>
+              <w:pStyle w:val="Compact"/>
+              <w:jc w:val="left"/>
+            </w:pPr>
+            <w:r>
+              <w:t xml:space="preserve">V</w:t>
+            </w:r>
+          </w:p>
+        </w:tc>
+      </w:tr>
+      <w:tr>
+        <w:tc>
+          <w:tcPr/>
+          <w:p>
+            <w:pPr>
+              <w:pStyle w:val="Compact"/>
+              <w:jc w:val="left"/>
+            </w:pPr>
+            <w:r>
+              <w:t xml:space="preserve">VCC</w:t>
+            </w:r>
+          </w:p>
+        </w:tc>
+        <w:tc>
+          <w:tcPr/>
+          <w:p>
+            <w:pPr>
+              <w:pStyle w:val="Compact"/>
+              <w:jc w:val="left"/>
+            </w:pPr>
+            <w:r>
+              <w:t xml:space="preserve">TCAN1051HVD bus supply</w:t>
+            </w:r>
+          </w:p>
+        </w:tc>
+        <w:tc>
+          <w:tcPr/>
+          <w:p>
+            <w:pPr>
+              <w:pStyle w:val="Compact"/>
+              <w:jc w:val="right"/>
+            </w:pPr>
+            <w:r>
+              <w:t xml:space="preserve">4.5</w:t>
+            </w:r>
+          </w:p>
+        </w:tc>
+        <w:tc>
+          <w:tcPr/>
+          <w:p>
+            <w:pPr>
+              <w:pStyle w:val="Compact"/>
+              <w:jc w:val="right"/>
+            </w:pPr>
+            <w:r>
+              <w:t xml:space="preserve">5.0</w:t>
+            </w:r>
+          </w:p>
+        </w:tc>
+        <w:tc>
+          <w:tcPr/>
+          <w:p>
+            <w:pPr>
+              <w:pStyle w:val="Compact"/>
+              <w:jc w:val="right"/>
+            </w:pPr>
+            <w:r>
+              <w:t xml:space="preserve">5.5</w:t>
+            </w:r>
+          </w:p>
+        </w:tc>
+        <w:tc>
+          <w:tcPr/>
+          <w:p>
+            <w:pPr>
+              <w:pStyle w:val="Compact"/>
+              <w:jc w:val="left"/>
+            </w:pPr>
+            <w:r>
+              <w:t xml:space="preserve">V</w:t>
+            </w:r>
+          </w:p>
+        </w:tc>
+      </w:tr>
+      <w:tr>
+        <w:tc>
+          <w:tcPr/>
+          <w:p>
+            <w:pPr>
+              <w:pStyle w:val="Compact"/>
+              <w:jc w:val="left"/>
+            </w:pPr>
+            <w:r>
+              <w:t xml:space="preserve">VIO</w:t>
+            </w:r>
+          </w:p>
+        </w:tc>
+        <w:tc>
+          <w:tcPr/>
+          <w:p>
+            <w:pPr>
+              <w:pStyle w:val="Compact"/>
+              <w:jc w:val="left"/>
+            </w:pPr>
+            <w:r>
+              <w:t xml:space="preserve">Selected I/O supply</w:t>
+            </w:r>
+          </w:p>
+        </w:tc>
+        <w:tc>
+          <w:tcPr/>
+          <w:p>
+            <w:pPr>
+              <w:pStyle w:val="Compact"/>
+              <w:jc w:val="right"/>
+            </w:pPr>
+            <w:r>
+              <w:t xml:space="preserve">2.8</w:t>
+            </w:r>
+          </w:p>
+        </w:tc>
+        <w:tc>
+          <w:tcPr/>
+          <w:p>
+            <w:pPr>
+              <w:pStyle w:val="Compact"/>
+              <w:jc w:val="right"/>
+            </w:pPr>
+            <w:r>
+              <w:t xml:space="preserve">3.3 / 5.0</w:t>
+            </w:r>
+          </w:p>
+        </w:tc>
+        <w:tc>
+          <w:tcPr/>
+          <w:p>
+            <w:pPr>
+              <w:pStyle w:val="Compact"/>
+              <w:jc w:val="right"/>
+            </w:pPr>
+            <w:r>
+              <w:t xml:space="preserve">5.5</w:t>
+            </w:r>
+          </w:p>
+        </w:tc>
+        <w:tc>
+          <w:tcPr/>
+          <w:p>
+            <w:pPr>
+              <w:pStyle w:val="Compact"/>
+              <w:jc w:val="left"/>
+            </w:pPr>
+            <w:r>
+              <w:t xml:space="preserve">V</w:t>
+            </w:r>
+          </w:p>
+        </w:tc>
+      </w:tr>
+      <w:tr>
+        <w:tc>
+          <w:tcPr/>
+          <w:p>
+            <w:pPr>
+              <w:pStyle w:val="Compact"/>
+              <w:jc w:val="left"/>
+            </w:pPr>
+            <w:r>
+              <w:t xml:space="preserve">VOUT(5V)</w:t>
+            </w:r>
+          </w:p>
+        </w:tc>
+        <w:tc>
+          <w:tcPr/>
+          <w:p>
+            <w:pPr>
+              <w:pStyle w:val="Compact"/>
+              <w:jc w:val="left"/>
+            </w:pPr>
+            <w:r>
+              <w:t xml:space="preserve">TPS61023 regulated output, nominal</w:t>
+            </w:r>
+          </w:p>
+        </w:tc>
+        <w:tc>
+          <w:tcPr/>
+          <w:p>
+            <w:pPr>
+              <w:pStyle w:val="Compact"/>
+              <w:jc w:val="right"/>
+            </w:pPr>
+            <w:r>
+              <w:t xml:space="preserve">—</w:t>
+            </w:r>
+          </w:p>
+        </w:tc>
+        <w:tc>
+          <w:tcPr/>
+          <w:p>
+            <w:pPr>
+              <w:pStyle w:val="Compact"/>
+              <w:jc w:val="right"/>
+            </w:pPr>
+            <w:r>
+              <w:t xml:space="preserve">5.0</w:t>
+            </w:r>
+          </w:p>
+        </w:tc>
+        <w:tc>
+          <w:tcPr/>
+          <w:p>
+            <w:pPr>
+              <w:pStyle w:val="Compact"/>
+              <w:jc w:val="right"/>
+            </w:pPr>
+            <w:r>
+              <w:t xml:space="preserve">—</w:t>
+            </w:r>
+          </w:p>
+        </w:tc>
+        <w:tc>
+          <w:tcPr/>
+          <w:p>
+            <w:pPr>
+              <w:pStyle w:val="Compact"/>
+              <w:jc w:val="left"/>
+            </w:pPr>
+            <w:r>
+              <w:t xml:space="preserve">V</w:t>
+            </w:r>
+          </w:p>
+        </w:tc>
+      </w:tr>
+      <w:tr>
+        <w:tc>
+          <w:tcPr/>
+          <w:p>
+            <w:pPr>
+              <w:pStyle w:val="Compact"/>
+              <w:jc w:val="left"/>
+            </w:pPr>
+            <w:r>
+              <w:t xml:space="preserve">VOUT(3V3)</w:t>
+            </w:r>
+          </w:p>
+        </w:tc>
+        <w:tc>
+          <w:tcPr/>
+          <w:p>
+            <w:pPr>
+              <w:pStyle w:val="Compact"/>
+              <w:jc w:val="left"/>
+            </w:pPr>
+            <w:r>
+              <w:t xml:space="preserve">AP2112K regulated output, nominal</w:t>
+            </w:r>
+          </w:p>
+        </w:tc>
+        <w:tc>
+          <w:tcPr/>
+          <w:p>
+            <w:pPr>
+              <w:pStyle w:val="Compact"/>
+              <w:jc w:val="right"/>
+            </w:pPr>
+            <w:r>
+              <w:t xml:space="preserve">—</w:t>
+            </w:r>
+          </w:p>
+        </w:tc>
+        <w:tc>
+          <w:tcPr/>
+          <w:p>
+            <w:pPr>
+              <w:pStyle w:val="Compact"/>
+              <w:jc w:val="right"/>
+            </w:pPr>
+            <w:r>
+              <w:t xml:space="preserve">3.3</w:t>
+            </w:r>
+          </w:p>
+        </w:tc>
+        <w:tc>
+          <w:tcPr/>
+          <w:p>
+            <w:pPr>
+              <w:pStyle w:val="Compact"/>
+              <w:jc w:val="right"/>
+            </w:pPr>
+            <w:r>
+              <w:t xml:space="preserve">—</w:t>
+            </w:r>
+          </w:p>
+        </w:tc>
+        <w:tc>
+          <w:tcPr/>
+          <w:p>
+            <w:pPr>
+              <w:pStyle w:val="Compact"/>
+              <w:jc w:val="left"/>
+            </w:pPr>
+            <w:r>
+              <w:t xml:space="preserve">V</w:t>
+            </w:r>
+          </w:p>
+        </w:tc>
+      </w:tr>
+      <w:tr>
+        <w:tc>
+          <w:tcPr/>
+          <w:p>
+            <w:pPr>
+              <w:pStyle w:val="Compact"/>
+              <w:jc w:val="left"/>
+            </w:pPr>
+            <w:r>
+              <w:t xml:space="preserve">IO(RXD)</w:t>
+            </w:r>
+          </w:p>
+        </w:tc>
+        <w:tc>
+          <w:tcPr/>
+          <w:p>
+            <w:pPr>
+              <w:pStyle w:val="Compact"/>
+              <w:jc w:val="left"/>
+            </w:pPr>
+            <w:r>
+              <w:t xml:space="preserve">Recommended CRX output-current range</w:t>
+            </w:r>
+          </w:p>
+        </w:tc>
+        <w:tc>
+          <w:tcPr/>
+          <w:p>
+            <w:pPr>
+              <w:pStyle w:val="Compact"/>
+              <w:jc w:val="right"/>
+            </w:pPr>
+            <w:r>
+              <w:t xml:space="preserve">−2</w:t>
+            </w:r>
+          </w:p>
+        </w:tc>
+        <w:tc>
+          <w:tcPr/>
+          <w:p>
+            <w:pPr>
+              <w:pStyle w:val="Compact"/>
+              <w:jc w:val="right"/>
+            </w:pPr>
+            <w:r>
+              <w:t xml:space="preserve">—</w:t>
+            </w:r>
+          </w:p>
+        </w:tc>
+        <w:tc>
+          <w:tcPr/>
+          <w:p>
+            <w:pPr>
+              <w:pStyle w:val="Compact"/>
+              <w:jc w:val="right"/>
+            </w:pPr>
+            <w:r>
+              <w:t xml:space="preserve">2</w:t>
+            </w:r>
+          </w:p>
+        </w:tc>
+        <w:tc>
+          <w:tcPr/>
+          <w:p>
+            <w:pPr>
+              <w:pStyle w:val="Compact"/>
+              <w:jc w:val="left"/>
+            </w:pPr>
+            <w:r>
+              <w:t xml:space="preserve">mA</w:t>
+            </w:r>
+          </w:p>
+        </w:tc>
+      </w:tr>
+      <w:tr>
+        <w:tc>
+          <w:tcPr/>
+          <w:p>
+            <w:pPr>
+              <w:pStyle w:val="Compact"/>
+              <w:jc w:val="left"/>
+            </w:pPr>
+            <w:r>
+              <w:t xml:space="preserve">TA</w:t>
+            </w:r>
+          </w:p>
+        </w:tc>
+        <w:tc>
+          <w:tcPr/>
+          <w:p>
+            <w:pPr>
+              <w:pStyle w:val="Compact"/>
+              <w:jc w:val="left"/>
+            </w:pPr>
+            <w:r>
+              <w:t xml:space="preserve">TCAN1051HVD operating free-air temperature</w:t>
+            </w:r>
+          </w:p>
+        </w:tc>
+        <w:tc>
+          <w:tcPr/>
+          <w:p>
+            <w:pPr>
+              <w:pStyle w:val="Compact"/>
+              <w:jc w:val="right"/>
+            </w:pPr>
+            <w:r>
+              <w:t xml:space="preserve">−55</w:t>
+            </w:r>
+          </w:p>
+        </w:tc>
+        <w:tc>
+          <w:tcPr/>
+          <w:p>
+            <w:pPr>
+              <w:pStyle w:val="Compact"/>
+              <w:jc w:val="right"/>
+            </w:pPr>
+            <w:r>
+              <w:t xml:space="preserve">—</w:t>
+            </w:r>
+          </w:p>
+        </w:tc>
+        <w:tc>
+          <w:tcPr/>
+          <w:p>
+            <w:pPr>
+              <w:pStyle w:val="Compact"/>
+              <w:jc w:val="right"/>
+            </w:pPr>
+            <w:r>
+              <w:t xml:space="preserve">125</w:t>
+            </w:r>
+          </w:p>
+        </w:tc>
+        <w:tc>
+          <w:tcPr/>
+          <w:p>
+            <w:pPr>
+              <w:pStyle w:val="Compact"/>
+              <w:jc w:val="left"/>
+            </w:pPr>
+            <w:r>
+              <w:t xml:space="preserve">°C</w:t>
+            </w:r>
+          </w:p>
+        </w:tc>
+      </w:tr>
+      <w:tr>
+        <w:tc>
+          <w:tcPr/>
+          <w:p>
+            <w:pPr>
+              <w:pStyle w:val="Compact"/>
+              <w:jc w:val="left"/>
+            </w:pPr>
+            <w:r>
+              <w:t xml:space="preserve">CAN FD</w:t>
+            </w:r>
+          </w:p>
+        </w:tc>
+        <w:tc>
+          <w:tcPr/>
+          <w:p>
+            <w:pPr>
+              <w:pStyle w:val="Compact"/>
+              <w:jc w:val="left"/>
+            </w:pPr>
+            <w:r>
+              <w:t xml:space="preserve">Supported data rate for TCAN1051HVD</w:t>
+            </w:r>
+          </w:p>
+        </w:tc>
+        <w:tc>
+          <w:tcPr/>
+          <w:p>
+            <w:pPr>
+              <w:pStyle w:val="Compact"/>
+              <w:jc w:val="right"/>
+            </w:pPr>
+            <w:r>
+              <w:t xml:space="preserve">—</w:t>
+            </w:r>
+          </w:p>
+        </w:tc>
+        <w:tc>
+          <w:tcPr/>
+          <w:p>
+            <w:pPr>
+              <w:pStyle w:val="Compact"/>
+              <w:jc w:val="right"/>
+            </w:pPr>
+            <w:r>
+              <w:t xml:space="preserve">—</w:t>
+            </w:r>
+          </w:p>
+        </w:tc>
+        <w:tc>
+          <w:tcPr/>
+          <w:p>
+            <w:pPr>
+              <w:pStyle w:val="Compact"/>
+              <w:jc w:val="right"/>
+            </w:pPr>
+            <w:r>
+              <w:t xml:space="preserve">2</w:t>
+            </w:r>
+          </w:p>
+        </w:tc>
+        <w:tc>
+          <w:tcPr/>
+          <w:p>
+            <w:pPr>
+              <w:pStyle w:val="Compact"/>
+              <w:jc w:val="left"/>
+            </w:pPr>
+            <w:r>
+              <w:t xml:space="preserve">Mbps</w:t>
+            </w:r>
+          </w:p>
+        </w:tc>
+      </w:tr>
+    </w:tbl>
+    <w:p>
+      <w:pPr>
+        <w:pStyle w:val="BodyText"/>
+      </w:pPr>
+      <w:r>
+        <w:t xml:space="preserve">VIN represents the recommended module input voltage. VCC, VIO,</w:t>
+      </w:r>
+      <w:r>
+        <w:t xml:space="preserve"> </w:t>
+      </w:r>
+      <w:r>
+        <w:t xml:space="preserve">I/O current, temperature, and CAN FD values are TCAN1051HVD</w:t>
+      </w:r>
+      <w:r>
+        <w:t xml:space="preserve"> </w:t>
+      </w:r>
+      <w:r>
+        <w:t xml:space="preserve">specifications.</w:t>
+      </w:r>
+    </w:p>
+    <w:p>
+      <w:pPr>
+        <w:pStyle w:val="BodyText"/>
+      </w:pPr>
+      <w:r>
+        <w:t xml:space="preserve">The 5 V and 3.3 V rails are generated by the onboard TPS61023</w:t>
+      </w:r>
+      <w:r>
+        <w:t xml:space="preserve"> </w:t>
+      </w:r>
+      <w:r>
+        <w:t xml:space="preserve">boost converter and AP2112K-3.3 linear regulator, respectively.</w:t>
+      </w:r>
+    </w:p>
+    <w:p>
+      <w:pPr>
+        <w:pStyle w:val="BodyText"/>
+      </w:pPr>
+      <w:r>
+        <w:t xml:space="preserve">The complete assembled module has not been independently</w:t>
+      </w:r>
+      <w:r>
+        <w:t xml:space="preserve"> </w:t>
+      </w:r>
+      <w:r>
+        <w:t xml:space="preserve">qualified over the full IC temperature range.</w:t>
+      </w:r>
+    </w:p>
+    <w:bookmarkEnd w:id="33"/>
+    <w:bookmarkStart w:id="34" w:name="selected-transceiver-characteristics"/>
+    <w:p>
+      <w:pPr>
+        <w:pStyle w:val="Heading3"/>
+      </w:pPr>
+      <w:r>
+        <w:t xml:space="preserve">2.2 Selected Transceiver Characteristics</w:t>
+      </w:r>
+    </w:p>
+    <w:p>
+      <w:pPr>
+        <w:pStyle w:val="FirstParagraph"/>
+      </w:pPr>
+      <w:r>
+        <w:t xml:space="preserve">Unless otherwise noted, the following characteristics apply</w:t>
+      </w:r>
+      <w:r>
+        <w:t xml:space="preserve"> </w:t>
+      </w:r>
+      <w:r>
+        <w:t xml:space="preserve">to the Texas Instruments TCAN1051HVD transceiver.</w:t>
       </w:r>
     </w:p>
     <w:tbl>
@@ -1523,31 +2338,31 @@
               <w:jc w:val="left"/>
             </w:pPr>
             <w:r>
-              <w:t xml:space="preserve">VIN</w:t>
-            </w:r>
-          </w:p>
-        </w:tc>
-        <w:tc>
-          <w:tcPr/>
-          <w:p>
-            <w:pPr>
-              <w:pStyle w:val="Compact"/>
-              <w:jc w:val="left"/>
-            </w:pPr>
-            <w:r>
-              <w:t xml:space="preserve">Module input voltage</w:t>
-            </w:r>
-          </w:p>
-        </w:tc>
-        <w:tc>
-          <w:tcPr/>
-          <w:p>
-            <w:pPr>
-              <w:pStyle w:val="Compact"/>
-              <w:jc w:val="right"/>
-            </w:pPr>
-            <w:r>
-              <w:t xml:space="preserve">3.3</w:t>
+              <w:t xml:space="preserve">VIH</w:t>
+            </w:r>
+          </w:p>
+        </w:tc>
+        <w:tc>
+          <w:tcPr/>
+          <w:p>
+            <w:pPr>
+              <w:pStyle w:val="Compact"/>
+              <w:jc w:val="left"/>
+            </w:pPr>
+            <w:r>
+              <w:t xml:space="preserve">CTX high-level input voltage</w:t>
+            </w:r>
+          </w:p>
+        </w:tc>
+        <w:tc>
+          <w:tcPr/>
+          <w:p>
+            <w:pPr>
+              <w:pStyle w:val="Compact"/>
+              <w:jc w:val="right"/>
+            </w:pPr>
+            <w:r>
+              <w:t xml:space="preserve">0.7 × VIO</w:t>
             </w:r>
           </w:p>
         </w:tc>
@@ -1571,7 +2386,7 @@
               <w:jc w:val="right"/>
             </w:pPr>
             <w:r>
-              <w:t xml:space="preserve">5.0</w:t>
+              <w:t xml:space="preserve">—</w:t>
             </w:r>
           </w:p>
         </w:tc>
@@ -1597,19 +2412,265 @@
               <w:jc w:val="left"/>
             </w:pPr>
             <w:r>
-              <w:t xml:space="preserve">VCC</w:t>
-            </w:r>
-          </w:p>
-        </w:tc>
-        <w:tc>
-          <w:tcPr/>
-          <w:p>
-            <w:pPr>
-              <w:pStyle w:val="Compact"/>
-              <w:jc w:val="left"/>
-            </w:pPr>
-            <w:r>
-              <w:t xml:space="preserve">TCAN1051HVD bus supply</w:t>
+              <w:t xml:space="preserve">VIL</w:t>
+            </w:r>
+          </w:p>
+        </w:tc>
+        <w:tc>
+          <w:tcPr/>
+          <w:p>
+            <w:pPr>
+              <w:pStyle w:val="Compact"/>
+              <w:jc w:val="left"/>
+            </w:pPr>
+            <w:r>
+              <w:t xml:space="preserve">CTX low-level input voltage</w:t>
+            </w:r>
+          </w:p>
+        </w:tc>
+        <w:tc>
+          <w:tcPr/>
+          <w:p>
+            <w:pPr>
+              <w:pStyle w:val="Compact"/>
+              <w:jc w:val="right"/>
+            </w:pPr>
+            <w:r>
+              <w:t xml:space="preserve">—</w:t>
+            </w:r>
+          </w:p>
+        </w:tc>
+        <w:tc>
+          <w:tcPr/>
+          <w:p>
+            <w:pPr>
+              <w:pStyle w:val="Compact"/>
+              <w:jc w:val="right"/>
+            </w:pPr>
+            <w:r>
+              <w:t xml:space="preserve">—</w:t>
+            </w:r>
+          </w:p>
+        </w:tc>
+        <w:tc>
+          <w:tcPr/>
+          <w:p>
+            <w:pPr>
+              <w:pStyle w:val="Compact"/>
+              <w:jc w:val="right"/>
+            </w:pPr>
+            <w:r>
+              <w:t xml:space="preserve">0.3 × VIO</w:t>
+            </w:r>
+          </w:p>
+        </w:tc>
+        <w:tc>
+          <w:tcPr/>
+          <w:p>
+            <w:pPr>
+              <w:pStyle w:val="Compact"/>
+              <w:jc w:val="left"/>
+            </w:pPr>
+            <w:r>
+              <w:t xml:space="preserve">V</w:t>
+            </w:r>
+          </w:p>
+        </w:tc>
+      </w:tr>
+      <w:tr>
+        <w:tc>
+          <w:tcPr/>
+          <w:p>
+            <w:pPr>
+              <w:pStyle w:val="Compact"/>
+              <w:jc w:val="left"/>
+            </w:pPr>
+            <w:r>
+              <w:t xml:space="preserve">VOH</w:t>
+            </w:r>
+          </w:p>
+        </w:tc>
+        <w:tc>
+          <w:tcPr/>
+          <w:p>
+            <w:pPr>
+              <w:pStyle w:val="Compact"/>
+              <w:jc w:val="left"/>
+            </w:pPr>
+            <w:r>
+              <w:t xml:space="preserve">CRX high-level output voltage at −2 mA</w:t>
+            </w:r>
+          </w:p>
+        </w:tc>
+        <w:tc>
+          <w:tcPr/>
+          <w:p>
+            <w:pPr>
+              <w:pStyle w:val="Compact"/>
+              <w:jc w:val="right"/>
+            </w:pPr>
+            <w:r>
+              <w:t xml:space="preserve">0.8 × VIO</w:t>
+            </w:r>
+          </w:p>
+        </w:tc>
+        <w:tc>
+          <w:tcPr/>
+          <w:p>
+            <w:pPr>
+              <w:pStyle w:val="Compact"/>
+              <w:jc w:val="right"/>
+            </w:pPr>
+            <w:r>
+              <w:t xml:space="preserve">—</w:t>
+            </w:r>
+          </w:p>
+        </w:tc>
+        <w:tc>
+          <w:tcPr/>
+          <w:p>
+            <w:pPr>
+              <w:pStyle w:val="Compact"/>
+              <w:jc w:val="right"/>
+            </w:pPr>
+            <w:r>
+              <w:t xml:space="preserve">—</w:t>
+            </w:r>
+          </w:p>
+        </w:tc>
+        <w:tc>
+          <w:tcPr/>
+          <w:p>
+            <w:pPr>
+              <w:pStyle w:val="Compact"/>
+              <w:jc w:val="left"/>
+            </w:pPr>
+            <w:r>
+              <w:t xml:space="preserve">V</w:t>
+            </w:r>
+          </w:p>
+        </w:tc>
+      </w:tr>
+      <w:tr>
+        <w:tc>
+          <w:tcPr/>
+          <w:p>
+            <w:pPr>
+              <w:pStyle w:val="Compact"/>
+              <w:jc w:val="left"/>
+            </w:pPr>
+            <w:r>
+              <w:t xml:space="preserve">VOL</w:t>
+            </w:r>
+          </w:p>
+        </w:tc>
+        <w:tc>
+          <w:tcPr/>
+          <w:p>
+            <w:pPr>
+              <w:pStyle w:val="Compact"/>
+              <w:jc w:val="left"/>
+            </w:pPr>
+            <w:r>
+              <w:t xml:space="preserve">CRX low-level output voltage at 2 mA</w:t>
+            </w:r>
+          </w:p>
+        </w:tc>
+        <w:tc>
+          <w:tcPr/>
+          <w:p>
+            <w:pPr>
+              <w:pStyle w:val="Compact"/>
+              <w:jc w:val="right"/>
+            </w:pPr>
+            <w:r>
+              <w:t xml:space="preserve">—</w:t>
+            </w:r>
+          </w:p>
+        </w:tc>
+        <w:tc>
+          <w:tcPr/>
+          <w:p>
+            <w:pPr>
+              <w:pStyle w:val="Compact"/>
+              <w:jc w:val="right"/>
+            </w:pPr>
+            <w:r>
+              <w:t xml:space="preserve">—</w:t>
+            </w:r>
+          </w:p>
+        </w:tc>
+        <w:tc>
+          <w:tcPr/>
+          <w:p>
+            <w:pPr>
+              <w:pStyle w:val="Compact"/>
+              <w:jc w:val="right"/>
+            </w:pPr>
+            <w:r>
+              <w:t xml:space="preserve">0.2 × VIO</w:t>
+            </w:r>
+          </w:p>
+        </w:tc>
+        <w:tc>
+          <w:tcPr/>
+          <w:p>
+            <w:pPr>
+              <w:pStyle w:val="Compact"/>
+              <w:jc w:val="left"/>
+            </w:pPr>
+            <w:r>
+              <w:t xml:space="preserve">V</w:t>
+            </w:r>
+          </w:p>
+        </w:tc>
+      </w:tr>
+      <w:tr>
+        <w:tc>
+          <w:tcPr/>
+          <w:p>
+            <w:pPr>
+              <w:pStyle w:val="Compact"/>
+              <w:jc w:val="left"/>
+            </w:pPr>
+            <w:r>
+              <w:t xml:space="preserve">VO(DOM), CANH</w:t>
+            </w:r>
+          </w:p>
+        </w:tc>
+        <w:tc>
+          <w:tcPr/>
+          <w:p>
+            <w:pPr>
+              <w:pStyle w:val="Compact"/>
+              <w:jc w:val="left"/>
+            </w:pPr>
+            <w:r>
+              <w:t xml:space="preserve">Dominant CANH output voltage</w:t>
+            </w:r>
+          </w:p>
+        </w:tc>
+        <w:tc>
+          <w:tcPr/>
+          <w:p>
+            <w:pPr>
+              <w:pStyle w:val="Compact"/>
+              <w:jc w:val="right"/>
+            </w:pPr>
+            <w:r>
+              <w:t xml:space="preserve">2.75</w:t>
+            </w:r>
+          </w:p>
+        </w:tc>
+        <w:tc>
+          <w:tcPr/>
+          <w:p>
+            <w:pPr>
+              <w:pStyle w:val="Compact"/>
+              <w:jc w:val="right"/>
+            </w:pPr>
+            <w:r>
+              <w:t xml:space="preserve">—</w:t>
             </w:r>
           </w:p>
         </w:tc>
@@ -1630,30 +2691,6 @@
           <w:p>
             <w:pPr>
               <w:pStyle w:val="Compact"/>
-              <w:jc w:val="right"/>
-            </w:pPr>
-            <w:r>
-              <w:t xml:space="preserve">5.0</w:t>
-            </w:r>
-          </w:p>
-        </w:tc>
-        <w:tc>
-          <w:tcPr/>
-          <w:p>
-            <w:pPr>
-              <w:pStyle w:val="Compact"/>
-              <w:jc w:val="right"/>
-            </w:pPr>
-            <w:r>
-              <w:t xml:space="preserve">5.5</w:t>
-            </w:r>
-          </w:p>
-        </w:tc>
-        <w:tc>
-          <w:tcPr/>
-          <w:p>
-            <w:pPr>
-              <w:pStyle w:val="Compact"/>
               <w:jc w:val="left"/>
             </w:pPr>
             <w:r>
@@ -1671,55 +2708,55 @@
               <w:jc w:val="left"/>
             </w:pPr>
             <w:r>
-              <w:t xml:space="preserve">VIO</w:t>
-            </w:r>
-          </w:p>
-        </w:tc>
-        <w:tc>
-          <w:tcPr/>
-          <w:p>
-            <w:pPr>
-              <w:pStyle w:val="Compact"/>
-              <w:jc w:val="left"/>
-            </w:pPr>
-            <w:r>
-              <w:t xml:space="preserve">Selected I/O level-shifting supply</w:t>
-            </w:r>
-          </w:p>
-        </w:tc>
-        <w:tc>
-          <w:tcPr/>
-          <w:p>
-            <w:pPr>
-              <w:pStyle w:val="Compact"/>
-              <w:jc w:val="right"/>
-            </w:pPr>
-            <w:r>
-              <w:t xml:space="preserve">2.8</w:t>
-            </w:r>
-          </w:p>
-        </w:tc>
-        <w:tc>
-          <w:tcPr/>
-          <w:p>
-            <w:pPr>
-              <w:pStyle w:val="Compact"/>
-              <w:jc w:val="right"/>
-            </w:pPr>
-            <w:r>
-              <w:t xml:space="preserve">3.3 / 5.0</w:t>
-            </w:r>
-          </w:p>
-        </w:tc>
-        <w:tc>
-          <w:tcPr/>
-          <w:p>
-            <w:pPr>
-              <w:pStyle w:val="Compact"/>
-              <w:jc w:val="right"/>
-            </w:pPr>
-            <w:r>
-              <w:t xml:space="preserve">5.5</w:t>
+              <w:t xml:space="preserve">VO(DOM), CANL</w:t>
+            </w:r>
+          </w:p>
+        </w:tc>
+        <w:tc>
+          <w:tcPr/>
+          <w:p>
+            <w:pPr>
+              <w:pStyle w:val="Compact"/>
+              <w:jc w:val="left"/>
+            </w:pPr>
+            <w:r>
+              <w:t xml:space="preserve">Dominant CANL output voltage</w:t>
+            </w:r>
+          </w:p>
+        </w:tc>
+        <w:tc>
+          <w:tcPr/>
+          <w:p>
+            <w:pPr>
+              <w:pStyle w:val="Compact"/>
+              <w:jc w:val="right"/>
+            </w:pPr>
+            <w:r>
+              <w:t xml:space="preserve">0.5</w:t>
+            </w:r>
+          </w:p>
+        </w:tc>
+        <w:tc>
+          <w:tcPr/>
+          <w:p>
+            <w:pPr>
+              <w:pStyle w:val="Compact"/>
+              <w:jc w:val="right"/>
+            </w:pPr>
+            <w:r>
+              <w:t xml:space="preserve">—</w:t>
+            </w:r>
+          </w:p>
+        </w:tc>
+        <w:tc>
+          <w:tcPr/>
+          <w:p>
+            <w:pPr>
+              <w:pStyle w:val="Compact"/>
+              <w:jc w:val="right"/>
+            </w:pPr>
+            <w:r>
+              <w:t xml:space="preserve">2.25</w:t>
             </w:r>
           </w:p>
         </w:tc>
@@ -1745,31 +2782,31 @@
               <w:jc w:val="left"/>
             </w:pPr>
             <w:r>
-              <w:t xml:space="preserve">IO(RXD)</w:t>
-            </w:r>
-          </w:p>
-        </w:tc>
-        <w:tc>
-          <w:tcPr/>
-          <w:p>
-            <w:pPr>
-              <w:pStyle w:val="Compact"/>
-              <w:jc w:val="left"/>
-            </w:pPr>
-            <w:r>
-              <w:t xml:space="preserve">Recommended CRX output-current range</w:t>
-            </w:r>
-          </w:p>
-        </w:tc>
-        <w:tc>
-          <w:tcPr/>
-          <w:p>
-            <w:pPr>
-              <w:pStyle w:val="Compact"/>
-              <w:jc w:val="right"/>
-            </w:pPr>
-            <w:r>
-              <w:t xml:space="preserve">−2</w:t>
+              <w:t xml:space="preserve">VOD(DOM)</w:t>
+            </w:r>
+          </w:p>
+        </w:tc>
+        <w:tc>
+          <w:tcPr/>
+          <w:p>
+            <w:pPr>
+              <w:pStyle w:val="Compact"/>
+              <w:jc w:val="left"/>
+            </w:pPr>
+            <w:r>
+              <w:t xml:space="preserve">Dominant differential output, 50–65 Ω load</w:t>
+            </w:r>
+          </w:p>
+        </w:tc>
+        <w:tc>
+          <w:tcPr/>
+          <w:p>
+            <w:pPr>
+              <w:pStyle w:val="Compact"/>
+              <w:jc w:val="right"/>
+            </w:pPr>
+            <w:r>
+              <w:t xml:space="preserve">1.5</w:t>
             </w:r>
           </w:p>
         </w:tc>
@@ -1793,57 +2830,57 @@
               <w:jc w:val="right"/>
             </w:pPr>
             <w:r>
-              <w:t xml:space="preserve">2</w:t>
-            </w:r>
-          </w:p>
-        </w:tc>
-        <w:tc>
-          <w:tcPr/>
-          <w:p>
-            <w:pPr>
-              <w:pStyle w:val="Compact"/>
-              <w:jc w:val="left"/>
-            </w:pPr>
-            <w:r>
-              <w:t xml:space="preserve">mA</w:t>
-            </w:r>
-          </w:p>
-        </w:tc>
-      </w:tr>
-      <w:tr>
-        <w:tc>
-          <w:tcPr/>
-          <w:p>
-            <w:pPr>
-              <w:pStyle w:val="Compact"/>
-              <w:jc w:val="left"/>
-            </w:pPr>
-            <w:r>
-              <w:t xml:space="preserve">TA</w:t>
-            </w:r>
-          </w:p>
-        </w:tc>
-        <w:tc>
-          <w:tcPr/>
-          <w:p>
-            <w:pPr>
-              <w:pStyle w:val="Compact"/>
-              <w:jc w:val="left"/>
-            </w:pPr>
-            <w:r>
-              <w:t xml:space="preserve">IC operating free-air temperature</w:t>
-            </w:r>
-          </w:p>
-        </w:tc>
-        <w:tc>
-          <w:tcPr/>
-          <w:p>
-            <w:pPr>
-              <w:pStyle w:val="Compact"/>
-              <w:jc w:val="right"/>
-            </w:pPr>
-            <w:r>
-              <w:t xml:space="preserve">−55</w:t>
+              <w:t xml:space="preserve">3.0</w:t>
+            </w:r>
+          </w:p>
+        </w:tc>
+        <w:tc>
+          <w:tcPr/>
+          <w:p>
+            <w:pPr>
+              <w:pStyle w:val="Compact"/>
+              <w:jc w:val="left"/>
+            </w:pPr>
+            <w:r>
+              <w:t xml:space="preserve">V</w:t>
+            </w:r>
+          </w:p>
+        </w:tc>
+      </w:tr>
+      <w:tr>
+        <w:tc>
+          <w:tcPr/>
+          <w:p>
+            <w:pPr>
+              <w:pStyle w:val="Compact"/>
+              <w:jc w:val="left"/>
+            </w:pPr>
+            <w:r>
+              <w:t xml:space="preserve">VCM</w:t>
+            </w:r>
+          </w:p>
+        </w:tc>
+        <w:tc>
+          <w:tcPr/>
+          <w:p>
+            <w:pPr>
+              <w:pStyle w:val="Compact"/>
+              <w:jc w:val="left"/>
+            </w:pPr>
+            <w:r>
+              <w:t xml:space="preserve">Receiver common-mode range</w:t>
+            </w:r>
+          </w:p>
+        </w:tc>
+        <w:tc>
+          <w:tcPr/>
+          <w:p>
+            <w:pPr>
+              <w:pStyle w:val="Compact"/>
+              <w:jc w:val="right"/>
+            </w:pPr>
+            <w:r>
+              <w:t xml:space="preserve">−30</w:t>
             </w:r>
           </w:p>
         </w:tc>
@@ -1867,45 +2904,45 @@
               <w:jc w:val="right"/>
             </w:pPr>
             <w:r>
-              <w:t xml:space="preserve">125</w:t>
-            </w:r>
-          </w:p>
-        </w:tc>
-        <w:tc>
-          <w:tcPr/>
-          <w:p>
-            <w:pPr>
-              <w:pStyle w:val="Compact"/>
-              <w:jc w:val="left"/>
-            </w:pPr>
-            <w:r>
-              <w:t xml:space="preserve">°C</w:t>
-            </w:r>
-          </w:p>
-        </w:tc>
-      </w:tr>
-      <w:tr>
-        <w:tc>
-          <w:tcPr/>
-          <w:p>
-            <w:pPr>
-              <w:pStyle w:val="Compact"/>
-              <w:jc w:val="left"/>
-            </w:pPr>
-            <w:r>
-              <w:t xml:space="preserve">CAN FD</w:t>
-            </w:r>
-          </w:p>
-        </w:tc>
-        <w:tc>
-          <w:tcPr/>
-          <w:p>
-            <w:pPr>
-              <w:pStyle w:val="Compact"/>
-              <w:jc w:val="left"/>
-            </w:pPr>
-            <w:r>
-              <w:t xml:space="preserve">Supported data rate for the TCAN1051HVD variant</w:t>
+              <w:t xml:space="preserve">30</w:t>
+            </w:r>
+          </w:p>
+        </w:tc>
+        <w:tc>
+          <w:tcPr/>
+          <w:p>
+            <w:pPr>
+              <w:pStyle w:val="Compact"/>
+              <w:jc w:val="left"/>
+            </w:pPr>
+            <w:r>
+              <w:t xml:space="preserve">V</w:t>
+            </w:r>
+          </w:p>
+        </w:tc>
+      </w:tr>
+      <w:tr>
+        <w:tc>
+          <w:tcPr/>
+          <w:p>
+            <w:pPr>
+              <w:pStyle w:val="Compact"/>
+              <w:jc w:val="left"/>
+            </w:pPr>
+            <w:r>
+              <w:t xml:space="preserve">tPROP(LOOP)</w:t>
+            </w:r>
+          </w:p>
+        </w:tc>
+        <w:tc>
+          <w:tcPr/>
+          <w:p>
+            <w:pPr>
+              <w:pStyle w:val="Compact"/>
+              <w:jc w:val="left"/>
+            </w:pPr>
+            <w:r>
+              <w:t xml:space="preserve">Total loop delay</w:t>
             </w:r>
           </w:p>
         </w:tc>
@@ -1929,94 +2966,83 @@
               <w:jc w:val="right"/>
             </w:pPr>
             <w:r>
-              <w:t xml:space="preserve">—</w:t>
-            </w:r>
-          </w:p>
-        </w:tc>
-        <w:tc>
-          <w:tcPr/>
-          <w:p>
-            <w:pPr>
-              <w:pStyle w:val="Compact"/>
-              <w:jc w:val="right"/>
-            </w:pPr>
-            <w:r>
-              <w:t xml:space="preserve">2</w:t>
-            </w:r>
-          </w:p>
-        </w:tc>
-        <w:tc>
-          <w:tcPr/>
-          <w:p>
-            <w:pPr>
-              <w:pStyle w:val="Compact"/>
-              <w:jc w:val="left"/>
-            </w:pPr>
-            <w:r>
-              <w:t xml:space="preserve">Mbps</w:t>
+              <w:t xml:space="preserve">100 / 110</w:t>
+            </w:r>
+          </w:p>
+        </w:tc>
+        <w:tc>
+          <w:tcPr/>
+          <w:p>
+            <w:pPr>
+              <w:pStyle w:val="Compact"/>
+              <w:jc w:val="right"/>
+            </w:pPr>
+            <w:r>
+              <w:t xml:space="preserve">160 / 175</w:t>
+            </w:r>
+          </w:p>
+        </w:tc>
+        <w:tc>
+          <w:tcPr/>
+          <w:p>
+            <w:pPr>
+              <w:pStyle w:val="Compact"/>
+              <w:jc w:val="left"/>
+            </w:pPr>
+            <w:r>
+              <w:t xml:space="preserve">ns</w:t>
             </w:r>
           </w:p>
         </w:tc>
       </w:tr>
     </w:tbl>
-    <w:p>
-      <w:pPr>
-        <w:pStyle w:val="BodyText"/>
-      </w:pPr>
-      <w:r>
-        <w:t xml:space="preserve">VIN is the module-level input recommendation. VCC, VIO, I/O current, temperature,</w:t>
+    <w:bookmarkEnd w:id="34"/>
+    <w:bookmarkStart w:id="37" w:name="power-regulation-characteristics"/>
+    <w:p>
+      <w:pPr>
+        <w:pStyle w:val="Heading3"/>
+      </w:pPr>
+      <w:r>
+        <w:t xml:space="preserve">2.3 Power Regulation Characteristics</w:t>
+      </w:r>
+    </w:p>
+    <w:p>
+      <w:pPr>
+        <w:pStyle w:val="FirstParagraph"/>
+      </w:pPr>
+      <w:r>
+        <w:t xml:space="preserve">The module integrates a TPS61023 boost converter and an</w:t>
       </w:r>
       <w:r>
         <w:t xml:space="preserve"> </w:t>
       </w:r>
       <w:r>
-        <w:t xml:space="preserve">and CAN FD values are TCAN1051HVD specifications. The complete assembled module</w:t>
-      </w:r>
-      <w:r>
-        <w:t xml:space="preserve"> </w:t>
-      </w:r>
-      <w:r>
-        <w:t xml:space="preserve">has not been independently qualified over the full IC temperature range.</w:t>
-      </w:r>
-    </w:p>
-    <w:bookmarkEnd w:id="33"/>
-    <w:bookmarkStart w:id="34" w:name="selected-transceiver-characteristics"/>
-    <w:p>
-      <w:pPr>
-        <w:pStyle w:val="Heading3"/>
-      </w:pPr>
-      <w:r>
-        <w:t xml:space="preserve">2.2 Selected Transceiver Characteristics</w:t>
-      </w:r>
-    </w:p>
-    <w:p>
-      <w:pPr>
-        <w:pStyle w:val="FirstParagraph"/>
-      </w:pPr>
-      <w:r>
-        <w:t xml:space="preserve">Unless noted otherwise, values below are specified by Texas Instruments over</w:t>
-      </w:r>
-      <w:r>
-        <w:t xml:space="preserve"> </w:t>
-      </w:r>
-      <w:r>
-        <w:t xml:space="preserve">the recommended operating conditions.</w:t>
+        <w:t xml:space="preserve">AP2112K-3.3 low-dropout linear regulator.</w:t>
+      </w:r>
+    </w:p>
+    <w:bookmarkStart w:id="35" w:name="tps61023-5-v-boost-converter"/>
+    <w:p>
+      <w:pPr>
+        <w:pStyle w:val="Heading4"/>
+      </w:pPr>
+      <w:r>
+        <w:t xml:space="preserve">TPS61023 — 5 V Boost Converter</w:t>
       </w:r>
     </w:p>
     <w:tbl>
       <w:tblPr>
         <w:tblStyle w:val="Table"/>
-        <w:tblW w:type="pct" w:w="5000"/>
+        <w:tblW w:type="auto" w:w="0"/>
         <w:tblLook w:firstRow="1" w:lastRow="0" w:firstColumn="0" w:lastColumn="0" w:noHBand="0" w:noVBand="0" w:val="0020"/>
         <w:jc w:val="start"/>
       </w:tblPr>
       <w:tblGrid>
-        <w:gridCol w:w="1131"/>
-        <w:gridCol w:w="1131"/>
-        <w:gridCol w:w="1508"/>
-        <w:gridCol w:w="1508"/>
-        <w:gridCol w:w="1508"/>
-        <w:gridCol w:w="1131"/>
+        <w:gridCol w:w="1320"/>
+        <w:gridCol w:w="1320"/>
+        <w:gridCol w:w="1320"/>
+        <w:gridCol w:w="1320"/>
+        <w:gridCol w:w="1320"/>
+        <w:gridCol w:w="1320"/>
       </w:tblGrid>
       <w:tr>
         <w:trPr>
@@ -2104,31 +3130,31 @@
               <w:jc w:val="left"/>
             </w:pPr>
             <w:r>
-              <w:t xml:space="preserve">VIH</w:t>
-            </w:r>
-          </w:p>
-        </w:tc>
-        <w:tc>
-          <w:tcPr/>
-          <w:p>
-            <w:pPr>
-              <w:pStyle w:val="Compact"/>
-              <w:jc w:val="left"/>
-            </w:pPr>
-            <w:r>
-              <w:t xml:space="preserve">CTX high-level input voltage</w:t>
-            </w:r>
-          </w:p>
-        </w:tc>
-        <w:tc>
-          <w:tcPr/>
-          <w:p>
-            <w:pPr>
-              <w:pStyle w:val="Compact"/>
-              <w:jc w:val="right"/>
-            </w:pPr>
-            <w:r>
-              <w:t xml:space="preserve">0.7 × VIO</w:t>
+              <w:t xml:space="preserve">VIN(IC)</w:t>
+            </w:r>
+          </w:p>
+        </w:tc>
+        <w:tc>
+          <w:tcPr/>
+          <w:p>
+            <w:pPr>
+              <w:pStyle w:val="Compact"/>
+              <w:jc w:val="left"/>
+            </w:pPr>
+            <w:r>
+              <w:t xml:space="preserve">Converter operating input voltage</w:t>
+            </w:r>
+          </w:p>
+        </w:tc>
+        <w:tc>
+          <w:tcPr/>
+          <w:p>
+            <w:pPr>
+              <w:pStyle w:val="Compact"/>
+              <w:jc w:val="right"/>
+            </w:pPr>
+            <w:r>
+              <w:t xml:space="preserve">0.5</w:t>
             </w:r>
           </w:p>
         </w:tc>
@@ -2152,6 +3178,56 @@
               <w:jc w:val="right"/>
             </w:pPr>
             <w:r>
+              <w:t xml:space="preserve">5.5</w:t>
+            </w:r>
+          </w:p>
+        </w:tc>
+        <w:tc>
+          <w:tcPr/>
+          <w:p>
+            <w:pPr>
+              <w:pStyle w:val="Compact"/>
+              <w:jc w:val="left"/>
+            </w:pPr>
+            <w:r>
+              <w:t xml:space="preserve">V</w:t>
+            </w:r>
+          </w:p>
+        </w:tc>
+      </w:tr>
+      <w:tr>
+        <w:tc>
+          <w:tcPr/>
+          <w:p>
+            <w:pPr>
+              <w:pStyle w:val="Compact"/>
+              <w:jc w:val="left"/>
+            </w:pPr>
+            <w:r>
+              <w:t xml:space="preserve">VSTART</w:t>
+            </w:r>
+          </w:p>
+        </w:tc>
+        <w:tc>
+          <w:tcPr/>
+          <w:p>
+            <w:pPr>
+              <w:pStyle w:val="Compact"/>
+              <w:jc w:val="left"/>
+            </w:pPr>
+            <w:r>
+              <w:t xml:space="preserve">Converter startup input voltage</w:t>
+            </w:r>
+          </w:p>
+        </w:tc>
+        <w:tc>
+          <w:tcPr/>
+          <w:p>
+            <w:pPr>
+              <w:pStyle w:val="Compact"/>
+              <w:jc w:val="right"/>
+            </w:pPr>
+            <w:r>
               <w:t xml:space="preserve">—</w:t>
             </w:r>
           </w:p>
@@ -2161,6 +3237,30 @@
           <w:p>
             <w:pPr>
               <w:pStyle w:val="Compact"/>
+              <w:jc w:val="right"/>
+            </w:pPr>
+            <w:r>
+              <w:t xml:space="preserve">—</w:t>
+            </w:r>
+          </w:p>
+        </w:tc>
+        <w:tc>
+          <w:tcPr/>
+          <w:p>
+            <w:pPr>
+              <w:pStyle w:val="Compact"/>
+              <w:jc w:val="right"/>
+            </w:pPr>
+            <w:r>
+              <w:t xml:space="preserve">1.8</w:t>
+            </w:r>
+          </w:p>
+        </w:tc>
+        <w:tc>
+          <w:tcPr/>
+          <w:p>
+            <w:pPr>
+              <w:pStyle w:val="Compact"/>
               <w:jc w:val="left"/>
             </w:pPr>
             <w:r>
@@ -2178,19 +3278,31 @@
               <w:jc w:val="left"/>
             </w:pPr>
             <w:r>
-              <w:t xml:space="preserve">VIL</w:t>
-            </w:r>
-          </w:p>
-        </w:tc>
-        <w:tc>
-          <w:tcPr/>
-          <w:p>
-            <w:pPr>
-              <w:pStyle w:val="Compact"/>
-              <w:jc w:val="left"/>
-            </w:pPr>
-            <w:r>
-              <w:t xml:space="preserve">CTX low-level input voltage</w:t>
+              <w:t xml:space="preserve">VOUT</w:t>
+            </w:r>
+          </w:p>
+        </w:tc>
+        <w:tc>
+          <w:tcPr/>
+          <w:p>
+            <w:pPr>
+              <w:pStyle w:val="Compact"/>
+              <w:jc w:val="left"/>
+            </w:pPr>
+            <w:r>
+              <w:t xml:space="preserve">Adjustable output voltage range</w:t>
+            </w:r>
+          </w:p>
+        </w:tc>
+        <w:tc>
+          <w:tcPr/>
+          <w:p>
+            <w:pPr>
+              <w:pStyle w:val="Compact"/>
+              <w:jc w:val="right"/>
+            </w:pPr>
+            <w:r>
+              <w:t xml:space="preserve">2.2</w:t>
             </w:r>
           </w:p>
         </w:tc>
@@ -2214,6 +3326,56 @@
               <w:jc w:val="right"/>
             </w:pPr>
             <w:r>
+              <w:t xml:space="preserve">5.5</w:t>
+            </w:r>
+          </w:p>
+        </w:tc>
+        <w:tc>
+          <w:tcPr/>
+          <w:p>
+            <w:pPr>
+              <w:pStyle w:val="Compact"/>
+              <w:jc w:val="left"/>
+            </w:pPr>
+            <w:r>
+              <w:t xml:space="preserve">V</w:t>
+            </w:r>
+          </w:p>
+        </w:tc>
+      </w:tr>
+      <w:tr>
+        <w:tc>
+          <w:tcPr/>
+          <w:p>
+            <w:pPr>
+              <w:pStyle w:val="Compact"/>
+              <w:jc w:val="left"/>
+            </w:pPr>
+            <w:r>
+              <w:t xml:space="preserve">VOUT(MOD)</w:t>
+            </w:r>
+          </w:p>
+        </w:tc>
+        <w:tc>
+          <w:tcPr/>
+          <w:p>
+            <w:pPr>
+              <w:pStyle w:val="Compact"/>
+              <w:jc w:val="left"/>
+            </w:pPr>
+            <w:r>
+              <w:t xml:space="preserve">Configured module output voltage</w:t>
+            </w:r>
+          </w:p>
+        </w:tc>
+        <w:tc>
+          <w:tcPr/>
+          <w:p>
+            <w:pPr>
+              <w:pStyle w:val="Compact"/>
+              <w:jc w:val="right"/>
+            </w:pPr>
+            <w:r>
               <w:t xml:space="preserve">—</w:t>
             </w:r>
           </w:p>
@@ -2226,7 +3388,19 @@
               <w:jc w:val="right"/>
             </w:pPr>
             <w:r>
-              <w:t xml:space="preserve">0.3 × VIO</w:t>
+              <w:t xml:space="preserve">5.0</w:t>
+            </w:r>
+          </w:p>
+        </w:tc>
+        <w:tc>
+          <w:tcPr/>
+          <w:p>
+            <w:pPr>
+              <w:pStyle w:val="Compact"/>
+              <w:jc w:val="right"/>
+            </w:pPr>
+            <w:r>
+              <w:t xml:space="preserve">—</w:t>
             </w:r>
           </w:p>
         </w:tc>
@@ -2252,31 +3426,19 @@
               <w:jc w:val="left"/>
             </w:pPr>
             <w:r>
-              <w:t xml:space="preserve">VOH</w:t>
-            </w:r>
-          </w:p>
-        </w:tc>
-        <w:tc>
-          <w:tcPr/>
-          <w:p>
-            <w:pPr>
-              <w:pStyle w:val="Compact"/>
-              <w:jc w:val="left"/>
-            </w:pPr>
-            <w:r>
-              <w:t xml:space="preserve">CRX high-level output voltage at −2 mA</w:t>
-            </w:r>
-          </w:p>
-        </w:tc>
-        <w:tc>
-          <w:tcPr/>
-          <w:p>
-            <w:pPr>
-              <w:pStyle w:val="Compact"/>
-              <w:jc w:val="right"/>
-            </w:pPr>
-            <w:r>
-              <w:t xml:space="preserve">0.8 × VIO</w:t>
+              <w:t xml:space="preserve">fSW</w:t>
+            </w:r>
+          </w:p>
+        </w:tc>
+        <w:tc>
+          <w:tcPr/>
+          <w:p>
+            <w:pPr>
+              <w:pStyle w:val="Compact"/>
+              <w:jc w:val="left"/>
+            </w:pPr>
+            <w:r>
+              <w:t xml:space="preserve">Switching frequency, VIN &gt; 1.5 V</w:t>
             </w:r>
           </w:p>
         </w:tc>
@@ -2300,6 +3462,18 @@
               <w:jc w:val="right"/>
             </w:pPr>
             <w:r>
+              <w:t xml:space="preserve">1.0</w:t>
+            </w:r>
+          </w:p>
+        </w:tc>
+        <w:tc>
+          <w:tcPr/>
+          <w:p>
+            <w:pPr>
+              <w:pStyle w:val="Compact"/>
+              <w:jc w:val="right"/>
+            </w:pPr>
+            <w:r>
               <w:t xml:space="preserve">—</w:t>
             </w:r>
           </w:p>
@@ -2312,6 +3486,299 @@
               <w:jc w:val="left"/>
             </w:pPr>
             <w:r>
+              <w:t xml:space="preserve">MHz</w:t>
+            </w:r>
+          </w:p>
+        </w:tc>
+      </w:tr>
+      <w:tr>
+        <w:tc>
+          <w:tcPr/>
+          <w:p>
+            <w:pPr>
+              <w:pStyle w:val="Compact"/>
+              <w:jc w:val="left"/>
+            </w:pPr>
+            <w:r>
+              <w:t xml:space="preserve">ILIM</w:t>
+            </w:r>
+          </w:p>
+        </w:tc>
+        <w:tc>
+          <w:tcPr/>
+          <w:p>
+            <w:pPr>
+              <w:pStyle w:val="Compact"/>
+              <w:jc w:val="left"/>
+            </w:pPr>
+            <w:r>
+              <w:t xml:space="preserve">Valley switch current limit, typical</w:t>
+            </w:r>
+          </w:p>
+        </w:tc>
+        <w:tc>
+          <w:tcPr/>
+          <w:p>
+            <w:pPr>
+              <w:pStyle w:val="Compact"/>
+              <w:jc w:val="right"/>
+            </w:pPr>
+            <w:r>
+              <w:t xml:space="preserve">—</w:t>
+            </w:r>
+          </w:p>
+        </w:tc>
+        <w:tc>
+          <w:tcPr/>
+          <w:p>
+            <w:pPr>
+              <w:pStyle w:val="Compact"/>
+              <w:jc w:val="right"/>
+            </w:pPr>
+            <w:r>
+              <w:t xml:space="preserve">3.7</w:t>
+            </w:r>
+          </w:p>
+        </w:tc>
+        <w:tc>
+          <w:tcPr/>
+          <w:p>
+            <w:pPr>
+              <w:pStyle w:val="Compact"/>
+              <w:jc w:val="right"/>
+            </w:pPr>
+            <w:r>
+              <w:t xml:space="preserve">—</w:t>
+            </w:r>
+          </w:p>
+        </w:tc>
+        <w:tc>
+          <w:tcPr/>
+          <w:p>
+            <w:pPr>
+              <w:pStyle w:val="Compact"/>
+              <w:jc w:val="left"/>
+            </w:pPr>
+            <w:r>
+              <w:t xml:space="preserve">A</w:t>
+            </w:r>
+          </w:p>
+        </w:tc>
+      </w:tr>
+    </w:tbl>
+    <w:p>
+      <w:pPr>
+        <w:pStyle w:val="BodyText"/>
+      </w:pPr>
+      <w:r>
+        <w:t xml:space="preserve">The TPS61023 generates the regulated 5 V rail from VIN.</w:t>
+      </w:r>
+    </w:p>
+    <w:p>
+      <w:pPr>
+        <w:pStyle w:val="BodyText"/>
+      </w:pPr>
+      <w:r>
+        <w:t xml:space="preserve">The converter current-limit specification refers to the</w:t>
+      </w:r>
+      <w:r>
+        <w:t xml:space="preserve"> </w:t>
+      </w:r>
+      <w:r>
+        <w:t xml:space="preserve">internal switching current and must not be interpreted</w:t>
+      </w:r>
+      <w:r>
+        <w:t xml:space="preserve"> </w:t>
+      </w:r>
+      <w:r>
+        <w:t xml:space="preserve">as the available module output current.</w:t>
+      </w:r>
+    </w:p>
+    <w:p>
+      <w:pPr>
+        <w:pStyle w:val="BodyText"/>
+      </w:pPr>
+      <w:r>
+        <w:t xml:space="preserve">The maximum external load on the 5 V rail has not been</w:t>
+      </w:r>
+      <w:r>
+        <w:t xml:space="preserve"> </w:t>
+      </w:r>
+      <w:r>
+        <w:t xml:space="preserve">independently characterized.</w:t>
+      </w:r>
+    </w:p>
+    <w:bookmarkEnd w:id="35"/>
+    <w:bookmarkStart w:id="36" w:name="ap2112k-3.3-3.3-v-linear-regulator"/>
+    <w:p>
+      <w:pPr>
+        <w:pStyle w:val="Heading4"/>
+      </w:pPr>
+      <w:r>
+        <w:t xml:space="preserve">AP2112K-3.3 — 3.3 V Linear Regulator</w:t>
+      </w:r>
+    </w:p>
+    <w:tbl>
+      <w:tblPr>
+        <w:tblStyle w:val="Table"/>
+        <w:tblW w:type="auto" w:w="0"/>
+        <w:tblLook w:firstRow="1" w:lastRow="0" w:firstColumn="0" w:lastColumn="0" w:noHBand="0" w:noVBand="0" w:val="0020"/>
+        <w:jc w:val="start"/>
+      </w:tblPr>
+      <w:tblGrid>
+        <w:gridCol w:w="1320"/>
+        <w:gridCol w:w="1320"/>
+        <w:gridCol w:w="1320"/>
+        <w:gridCol w:w="1320"/>
+        <w:gridCol w:w="1320"/>
+        <w:gridCol w:w="1320"/>
+      </w:tblGrid>
+      <w:tr>
+        <w:trPr>
+          <w:tblHeader w:val="true"/>
+        </w:trPr>
+        <w:tc>
+          <w:tcPr/>
+          <w:p>
+            <w:pPr>
+              <w:pStyle w:val="Compact"/>
+              <w:jc w:val="left"/>
+            </w:pPr>
+            <w:r>
+              <w:t xml:space="preserve">Symbol</w:t>
+            </w:r>
+          </w:p>
+        </w:tc>
+        <w:tc>
+          <w:tcPr/>
+          <w:p>
+            <w:pPr>
+              <w:pStyle w:val="Compact"/>
+              <w:jc w:val="left"/>
+            </w:pPr>
+            <w:r>
+              <w:t xml:space="preserve">Description</w:t>
+            </w:r>
+          </w:p>
+        </w:tc>
+        <w:tc>
+          <w:tcPr/>
+          <w:p>
+            <w:pPr>
+              <w:pStyle w:val="Compact"/>
+              <w:jc w:val="right"/>
+            </w:pPr>
+            <w:r>
+              <w:t xml:space="preserve">Min</w:t>
+            </w:r>
+          </w:p>
+        </w:tc>
+        <w:tc>
+          <w:tcPr/>
+          <w:p>
+            <w:pPr>
+              <w:pStyle w:val="Compact"/>
+              <w:jc w:val="right"/>
+            </w:pPr>
+            <w:r>
+              <w:t xml:space="preserve">Typ</w:t>
+            </w:r>
+          </w:p>
+        </w:tc>
+        <w:tc>
+          <w:tcPr/>
+          <w:p>
+            <w:pPr>
+              <w:pStyle w:val="Compact"/>
+              <w:jc w:val="right"/>
+            </w:pPr>
+            <w:r>
+              <w:t xml:space="preserve">Max</w:t>
+            </w:r>
+          </w:p>
+        </w:tc>
+        <w:tc>
+          <w:tcPr/>
+          <w:p>
+            <w:pPr>
+              <w:pStyle w:val="Compact"/>
+              <w:jc w:val="left"/>
+            </w:pPr>
+            <w:r>
+              <w:t xml:space="preserve">Unit</w:t>
+            </w:r>
+          </w:p>
+        </w:tc>
+      </w:tr>
+      <w:tr>
+        <w:tc>
+          <w:tcPr/>
+          <w:p>
+            <w:pPr>
+              <w:pStyle w:val="Compact"/>
+              <w:jc w:val="left"/>
+            </w:pPr>
+            <w:r>
+              <w:t xml:space="preserve">VIN(LDO)</w:t>
+            </w:r>
+          </w:p>
+        </w:tc>
+        <w:tc>
+          <w:tcPr/>
+          <w:p>
+            <w:pPr>
+              <w:pStyle w:val="Compact"/>
+              <w:jc w:val="left"/>
+            </w:pPr>
+            <w:r>
+              <w:t xml:space="preserve">Regulator input voltage, nominal</w:t>
+            </w:r>
+          </w:p>
+        </w:tc>
+        <w:tc>
+          <w:tcPr/>
+          <w:p>
+            <w:pPr>
+              <w:pStyle w:val="Compact"/>
+              <w:jc w:val="right"/>
+            </w:pPr>
+            <w:r>
+              <w:t xml:space="preserve">—</w:t>
+            </w:r>
+          </w:p>
+        </w:tc>
+        <w:tc>
+          <w:tcPr/>
+          <w:p>
+            <w:pPr>
+              <w:pStyle w:val="Compact"/>
+              <w:jc w:val="right"/>
+            </w:pPr>
+            <w:r>
+              <w:t xml:space="preserve">5.0</w:t>
+            </w:r>
+          </w:p>
+        </w:tc>
+        <w:tc>
+          <w:tcPr/>
+          <w:p>
+            <w:pPr>
+              <w:pStyle w:val="Compact"/>
+              <w:jc w:val="right"/>
+            </w:pPr>
+            <w:r>
+              <w:t xml:space="preserve">—</w:t>
+            </w:r>
+          </w:p>
+        </w:tc>
+        <w:tc>
+          <w:tcPr/>
+          <w:p>
+            <w:pPr>
+              <w:pStyle w:val="Compact"/>
+              <w:jc w:val="left"/>
+            </w:pPr>
+            <w:r>
               <w:t xml:space="preserve">V</w:t>
             </w:r>
           </w:p>
@@ -2326,19 +3793,19 @@
               <w:jc w:val="left"/>
             </w:pPr>
             <w:r>
-              <w:t xml:space="preserve">VOL</w:t>
-            </w:r>
-          </w:p>
-        </w:tc>
-        <w:tc>
-          <w:tcPr/>
-          <w:p>
-            <w:pPr>
-              <w:pStyle w:val="Compact"/>
-              <w:jc w:val="left"/>
-            </w:pPr>
-            <w:r>
-              <w:t xml:space="preserve">CRX low-level output voltage at 2 mA</w:t>
+              <w:t xml:space="preserve">VOUT</w:t>
+            </w:r>
+          </w:p>
+        </w:tc>
+        <w:tc>
+          <w:tcPr/>
+          <w:p>
+            <w:pPr>
+              <w:pStyle w:val="Compact"/>
+              <w:jc w:val="left"/>
+            </w:pPr>
+            <w:r>
+              <w:t xml:space="preserve">Fixed regulated output voltage, nominal</w:t>
             </w:r>
           </w:p>
         </w:tc>
@@ -2362,6 +3829,18 @@
               <w:jc w:val="right"/>
             </w:pPr>
             <w:r>
+              <w:t xml:space="preserve">3.3</w:t>
+            </w:r>
+          </w:p>
+        </w:tc>
+        <w:tc>
+          <w:tcPr/>
+          <w:p>
+            <w:pPr>
+              <w:pStyle w:val="Compact"/>
+              <w:jc w:val="right"/>
+            </w:pPr>
+            <w:r>
               <w:t xml:space="preserve">—</w:t>
             </w:r>
           </w:p>
@@ -2371,18 +3850,6 @@
           <w:p>
             <w:pPr>
               <w:pStyle w:val="Compact"/>
-              <w:jc w:val="right"/>
-            </w:pPr>
-            <w:r>
-              <w:t xml:space="preserve">0.2 × VIO</w:t>
-            </w:r>
-          </w:p>
-        </w:tc>
-        <w:tc>
-          <w:tcPr/>
-          <w:p>
-            <w:pPr>
-              <w:pStyle w:val="Compact"/>
               <w:jc w:val="left"/>
             </w:pPr>
             <w:r>
@@ -2400,31 +3867,19 @@
               <w:jc w:val="left"/>
             </w:pPr>
             <w:r>
-              <w:t xml:space="preserve">VO(DOM), CANH</w:t>
-            </w:r>
-          </w:p>
-        </w:tc>
-        <w:tc>
-          <w:tcPr/>
-          <w:p>
-            <w:pPr>
-              <w:pStyle w:val="Compact"/>
-              <w:jc w:val="left"/>
-            </w:pPr>
-            <w:r>
-              <w:t xml:space="preserve">Dominant CANH output voltage</w:t>
-            </w:r>
-          </w:p>
-        </w:tc>
-        <w:tc>
-          <w:tcPr/>
-          <w:p>
-            <w:pPr>
-              <w:pStyle w:val="Compact"/>
-              <w:jc w:val="right"/>
-            </w:pPr>
-            <w:r>
-              <w:t xml:space="preserve">2.75</w:t>
+              <w:t xml:space="preserve">IOUT</w:t>
+            </w:r>
+          </w:p>
+        </w:tc>
+        <w:tc>
+          <w:tcPr/>
+          <w:p>
+            <w:pPr>
+              <w:pStyle w:val="Compact"/>
+              <w:jc w:val="left"/>
+            </w:pPr>
+            <w:r>
+              <w:t xml:space="preserve">Rated regulator output-current capability</w:t>
             </w:r>
           </w:p>
         </w:tc>
@@ -2448,68 +3903,6 @@
               <w:jc w:val="right"/>
             </w:pPr>
             <w:r>
-              <w:t xml:space="preserve">4.5</w:t>
-            </w:r>
-          </w:p>
-        </w:tc>
-        <w:tc>
-          <w:tcPr/>
-          <w:p>
-            <w:pPr>
-              <w:pStyle w:val="Compact"/>
-              <w:jc w:val="left"/>
-            </w:pPr>
-            <w:r>
-              <w:t xml:space="preserve">V</w:t>
-            </w:r>
-          </w:p>
-        </w:tc>
-      </w:tr>
-      <w:tr>
-        <w:tc>
-          <w:tcPr/>
-          <w:p>
-            <w:pPr>
-              <w:pStyle w:val="Compact"/>
-              <w:jc w:val="left"/>
-            </w:pPr>
-            <w:r>
-              <w:t xml:space="preserve">VO(DOM), CANL</w:t>
-            </w:r>
-          </w:p>
-        </w:tc>
-        <w:tc>
-          <w:tcPr/>
-          <w:p>
-            <w:pPr>
-              <w:pStyle w:val="Compact"/>
-              <w:jc w:val="left"/>
-            </w:pPr>
-            <w:r>
-              <w:t xml:space="preserve">Dominant CANL output voltage</w:t>
-            </w:r>
-          </w:p>
-        </w:tc>
-        <w:tc>
-          <w:tcPr/>
-          <w:p>
-            <w:pPr>
-              <w:pStyle w:val="Compact"/>
-              <w:jc w:val="right"/>
-            </w:pPr>
-            <w:r>
-              <w:t xml:space="preserve">0.5</w:t>
-            </w:r>
-          </w:p>
-        </w:tc>
-        <w:tc>
-          <w:tcPr/>
-          <w:p>
-            <w:pPr>
-              <w:pStyle w:val="Compact"/>
-              <w:jc w:val="right"/>
-            </w:pPr>
-            <w:r>
               <w:t xml:space="preserve">—</w:t>
             </w:r>
           </w:p>
@@ -2522,57 +3915,131 @@
               <w:jc w:val="right"/>
             </w:pPr>
             <w:r>
-              <w:t xml:space="preserve">2.25</w:t>
-            </w:r>
-          </w:p>
-        </w:tc>
-        <w:tc>
-          <w:tcPr/>
-          <w:p>
-            <w:pPr>
-              <w:pStyle w:val="Compact"/>
-              <w:jc w:val="left"/>
-            </w:pPr>
-            <w:r>
-              <w:t xml:space="preserve">V</w:t>
-            </w:r>
-          </w:p>
-        </w:tc>
-      </w:tr>
-      <w:tr>
-        <w:tc>
-          <w:tcPr/>
-          <w:p>
-            <w:pPr>
-              <w:pStyle w:val="Compact"/>
-              <w:jc w:val="left"/>
-            </w:pPr>
-            <w:r>
-              <w:t xml:space="preserve">VOD(DOM)</w:t>
-            </w:r>
-          </w:p>
-        </w:tc>
-        <w:tc>
-          <w:tcPr/>
-          <w:p>
-            <w:pPr>
-              <w:pStyle w:val="Compact"/>
-              <w:jc w:val="left"/>
-            </w:pPr>
-            <w:r>
-              <w:t xml:space="preserve">Dominant differential output, 50–65 Ω load</w:t>
-            </w:r>
-          </w:p>
-        </w:tc>
-        <w:tc>
-          <w:tcPr/>
-          <w:p>
-            <w:pPr>
-              <w:pStyle w:val="Compact"/>
-              <w:jc w:val="right"/>
-            </w:pPr>
-            <w:r>
-              <w:t xml:space="preserve">1.5</w:t>
+              <w:t xml:space="preserve">600</w:t>
+            </w:r>
+          </w:p>
+        </w:tc>
+        <w:tc>
+          <w:tcPr/>
+          <w:p>
+            <w:pPr>
+              <w:pStyle w:val="Compact"/>
+              <w:jc w:val="left"/>
+            </w:pPr>
+            <w:r>
+              <w:t xml:space="preserve">mA</w:t>
+            </w:r>
+          </w:p>
+        </w:tc>
+      </w:tr>
+      <w:tr>
+        <w:tc>
+          <w:tcPr/>
+          <w:p>
+            <w:pPr>
+              <w:pStyle w:val="Compact"/>
+              <w:jc w:val="left"/>
+            </w:pPr>
+            <w:r>
+              <w:t xml:space="preserve">VDROP</w:t>
+            </w:r>
+          </w:p>
+        </w:tc>
+        <w:tc>
+          <w:tcPr/>
+          <w:p>
+            <w:pPr>
+              <w:pStyle w:val="Compact"/>
+              <w:jc w:val="left"/>
+            </w:pPr>
+            <w:r>
+              <w:t xml:space="preserve">Dropout voltage</w:t>
+            </w:r>
+          </w:p>
+        </w:tc>
+        <w:tc>
+          <w:tcPr/>
+          <w:p>
+            <w:pPr>
+              <w:pStyle w:val="Compact"/>
+              <w:jc w:val="right"/>
+            </w:pPr>
+            <w:r>
+              <w:t xml:space="preserve">TBD</w:t>
+            </w:r>
+          </w:p>
+        </w:tc>
+        <w:tc>
+          <w:tcPr/>
+          <w:p>
+            <w:pPr>
+              <w:pStyle w:val="Compact"/>
+              <w:jc w:val="right"/>
+            </w:pPr>
+            <w:r>
+              <w:t xml:space="preserve">TBD</w:t>
+            </w:r>
+          </w:p>
+        </w:tc>
+        <w:tc>
+          <w:tcPr/>
+          <w:p>
+            <w:pPr>
+              <w:pStyle w:val="Compact"/>
+              <w:jc w:val="right"/>
+            </w:pPr>
+            <w:r>
+              <w:t xml:space="preserve">TBD</w:t>
+            </w:r>
+          </w:p>
+        </w:tc>
+        <w:tc>
+          <w:tcPr/>
+          <w:p>
+            <w:pPr>
+              <w:pStyle w:val="Compact"/>
+              <w:jc w:val="left"/>
+            </w:pPr>
+            <w:r>
+              <w:t xml:space="preserve">mV</w:t>
+            </w:r>
+          </w:p>
+        </w:tc>
+      </w:tr>
+      <w:tr>
+        <w:tc>
+          <w:tcPr/>
+          <w:p>
+            <w:pPr>
+              <w:pStyle w:val="Compact"/>
+              <w:jc w:val="left"/>
+            </w:pPr>
+            <w:r>
+              <w:t xml:space="preserve">TA</w:t>
+            </w:r>
+          </w:p>
+        </w:tc>
+        <w:tc>
+          <w:tcPr/>
+          <w:p>
+            <w:pPr>
+              <w:pStyle w:val="Compact"/>
+              <w:jc w:val="left"/>
+            </w:pPr>
+            <w:r>
+              <w:t xml:space="preserve">Regulator operating temperature</w:t>
+            </w:r>
+          </w:p>
+        </w:tc>
+        <w:tc>
+          <w:tcPr/>
+          <w:p>
+            <w:pPr>
+              <w:pStyle w:val="Compact"/>
+              <w:jc w:val="right"/>
+            </w:pPr>
+            <w:r>
+              <w:t xml:space="preserve">TBD</w:t>
             </w:r>
           </w:p>
         </w:tc>
@@ -2596,180 +4063,101 @@
               <w:jc w:val="right"/>
             </w:pPr>
             <w:r>
-              <w:t xml:space="preserve">3.0</w:t>
-            </w:r>
-          </w:p>
-        </w:tc>
-        <w:tc>
-          <w:tcPr/>
-          <w:p>
-            <w:pPr>
-              <w:pStyle w:val="Compact"/>
-              <w:jc w:val="left"/>
-            </w:pPr>
-            <w:r>
-              <w:t xml:space="preserve">V</w:t>
-            </w:r>
-          </w:p>
-        </w:tc>
-      </w:tr>
-      <w:tr>
-        <w:tc>
-          <w:tcPr/>
-          <w:p>
-            <w:pPr>
-              <w:pStyle w:val="Compact"/>
-              <w:jc w:val="left"/>
-            </w:pPr>
-            <w:r>
-              <w:t xml:space="preserve">VCM</w:t>
-            </w:r>
-          </w:p>
-        </w:tc>
-        <w:tc>
-          <w:tcPr/>
-          <w:p>
-            <w:pPr>
-              <w:pStyle w:val="Compact"/>
-              <w:jc w:val="left"/>
-            </w:pPr>
-            <w:r>
-              <w:t xml:space="preserve">Receiver common-mode range</w:t>
-            </w:r>
-          </w:p>
-        </w:tc>
-        <w:tc>
-          <w:tcPr/>
-          <w:p>
-            <w:pPr>
-              <w:pStyle w:val="Compact"/>
-              <w:jc w:val="right"/>
-            </w:pPr>
-            <w:r>
-              <w:t xml:space="preserve">−30</w:t>
-            </w:r>
-          </w:p>
-        </w:tc>
-        <w:tc>
-          <w:tcPr/>
-          <w:p>
-            <w:pPr>
-              <w:pStyle w:val="Compact"/>
-              <w:jc w:val="right"/>
-            </w:pPr>
-            <w:r>
-              <w:t xml:space="preserve">—</w:t>
-            </w:r>
-          </w:p>
-        </w:tc>
-        <w:tc>
-          <w:tcPr/>
-          <w:p>
-            <w:pPr>
-              <w:pStyle w:val="Compact"/>
-              <w:jc w:val="right"/>
-            </w:pPr>
-            <w:r>
-              <w:t xml:space="preserve">30</w:t>
-            </w:r>
-          </w:p>
-        </w:tc>
-        <w:tc>
-          <w:tcPr/>
-          <w:p>
-            <w:pPr>
-              <w:pStyle w:val="Compact"/>
-              <w:jc w:val="left"/>
-            </w:pPr>
-            <w:r>
-              <w:t xml:space="preserve">V</w:t>
-            </w:r>
-          </w:p>
-        </w:tc>
-      </w:tr>
-      <w:tr>
-        <w:tc>
-          <w:tcPr/>
-          <w:p>
-            <w:pPr>
-              <w:pStyle w:val="Compact"/>
-              <w:jc w:val="left"/>
-            </w:pPr>
-            <w:r>
-              <w:t xml:space="preserve">tPROP(LOOP)</w:t>
-            </w:r>
-          </w:p>
-        </w:tc>
-        <w:tc>
-          <w:tcPr/>
-          <w:p>
-            <w:pPr>
-              <w:pStyle w:val="Compact"/>
-              <w:jc w:val="left"/>
-            </w:pPr>
-            <w:r>
-              <w:t xml:space="preserve">Total loop delay</w:t>
-            </w:r>
-          </w:p>
-        </w:tc>
-        <w:tc>
-          <w:tcPr/>
-          <w:p>
-            <w:pPr>
-              <w:pStyle w:val="Compact"/>
-              <w:jc w:val="right"/>
-            </w:pPr>
-            <w:r>
-              <w:t xml:space="preserve">—</w:t>
-            </w:r>
-          </w:p>
-        </w:tc>
-        <w:tc>
-          <w:tcPr/>
-          <w:p>
-            <w:pPr>
-              <w:pStyle w:val="Compact"/>
-              <w:jc w:val="right"/>
-            </w:pPr>
-            <w:r>
-              <w:t xml:space="preserve">100 / 110</w:t>
-            </w:r>
-          </w:p>
-        </w:tc>
-        <w:tc>
-          <w:tcPr/>
-          <w:p>
-            <w:pPr>
-              <w:pStyle w:val="Compact"/>
-              <w:jc w:val="right"/>
-            </w:pPr>
-            <w:r>
-              <w:t xml:space="preserve">160 / 175</w:t>
-            </w:r>
-          </w:p>
-        </w:tc>
-        <w:tc>
-          <w:tcPr/>
-          <w:p>
-            <w:pPr>
-              <w:pStyle w:val="Compact"/>
-              <w:jc w:val="left"/>
-            </w:pPr>
-            <w:r>
-              <w:t xml:space="preserve">ns</w:t>
+              <w:t xml:space="preserve">TBD</w:t>
+            </w:r>
+          </w:p>
+        </w:tc>
+        <w:tc>
+          <w:tcPr/>
+          <w:p>
+            <w:pPr>
+              <w:pStyle w:val="Compact"/>
+              <w:jc w:val="left"/>
+            </w:pPr>
+            <w:r>
+              <w:t xml:space="preserve">°C</w:t>
             </w:r>
           </w:p>
         </w:tc>
       </w:tr>
     </w:tbl>
-    <w:bookmarkEnd w:id="34"/>
-    <w:bookmarkStart w:id="35" w:name="absolute-maximum-ratings"/>
+    <w:p>
+      <w:pPr>
+        <w:pStyle w:val="BodyText"/>
+      </w:pPr>
+      <w:r>
+        <w:t xml:space="preserve">The AP2112K-3.3 generates the module’s 3.3 V rail from</w:t>
+      </w:r>
+      <w:r>
+        <w:t xml:space="preserve"> </w:t>
+      </w:r>
+      <w:r>
+        <w:t xml:space="preserve">the regulated 5 V supply.</w:t>
+      </w:r>
+    </w:p>
+    <w:p>
+      <w:pPr>
+        <w:pStyle w:val="BodyText"/>
+      </w:pPr>
+      <w:r>
+        <w:t xml:space="preserve">The 600 mA rating represents the regulator IC capability,</w:t>
+      </w:r>
+      <w:r>
+        <w:t xml:space="preserve"> </w:t>
+      </w:r>
+      <w:r>
+        <w:t xml:space="preserve">not the guaranteed external current available from the</w:t>
+      </w:r>
+      <w:r>
+        <w:t xml:space="preserve"> </w:t>
+      </w:r>
+      <w:r>
+        <w:t xml:space="preserve">assembled module.</w:t>
+      </w:r>
+    </w:p>
+    <w:p>
+      <w:pPr>
+        <w:pStyle w:val="BodyText"/>
+      </w:pPr>
+      <w:r>
+        <w:t xml:space="preserve">Available output current depends on regulator thermal</w:t>
+      </w:r>
+      <w:r>
+        <w:t xml:space="preserve"> </w:t>
+      </w:r>
+      <w:r>
+        <w:t xml:space="preserve">dissipation, PCB layout, input voltage, and total module</w:t>
+      </w:r>
+      <w:r>
+        <w:t xml:space="preserve"> </w:t>
+      </w:r>
+      <w:r>
+        <w:t xml:space="preserve">power consumption.</w:t>
+      </w:r>
+    </w:p>
+    <w:p>
+      <w:pPr>
+        <w:pStyle w:val="BodyText"/>
+      </w:pPr>
+      <w:r>
+        <w:t xml:space="preserve">Dropout voltage and operating-temperature limits require</w:t>
+      </w:r>
+      <w:r>
+        <w:t xml:space="preserve"> </w:t>
+      </w:r>
+      <w:r>
+        <w:t xml:space="preserve">confirmation against the exact AP2112K manufacturer datasheet.</w:t>
+      </w:r>
+    </w:p>
+    <w:bookmarkEnd w:id="36"/>
+    <w:bookmarkEnd w:id="37"/>
+    <w:bookmarkStart w:id="40" w:name="absolute-maximum-ratings"/>
     <w:p>
       <w:pPr>
         <w:pStyle w:val="Heading3"/>
       </w:pPr>
       <w:r>
-        <w:t xml:space="preserve">2.3 Absolute Maximum Ratings</w:t>
+        <w:t xml:space="preserve">2.4 Absolute Maximum Ratings</w:t>
       </w:r>
     </w:p>
     <w:p>
@@ -2777,7 +4165,22 @@
         <w:pStyle w:val="FirstParagraph"/>
       </w:pPr>
       <w:r>
-        <w:t xml:space="preserve">Absolute maximum ratings are stress limits, not normal operating conditions.</w:t>
+        <w:t xml:space="preserve">Absolute maximum ratings are stress limits, not normal</w:t>
+      </w:r>
+      <w:r>
+        <w:t xml:space="preserve"> </w:t>
+      </w:r>
+      <w:r>
+        <w:t xml:space="preserve">operating conditions.</w:t>
+      </w:r>
+    </w:p>
+    <w:bookmarkStart w:id="38" w:name="tcan1051hvd-can-transceiver"/>
+    <w:p>
+      <w:pPr>
+        <w:pStyle w:val="Heading4"/>
+      </w:pPr>
+      <w:r>
+        <w:t xml:space="preserve">TCAN1051HVD — CAN Transceiver</w:t>
       </w:r>
     </w:p>
     <w:tbl>
@@ -3299,12 +4702,217 @@
         <w:pStyle w:val="BodyText"/>
       </w:pPr>
       <w:r>
-        <w:t xml:space="preserve">Do not apply the ±70 V bus-fault rating to VIN, CTX, CRX, EN, VIO, 3V3, or 5V.</w:t>
-      </w:r>
-    </w:p>
-    <w:bookmarkEnd w:id="35"/>
-    <w:bookmarkEnd w:id="36"/>
-    <w:bookmarkStart w:id="41" w:name="functional-overview"/>
+        <w:t xml:space="preserve">The ±70 V bus-fault rating applies only to the specified</w:t>
+      </w:r>
+      <w:r>
+        <w:t xml:space="preserve"> </w:t>
+      </w:r>
+      <w:r>
+        <w:t xml:space="preserve">CAN bus pins and must not be applied to VIN, CTX, CRX,</w:t>
+      </w:r>
+      <w:r>
+        <w:t xml:space="preserve"> </w:t>
+      </w:r>
+      <w:r>
+        <w:t xml:space="preserve">EN, VIO, 3V3, or 5V.</w:t>
+      </w:r>
+    </w:p>
+    <w:bookmarkEnd w:id="38"/>
+    <w:bookmarkStart w:id="39" w:name="power-regulators"/>
+    <w:p>
+      <w:pPr>
+        <w:pStyle w:val="Heading4"/>
+      </w:pPr>
+      <w:r>
+        <w:t xml:space="preserve">Power Regulators</w:t>
+      </w:r>
+    </w:p>
+    <w:p>
+      <w:pPr>
+        <w:pStyle w:val="FirstParagraph"/>
+      </w:pPr>
+      <w:r>
+        <w:t xml:space="preserve">The TPS61023 and AP2112K-3.3 have independent absolute</w:t>
+      </w:r>
+      <w:r>
+        <w:t xml:space="preserve"> </w:t>
+      </w:r>
+      <w:r>
+        <w:t xml:space="preserve">maximum ratings defined by their respective manufacturers.</w:t>
+      </w:r>
+    </w:p>
+    <w:p>
+      <w:pPr>
+        <w:pStyle w:val="BodyText"/>
+      </w:pPr>
+      <w:r>
+        <w:t xml:space="preserve">Their absolute maximum input, output, and temperature</w:t>
+      </w:r>
+      <w:r>
+        <w:t xml:space="preserve"> </w:t>
+      </w:r>
+      <w:r>
+        <w:t xml:space="preserve">ratings must not be interpreted as the operating limits</w:t>
+      </w:r>
+      <w:r>
+        <w:t xml:space="preserve"> </w:t>
+      </w:r>
+      <w:r>
+        <w:t xml:space="preserve">of the complete UE0085 module.</w:t>
+      </w:r>
+    </w:p>
+    <w:bookmarkEnd w:id="39"/>
+    <w:bookmarkEnd w:id="40"/>
+    <w:bookmarkStart w:id="41" w:name="module-power-and-thermal-considerations"/>
+    <w:p>
+      <w:pPr>
+        <w:pStyle w:val="Heading3"/>
+      </w:pPr>
+      <w:r>
+        <w:t xml:space="preserve">2.5 Module Power and Thermal Considerations</w:t>
+      </w:r>
+    </w:p>
+    <w:p>
+      <w:pPr>
+        <w:pStyle w:val="FirstParagraph"/>
+      </w:pPr>
+      <w:r>
+        <w:t xml:space="preserve">The module uses the following power architecture:</w:t>
+      </w:r>
+    </w:p>
+    <w:p>
+      <w:pPr>
+        <w:numPr>
+          <w:ilvl w:val="0"/>
+          <w:numId w:val="1013"/>
+        </w:numPr>
+        <w:pStyle w:val="Compact"/>
+      </w:pPr>
+      <w:r>
+        <w:t xml:space="preserve">VIN supplies the TPS61023 boost converter.</w:t>
+      </w:r>
+    </w:p>
+    <w:p>
+      <w:pPr>
+        <w:numPr>
+          <w:ilvl w:val="0"/>
+          <w:numId w:val="1013"/>
+        </w:numPr>
+        <w:pStyle w:val="Compact"/>
+      </w:pPr>
+      <w:r>
+        <w:t xml:space="preserve">TPS61023 generates the regulated 5 V rail.</w:t>
+      </w:r>
+    </w:p>
+    <w:p>
+      <w:pPr>
+        <w:numPr>
+          <w:ilvl w:val="0"/>
+          <w:numId w:val="1013"/>
+        </w:numPr>
+        <w:pStyle w:val="Compact"/>
+      </w:pPr>
+      <w:r>
+        <w:t xml:space="preserve">AP2112K-3.3 generates the 3.3 V rail from 5 V.</w:t>
+      </w:r>
+    </w:p>
+    <w:p>
+      <w:pPr>
+        <w:numPr>
+          <w:ilvl w:val="0"/>
+          <w:numId w:val="1013"/>
+        </w:numPr>
+        <w:pStyle w:val="Compact"/>
+      </w:pPr>
+      <w:r>
+        <w:t xml:space="preserve">TCAN1051HVD operates from the regulated 5 V supply.</w:t>
+      </w:r>
+    </w:p>
+    <w:p>
+      <w:pPr>
+        <w:numPr>
+          <w:ilvl w:val="0"/>
+          <w:numId w:val="1013"/>
+        </w:numPr>
+        <w:pStyle w:val="Compact"/>
+      </w:pPr>
+      <w:r>
+        <w:t xml:space="preserve">VIO selects either the 3.3 V or 5 V logic rail.</w:t>
+      </w:r>
+    </w:p>
+    <w:p>
+      <w:pPr>
+        <w:numPr>
+          <w:ilvl w:val="0"/>
+          <w:numId w:val="1013"/>
+        </w:numPr>
+        <w:pStyle w:val="Compact"/>
+      </w:pPr>
+      <w:r>
+        <w:t xml:space="preserve">Both regulated rails are accessible through the module headers.</w:t>
+      </w:r>
+    </w:p>
+    <w:p>
+      <w:pPr>
+        <w:pStyle w:val="FirstParagraph"/>
+      </w:pPr>
+      <w:r>
+        <w:t xml:space="preserve">The AP2112K power dissipation can be estimated as:</w:t>
+      </w:r>
+    </w:p>
+    <w:p>
+      <w:pPr>
+        <w:pStyle w:val="BodyText"/>
+      </w:pPr>
+      <w:r>
+        <w:t xml:space="preserve">P_D ≈ (VIN(LDO) − VOUT) × IOUT</w:t>
+      </w:r>
+    </w:p>
+    <w:p>
+      <w:pPr>
+        <w:pStyle w:val="BodyText"/>
+      </w:pPr>
+      <w:r>
+        <w:t xml:space="preserve">At a 5 V regulator input and 3.3 V output, the voltage</w:t>
+      </w:r>
+      <w:r>
+        <w:t xml:space="preserve"> </w:t>
+      </w:r>
+      <w:r>
+        <w:t xml:space="preserve">difference is approximately 1.7 V.</w:t>
+      </w:r>
+    </w:p>
+    <w:p>
+      <w:pPr>
+        <w:pStyle w:val="BodyText"/>
+      </w:pPr>
+      <w:r>
+        <w:t xml:space="preserve">The available external current on the 3.3 V and 5 V rails</w:t>
+      </w:r>
+      <w:r>
+        <w:t xml:space="preserve"> </w:t>
+      </w:r>
+      <w:r>
+        <w:t xml:space="preserve">has not been independently qualified.</w:t>
+      </w:r>
+    </w:p>
+    <w:p>
+      <w:pPr>
+        <w:pStyle w:val="BodyText"/>
+      </w:pPr>
+      <w:r>
+        <w:t xml:space="preserve">Do not exceed the thermal, electrical, or current limits</w:t>
+      </w:r>
+      <w:r>
+        <w:t xml:space="preserve"> </w:t>
+      </w:r>
+      <w:r>
+        <w:t xml:space="preserve">of any individual component.</w:t>
+      </w:r>
+    </w:p>
+    <w:bookmarkEnd w:id="41"/>
+    <w:bookmarkEnd w:id="42"/>
+    <w:bookmarkStart w:id="47" w:name="functional-overview"/>
     <w:p>
       <w:pPr>
         <w:pStyle w:val="Heading2"/>
@@ -3313,7 +4921,7 @@
         <w:t xml:space="preserve">3 Functional Overview</w:t>
       </w:r>
     </w:p>
-    <w:bookmarkStart w:id="37" w:name="signal-path"/>
+    <w:bookmarkStart w:id="43" w:name="signal-path"/>
     <w:p>
       <w:pPr>
         <w:pStyle w:val="Heading3"/>
@@ -3382,8 +4990,8 @@
         <w:t xml:space="preserve">unpowered.</w:t>
       </w:r>
     </w:p>
-    <w:bookmarkEnd w:id="37"/>
-    <w:bookmarkStart w:id="38" w:name="power-architecture"/>
+    <w:bookmarkEnd w:id="43"/>
+    <w:bookmarkStart w:id="44" w:name="power-architecture"/>
     <w:p>
       <w:pPr>
         <w:pStyle w:val="Heading3"/>
@@ -3541,8 +5149,8 @@
         <w:t xml:space="preserve">normal use; driving EN LOW disables the generated supply rails and transceiver.</w:t>
       </w:r>
     </w:p>
-    <w:bookmarkEnd w:id="38"/>
-    <w:bookmarkStart w:id="39" w:name="bus-termination"/>
+    <w:bookmarkEnd w:id="44"/>
+    <w:bookmarkStart w:id="45" w:name="bus-termination"/>
     <w:p>
       <w:pPr>
         <w:pStyle w:val="Heading3"/>
@@ -3607,8 +5215,8 @@
         <w:t xml:space="preserve">CANL with power removed). Leave the selector open at intermediate nodes.</w:t>
       </w:r>
     </w:p>
-    <w:bookmarkEnd w:id="39"/>
-    <w:bookmarkStart w:id="40" w:name="bus-protection"/>
+    <w:bookmarkEnd w:id="45"/>
+    <w:bookmarkStart w:id="46" w:name="bus-protection"/>
     <w:p>
       <w:pPr>
         <w:pStyle w:val="Heading3"/>
@@ -3643,9 +5251,9 @@
         <w:t xml:space="preserve">correct grounding, cabling, termination, or system-level surge design.</w:t>
       </w:r>
     </w:p>
-    <w:bookmarkEnd w:id="40"/>
-    <w:bookmarkEnd w:id="41"/>
-    <w:bookmarkStart w:id="48" w:name="connectors-and-pinouts"/>
+    <w:bookmarkEnd w:id="46"/>
+    <w:bookmarkEnd w:id="47"/>
+    <w:bookmarkStart w:id="54" w:name="connectors-and-pinouts"/>
     <w:p>
       <w:pPr>
         <w:pStyle w:val="Heading2"/>
@@ -3654,7 +5262,7 @@
         <w:t xml:space="preserve">4 Connectors and Pinouts</w:t>
       </w:r>
     </w:p>
-    <w:bookmarkStart w:id="42" w:name="signal-reference"/>
+    <w:bookmarkStart w:id="48" w:name="signal-reference"/>
     <w:p>
       <w:pPr>
         <w:pStyle w:val="Heading3"/>
@@ -4097,8 +5705,8 @@
         </w:tc>
       </w:tr>
     </w:tbl>
-    <w:bookmarkEnd w:id="42"/>
-    <w:bookmarkStart w:id="43" w:name="j1-controller-connector"/>
+    <w:bookmarkEnd w:id="48"/>
+    <w:bookmarkStart w:id="49" w:name="j1-controller-connector"/>
     <w:p>
       <w:pPr>
         <w:pStyle w:val="Heading3"/>
@@ -4266,8 +5874,8 @@
         </w:tc>
       </w:tr>
     </w:tbl>
-    <w:bookmarkEnd w:id="43"/>
-    <w:bookmarkStart w:id="44" w:name="j2-can-bus-terminal"/>
+    <w:bookmarkEnd w:id="49"/>
+    <w:bookmarkStart w:id="50" w:name="j2-can-bus-terminal"/>
     <w:p>
       <w:pPr>
         <w:pStyle w:val="Heading3"/>
@@ -4406,8 +6014,8 @@
         </w:tc>
       </w:tr>
     </w:tbl>
-    <w:bookmarkEnd w:id="44"/>
-    <w:bookmarkStart w:id="47" w:name="castellated-headers"/>
+    <w:bookmarkEnd w:id="50"/>
+    <w:bookmarkStart w:id="53" w:name="castellated-headers"/>
     <w:p>
       <w:pPr>
         <w:pStyle w:val="Heading3"/>
@@ -4445,12 +6053,12 @@
           <wp:inline>
             <wp:extent cx="3657600" cy="2057400"/>
             <wp:effectExtent b="0" l="0" r="0" t="0"/>
-            <wp:docPr descr="" title="" id="45" name="Picture"/>
+            <wp:docPr descr="" title="" id="51" name="Picture"/>
             <a:graphic>
               <a:graphicData uri="http://schemas.openxmlformats.org/drawingml/2006/picture">
                 <pic:pic>
                   <pic:nvPicPr>
-                    <pic:cNvPr descr="hardware/resources/unit_top_v_1_0_ue0085_TCAN1051HVD.png" id="46" name="Picture"/>
+                    <pic:cNvPr descr="hardware/resources/unit_top_v_1_0_ue0085_TCAN1051HVD.png" id="52" name="Picture"/>
                     <pic:cNvPicPr>
                       <a:picLocks noChangeArrowheads="1" noChangeAspect="1"/>
                     </pic:cNvPicPr>
@@ -4483,9 +6091,9 @@
         </w:drawing>
       </w:r>
     </w:p>
-    <w:bookmarkEnd w:id="47"/>
-    <w:bookmarkEnd w:id="48"/>
-    <w:bookmarkStart w:id="54" w:name="board-operation"/>
+    <w:bookmarkEnd w:id="53"/>
+    <w:bookmarkEnd w:id="54"/>
+    <w:bookmarkStart w:id="60" w:name="board-operation"/>
     <w:p>
       <w:pPr>
         <w:pStyle w:val="Heading2"/>
@@ -4494,7 +6102,7 @@
         <w:t xml:space="preserve">5 Board Operation</w:t>
       </w:r>
     </w:p>
-    <w:bookmarkStart w:id="49" w:name="before-connecting-the-module"/>
+    <w:bookmarkStart w:id="55" w:name="before-connecting-the-module"/>
     <w:p>
       <w:pPr>
         <w:pStyle w:val="Heading3"/>
@@ -4507,7 +6115,7 @@
       <w:pPr>
         <w:numPr>
           <w:ilvl w:val="0"/>
-          <w:numId w:val="1013"/>
+          <w:numId w:val="1014"/>
         </w:numPr>
         <w:pStyle w:val="Compact"/>
       </w:pPr>
@@ -4519,7 +6127,7 @@
       <w:pPr>
         <w:numPr>
           <w:ilvl w:val="0"/>
-          <w:numId w:val="1013"/>
+          <w:numId w:val="1014"/>
         </w:numPr>
         <w:pStyle w:val="Compact"/>
       </w:pPr>
@@ -4531,7 +6139,7 @@
       <w:pPr>
         <w:numPr>
           <w:ilvl w:val="0"/>
-          <w:numId w:val="1013"/>
+          <w:numId w:val="1014"/>
         </w:numPr>
         <w:pStyle w:val="Compact"/>
       </w:pPr>
@@ -4549,7 +6157,7 @@
       <w:pPr>
         <w:numPr>
           <w:ilvl w:val="0"/>
-          <w:numId w:val="1013"/>
+          <w:numId w:val="1014"/>
         </w:numPr>
         <w:pStyle w:val="Compact"/>
       </w:pPr>
@@ -4563,8 +6171,8 @@
         <w:t xml:space="preserve">system design.</w:t>
       </w:r>
     </w:p>
-    <w:bookmarkEnd w:id="49"/>
-    <w:bookmarkStart w:id="50" w:name="basic-connection"/>
+    <w:bookmarkEnd w:id="55"/>
+    <w:bookmarkStart w:id="56" w:name="basic-connection"/>
     <w:p>
       <w:pPr>
         <w:pStyle w:val="Heading3"/>
@@ -4784,8 +6392,8 @@
         <w:t xml:space="preserve">the two physical ends of the main bus.</w:t>
       </w:r>
     </w:p>
-    <w:bookmarkEnd w:id="50"/>
-    <w:bookmarkStart w:id="51" w:name="power-up-check"/>
+    <w:bookmarkEnd w:id="56"/>
+    <w:bookmarkStart w:id="57" w:name="power-up-check"/>
     <w:p>
       <w:pPr>
         <w:pStyle w:val="Heading3"/>
@@ -4806,7 +6414,7 @@
       <w:pPr>
         <w:numPr>
           <w:ilvl w:val="0"/>
-          <w:numId w:val="1014"/>
+          <w:numId w:val="1015"/>
         </w:numPr>
         <w:pStyle w:val="Compact"/>
       </w:pPr>
@@ -4818,7 +6426,7 @@
       <w:pPr>
         <w:numPr>
           <w:ilvl w:val="0"/>
-          <w:numId w:val="1014"/>
+          <w:numId w:val="1015"/>
         </w:numPr>
         <w:pStyle w:val="Compact"/>
       </w:pPr>
@@ -4830,7 +6438,7 @@
       <w:pPr>
         <w:numPr>
           <w:ilvl w:val="0"/>
-          <w:numId w:val="1014"/>
+          <w:numId w:val="1015"/>
         </w:numPr>
         <w:pStyle w:val="Compact"/>
       </w:pPr>
@@ -4842,7 +6450,7 @@
       <w:pPr>
         <w:numPr>
           <w:ilvl w:val="0"/>
-          <w:numId w:val="1014"/>
+          <w:numId w:val="1015"/>
         </w:numPr>
         <w:pStyle w:val="Compact"/>
       </w:pPr>
@@ -4854,7 +6462,7 @@
       <w:pPr>
         <w:numPr>
           <w:ilvl w:val="0"/>
-          <w:numId w:val="1014"/>
+          <w:numId w:val="1015"/>
         </w:numPr>
         <w:pStyle w:val="Compact"/>
       </w:pPr>
@@ -4876,8 +6484,8 @@
         <w:t xml:space="preserve">or if the VIO selector connects both rails.</w:t>
       </w:r>
     </w:p>
-    <w:bookmarkEnd w:id="51"/>
-    <w:bookmarkStart w:id="52" w:name="controller-configuration"/>
+    <w:bookmarkEnd w:id="57"/>
+    <w:bookmarkStart w:id="58" w:name="controller-configuration"/>
     <w:p>
       <w:pPr>
         <w:pStyle w:val="Heading3"/>
@@ -4918,8 +6526,8 @@
         <w:t xml:space="preserve">host controller and software.</w:t>
       </w:r>
     </w:p>
-    <w:bookmarkEnd w:id="52"/>
-    <w:bookmarkStart w:id="53" w:name="troubleshooting"/>
+    <w:bookmarkEnd w:id="58"/>
+    <w:bookmarkStart w:id="59" w:name="troubleshooting"/>
     <w:p>
       <w:pPr>
         <w:pStyle w:val="Heading3"/>
@@ -5099,9 +6707,9 @@
         </w:tc>
       </w:tr>
     </w:tbl>
-    <w:bookmarkEnd w:id="53"/>
-    <w:bookmarkEnd w:id="54"/>
-    <w:bookmarkStart w:id="64" w:name="mechanical-information"/>
+    <w:bookmarkEnd w:id="59"/>
+    <w:bookmarkEnd w:id="60"/>
+    <w:bookmarkStart w:id="70" w:name="mechanical-information"/>
     <w:p>
       <w:pPr>
         <w:pStyle w:val="Heading2"/>
@@ -5152,18 +6760,18 @@
           <wp:inline>
             <wp:extent cx="5303520" cy="4867182"/>
             <wp:effectExtent b="0" l="0" r="0" t="0"/>
-            <wp:docPr descr="" title="" id="56" name="Picture"/>
+            <wp:docPr descr="" title="" id="62" name="Picture"/>
             <a:graphic>
               <a:graphicData uri="http://schemas.openxmlformats.org/drawingml/2006/picture">
                 <pic:pic>
                   <pic:nvPicPr>
-                    <pic:cNvPr descr="hardware/resources/unit_dimensions_v_1_0_ue0085_TCAN1051HVD.png" id="57" name="Picture"/>
+                    <pic:cNvPr descr="hardware/resources/unit_dimensions_v_1_0_ue0085_TCAN1051HVD.png" id="63" name="Picture"/>
                     <pic:cNvPicPr>
                       <a:picLocks noChangeArrowheads="1" noChangeAspect="1"/>
                     </pic:cNvPicPr>
                   </pic:nvPicPr>
                   <pic:blipFill>
-                    <a:blip r:embed="rId55"/>
+                    <a:blip r:embed="rId61"/>
                     <a:stretch>
                       <a:fillRect/>
                     </a:stretch>
@@ -5210,7 +6818,7 @@
         <w:t xml:space="preserve">template.</w:t>
       </w:r>
     </w:p>
-    <w:bookmarkStart w:id="63" w:name="board-views"/>
+    <w:bookmarkStart w:id="69" w:name="board-views"/>
     <w:p>
       <w:pPr>
         <w:pStyle w:val="Heading3"/>
@@ -5272,12 +6880,12 @@
                 <wp:inline>
                   <wp:extent cx="2743200" cy="1543050"/>
                   <wp:effectExtent b="0" l="0" r="0" t="0"/>
-                  <wp:docPr descr="" title="" id="58" name="Picture"/>
+                  <wp:docPr descr="" title="" id="64" name="Picture"/>
                   <a:graphic>
                     <a:graphicData uri="http://schemas.openxmlformats.org/drawingml/2006/picture">
                       <pic:pic>
                         <pic:nvPicPr>
-                          <pic:cNvPr descr="hardware/resources/unit_top_v_1_0_ue0085_TCAN1051HVD.png" id="59" name="Picture"/>
+                          <pic:cNvPr descr="hardware/resources/unit_top_v_1_0_ue0085_TCAN1051HVD.png" id="65" name="Picture"/>
                           <pic:cNvPicPr>
                             <a:picLocks noChangeArrowheads="1" noChangeAspect="1"/>
                           </pic:cNvPicPr>
@@ -5323,18 +6931,18 @@
                 <wp:inline>
                   <wp:extent cx="2743200" cy="1543050"/>
                   <wp:effectExtent b="0" l="0" r="0" t="0"/>
-                  <wp:docPr descr="" title="" id="61" name="Picture"/>
+                  <wp:docPr descr="" title="" id="67" name="Picture"/>
                   <a:graphic>
                     <a:graphicData uri="http://schemas.openxmlformats.org/drawingml/2006/picture">
                       <pic:pic>
                         <pic:nvPicPr>
-                          <pic:cNvPr descr="hardware/resources/unit_btm_v_1_0_ue0085_TCAN1051HVD.png" id="62" name="Picture"/>
+                          <pic:cNvPr descr="hardware/resources/unit_btm_v_1_0_ue0085_TCAN1051HVD.png" id="68" name="Picture"/>
                           <pic:cNvPicPr>
                             <a:picLocks noChangeArrowheads="1" noChangeAspect="1"/>
                           </pic:cNvPicPr>
                         </pic:nvPicPr>
                         <pic:blipFill>
-                          <a:blip r:embed="rId60"/>
+                          <a:blip r:embed="rId66"/>
                           <a:stretch>
                             <a:fillRect/>
                           </a:stretch>
@@ -5364,9 +6972,9 @@
         </w:tc>
       </w:tr>
     </w:tbl>
-    <w:bookmarkEnd w:id="63"/>
-    <w:bookmarkEnd w:id="64"/>
-    <w:bookmarkStart w:id="66" w:name="company-information"/>
+    <w:bookmarkEnd w:id="69"/>
+    <w:bookmarkEnd w:id="70"/>
+    <w:bookmarkStart w:id="72" w:name="company-information"/>
     <w:p>
       <w:pPr>
         <w:pStyle w:val="Heading2"/>
@@ -5443,7 +7051,7 @@
               <w:pStyle w:val="Compact"/>
               <w:jc w:val="left"/>
             </w:pPr>
-            <w:hyperlink r:id="rId65">
+            <w:hyperlink r:id="rId71">
               <w:r>
                 <w:rPr>
                   <w:rStyle w:val="Hyperlink"/>
@@ -5485,8 +7093,8 @@
         </w:tc>
       </w:tr>
     </w:tbl>
-    <w:bookmarkEnd w:id="66"/>
-    <w:bookmarkStart w:id="70" w:name="reference-documentation"/>
+    <w:bookmarkEnd w:id="72"/>
+    <w:bookmarkStart w:id="76" w:name="reference-documentation"/>
     <w:p>
       <w:pPr>
         <w:pStyle w:val="Heading2"/>
@@ -5555,7 +7163,7 @@
               <w:pStyle w:val="Compact"/>
               <w:jc w:val="left"/>
             </w:pPr>
-            <w:hyperlink r:id="rId67">
+            <w:hyperlink r:id="rId73">
               <w:r>
                 <w:rPr>
                   <w:rStyle w:val="Hyperlink"/>
@@ -5586,7 +7194,7 @@
               <w:pStyle w:val="Compact"/>
               <w:jc w:val="left"/>
             </w:pPr>
-            <w:hyperlink r:id="rId68">
+            <w:hyperlink r:id="rId74">
               <w:r>
                 <w:rPr>
                   <w:rStyle w:val="Hyperlink"/>
@@ -5617,7 +7225,7 @@
               <w:pStyle w:val="Compact"/>
               <w:jc w:val="left"/>
             </w:pPr>
-            <w:hyperlink r:id="rId69">
+            <w:hyperlink r:id="rId75">
               <w:r>
                 <w:rPr>
                   <w:rStyle w:val="Hyperlink"/>
@@ -5696,8 +7304,8 @@
         <w:t xml:space="preserve">.</w:t>
       </w:r>
     </w:p>
-    <w:bookmarkEnd w:id="70"/>
-    <w:bookmarkStart w:id="74" w:name="appendix"/>
+    <w:bookmarkEnd w:id="76"/>
+    <w:bookmarkStart w:id="80" w:name="appendix"/>
     <w:p>
       <w:pPr>
         <w:pStyle w:val="Heading2"/>
@@ -5706,7 +7314,7 @@
         <w:t xml:space="preserve">9 Appendix</w:t>
       </w:r>
     </w:p>
-    <w:bookmarkStart w:id="72" w:name="schematic"/>
+    <w:bookmarkStart w:id="78" w:name="schematic"/>
     <w:p>
       <w:pPr>
         <w:pStyle w:val="Heading3"/>
@@ -5727,7 +7335,7 @@
       <w:pPr>
         <w:pStyle w:val="BodyText"/>
       </w:pPr>
-      <w:hyperlink r:id="rId71">
+      <w:hyperlink r:id="rId77">
         <w:r>
           <w:rPr>
             <w:rStyle w:val="Hyperlink"/>
@@ -5736,8 +7344,8 @@
         </w:r>
       </w:hyperlink>
     </w:p>
-    <w:bookmarkEnd w:id="72"/>
-    <w:bookmarkStart w:id="73" w:name="design-notes"/>
+    <w:bookmarkEnd w:id="78"/>
+    <w:bookmarkStart w:id="79" w:name="design-notes"/>
     <w:p>
       <w:pPr>
         <w:pStyle w:val="Heading3"/>
@@ -5750,7 +7358,7 @@
       <w:pPr>
         <w:numPr>
           <w:ilvl w:val="0"/>
-          <w:numId w:val="1015"/>
+          <w:numId w:val="1016"/>
         </w:numPr>
         <w:pStyle w:val="Compact"/>
       </w:pPr>
@@ -5762,7 +7370,7 @@
       <w:pPr>
         <w:numPr>
           <w:ilvl w:val="0"/>
-          <w:numId w:val="1015"/>
+          <w:numId w:val="1016"/>
         </w:numPr>
         <w:pStyle w:val="Compact"/>
       </w:pPr>
@@ -5774,7 +7382,7 @@
       <w:pPr>
         <w:numPr>
           <w:ilvl w:val="0"/>
-          <w:numId w:val="1015"/>
+          <w:numId w:val="1016"/>
         </w:numPr>
         <w:pStyle w:val="Compact"/>
       </w:pPr>
@@ -5786,7 +7394,7 @@
       <w:pPr>
         <w:numPr>
           <w:ilvl w:val="0"/>
-          <w:numId w:val="1015"/>
+          <w:numId w:val="1016"/>
         </w:numPr>
         <w:pStyle w:val="Compact"/>
       </w:pPr>
@@ -5798,7 +7406,7 @@
       <w:pPr>
         <w:numPr>
           <w:ilvl w:val="0"/>
-          <w:numId w:val="1015"/>
+          <w:numId w:val="1016"/>
         </w:numPr>
         <w:pStyle w:val="Compact"/>
       </w:pPr>
@@ -5810,7 +7418,7 @@
       <w:pPr>
         <w:numPr>
           <w:ilvl w:val="0"/>
-          <w:numId w:val="1015"/>
+          <w:numId w:val="1016"/>
         </w:numPr>
         <w:pStyle w:val="Compact"/>
       </w:pPr>
@@ -5824,8 +7432,8 @@
         <w:t xml:space="preserve">module and is not exposed as a user control.</w:t>
       </w:r>
     </w:p>
-    <w:bookmarkEnd w:id="73"/>
-    <w:bookmarkEnd w:id="74"/>
+    <w:bookmarkEnd w:id="79"/>
+    <w:bookmarkEnd w:id="80"/>
     <w:sectPr>
       <w:pgSz w:h="16838" w:w="11906"/>
       <w:pgMar w:bottom="1134" w:footer="708" w:gutter="0" w:header="708" w:left="1134" w:right="1134" w:top="1134"/>
@@ -6136,6 +7744,9 @@
     <w:abstractNumId w:val="991"/>
   </w:num>
   <w:num w:numId="1013">
+    <w:abstractNumId w:val="991"/>
+  </w:num>
+  <w:num w:numId="1014">
     <w:abstractNumId w:val="99411"/>
     <w:lvlOverride w:ilvl="0">
       <w:startOverride w:val="1"/>
@@ -6165,10 +7776,10 @@
       <w:startOverride w:val="1"/>
     </w:lvlOverride>
   </w:num>
-  <w:num w:numId="1014">
+  <w:num w:numId="1015">
     <w:abstractNumId w:val="991"/>
   </w:num>
-  <w:num w:numId="1015">
+  <w:num w:numId="1016">
     <w:abstractNumId w:val="991"/>
   </w:num>
 </w:numbering>

--- a/docs/hardware/unit_product_reference_v_1_0_0_ue0085_tcan1051hvd_can_transceiver_module.docx
+++ b/docs/hardware/unit_product_reference_v_1_0_0_ue0085_tcan1051hvd_can_transceiver_module.docx
@@ -183,7 +183,7 @@
         <w:pStyle w:val="Compact"/>
       </w:pPr>
       <w:r>
-        <w:t xml:space="preserve">1.1 Package Contents</w:t>
+        <w:t xml:space="preserve">1.1 Accessories {.section-page}</w:t>
       </w:r>
     </w:p>
     <w:p>
@@ -195,7 +195,43 @@
         <w:pStyle w:val="Compact"/>
       </w:pPr>
       <w:r>
-        <w:t xml:space="preserve">1.2 Main Components</w:t>
+        <w:t xml:space="preserve">1.2 Board Identification</w:t>
+      </w:r>
+    </w:p>
+    <w:p>
+      <w:pPr>
+        <w:numPr>
+          <w:ilvl w:val="1"/>
+          <w:numId w:val="1003"/>
+        </w:numPr>
+        <w:pStyle w:val="Compact"/>
+      </w:pPr>
+      <w:r>
+        <w:t xml:space="preserve">1.3 Identified Assemblies</w:t>
+      </w:r>
+    </w:p>
+    <w:p>
+      <w:pPr>
+        <w:numPr>
+          <w:ilvl w:val="1"/>
+          <w:numId w:val="1003"/>
+        </w:numPr>
+        <w:pStyle w:val="Compact"/>
+      </w:pPr>
+      <w:r>
+        <w:t xml:space="preserve">1.4 Board Views {.section-page}</w:t>
+      </w:r>
+    </w:p>
+    <w:p>
+      <w:pPr>
+        <w:numPr>
+          <w:ilvl w:val="1"/>
+          <w:numId w:val="1003"/>
+        </w:numPr>
+        <w:pStyle w:val="Compact"/>
+      </w:pPr>
+      <w:r>
+        <w:t xml:space="preserve">1.5 Handling {.section-page}</w:t>
       </w:r>
     </w:p>
     <w:p>
@@ -903,12 +939,16 @@
     </w:p>
     <w:bookmarkEnd w:id="25"/>
     <w:bookmarkEnd w:id="26"/>
-    <w:bookmarkStart w:id="32" w:name="the-board"/>
+    <w:bookmarkStart w:id="35" w:name="the-board"/>
     <w:p>
       <w:pPr>
         <w:pStyle w:val="Heading2"/>
       </w:pPr>
       <w:r>
+        <w:rPr>
+          <w:bCs/>
+          <w:b/>
+        </w:rPr>
         <w:t xml:space="preserve">1 The Board</w:t>
       </w:r>
     </w:p>
@@ -917,48 +957,1326 @@
         <w:pStyle w:val="FirstParagraph"/>
       </w:pPr>
       <w:r>
-        <w:t xml:space="preserve">The module separates the controller-side logic interface from the differential</w:t>
-      </w:r>
-      <w:r>
-        <w:t xml:space="preserve"> </w:t>
-      </w:r>
-      <w:r>
-        <w:t xml:space="preserve">CAN bus. Controller signals are available at the lower castellated header and</w:t>
-      </w:r>
-      <w:r>
-        <w:t xml:space="preserve"> </w:t>
-      </w:r>
-      <w:r>
-        <w:t xml:space="preserve">the 4-pin connector, while CANH and CANL are available at the upper header and</w:t>
-      </w:r>
-      <w:r>
-        <w:t xml:space="preserve"> </w:t>
-      </w:r>
-      <w:r>
-        <w:t xml:space="preserve">the screw terminal.</w:t>
+        <w:t xml:space="preserve">The DevLab TCAN1051HVD CAN Transceiver Module (UE0085) provides</w:t>
+      </w:r>
+      <w:r>
+        <w:t xml:space="preserve"> </w:t>
+      </w:r>
+      <w:r>
+        <w:t xml:space="preserve">a physical-layer interface between a CAN-capable host controller</w:t>
+      </w:r>
+      <w:r>
+        <w:t xml:space="preserve"> </w:t>
+      </w:r>
+      <w:r>
+        <w:t xml:space="preserve">and a differential CAN bus.</w:t>
       </w:r>
     </w:p>
     <w:p>
       <w:pPr>
         <w:pStyle w:val="BodyText"/>
+      </w:pPr>
+      <w:r>
+        <w:t xml:space="preserve">The design separates the controller-side logic interface from</w:t>
+      </w:r>
+      <w:r>
+        <w:t xml:space="preserve"> </w:t>
+      </w:r>
+      <w:r>
+        <w:t xml:space="preserve">the CANH and CANL bus signals. Controller connections are</w:t>
+      </w:r>
+      <w:r>
+        <w:t xml:space="preserve"> </w:t>
+      </w:r>
+      <w:r>
+        <w:t xml:space="preserve">available through a 4-pin JST-compatible connector and</w:t>
+      </w:r>
+      <w:r>
+        <w:t xml:space="preserve"> </w:t>
+      </w:r>
+      <w:r>
+        <w:t xml:space="preserve">castellated contacts, while the CAN bus is accessible through</w:t>
+      </w:r>
+      <w:r>
+        <w:t xml:space="preserve"> </w:t>
+      </w:r>
+      <w:r>
+        <w:t xml:space="preserve">a 3.81 mm screw terminal and dedicated board contacts.</w:t>
+      </w:r>
+    </w:p>
+    <w:p>
+      <w:pPr>
+        <w:pStyle w:val="BodyText"/>
+      </w:pPr>
+      <w:r>
+        <w:t xml:space="preserve">An onboard 5 V boost converter, 3.3 V linear regulator,</w:t>
+      </w:r>
+      <w:r>
+        <w:t xml:space="preserve"> </w:t>
+      </w:r>
+      <w:r>
+        <w:t xml:space="preserve">selectable logic voltage, and CAN bus protection circuitry</w:t>
+      </w:r>
+      <w:r>
+        <w:t xml:space="preserve"> </w:t>
+      </w:r>
+      <w:r>
+        <w:t xml:space="preserve">support integration with 3.3 V and 5 V controllers.</w:t>
+      </w:r>
+    </w:p>
+    <w:bookmarkStart w:id="27" w:name="accessories"/>
+    <w:p>
+      <w:pPr>
+        <w:pStyle w:val="Heading3"/>
+      </w:pPr>
+      <w:r>
+        <w:rPr>
+          <w:bCs/>
+          <w:b/>
+        </w:rPr>
+        <w:t xml:space="preserve">1.1 Accessories</w:t>
+      </w:r>
+    </w:p>
+    <w:p>
+      <w:pPr>
+        <w:pStyle w:val="FirstParagraph"/>
+      </w:pPr>
+      <w:r>
+        <w:t xml:space="preserve">The UE0085 module is supplied with the following accessories:</w:t>
+      </w:r>
+    </w:p>
+    <w:tbl>
+      <w:tblPr>
+        <w:tblStyle w:val="Table"/>
+        <w:tblW w:type="pct" w:w="5000"/>
+        <w:tblLook w:firstRow="1" w:lastRow="0" w:firstColumn="0" w:lastColumn="0" w:noHBand="0" w:noVBand="0" w:val="0020"/>
+        <w:jc w:val="start"/>
+      </w:tblPr>
+      <w:tblGrid>
+        <w:gridCol w:w="2376"/>
+        <w:gridCol w:w="3168"/>
+        <w:gridCol w:w="2376"/>
+      </w:tblGrid>
+      <w:tr>
+        <w:trPr>
+          <w:tblHeader w:val="true"/>
+        </w:trPr>
+        <w:tc>
+          <w:tcPr/>
+          <w:p>
+            <w:pPr>
+              <w:pStyle w:val="Compact"/>
+              <w:jc w:val="left"/>
+            </w:pPr>
+            <w:r>
+              <w:t xml:space="preserve">Accessory</w:t>
+            </w:r>
+          </w:p>
+        </w:tc>
+        <w:tc>
+          <w:tcPr/>
+          <w:p>
+            <w:pPr>
+              <w:pStyle w:val="Compact"/>
+              <w:jc w:val="right"/>
+            </w:pPr>
+            <w:r>
+              <w:t xml:space="preserve">Quantity</w:t>
+            </w:r>
+          </w:p>
+        </w:tc>
+        <w:tc>
+          <w:tcPr/>
+          <w:p>
+            <w:pPr>
+              <w:pStyle w:val="Compact"/>
+              <w:jc w:val="left"/>
+            </w:pPr>
+            <w:r>
+              <w:t xml:space="preserve">Purpose</w:t>
+            </w:r>
+          </w:p>
+        </w:tc>
+      </w:tr>
+      <w:tr>
+        <w:tc>
+          <w:tcPr/>
+          <w:p>
+            <w:pPr>
+              <w:pStyle w:val="Compact"/>
+              <w:jc w:val="left"/>
+            </w:pPr>
+            <w:r>
+              <w:t xml:space="preserve">DevLab TCAN1051HVD CAN Transceiver Module (UE0085)</w:t>
+            </w:r>
+          </w:p>
+        </w:tc>
+        <w:tc>
+          <w:tcPr/>
+          <w:p>
+            <w:pPr>
+              <w:pStyle w:val="Compact"/>
+              <w:jc w:val="right"/>
+            </w:pPr>
+            <w:r>
+              <w:t xml:space="preserve">1</w:t>
+            </w:r>
+          </w:p>
+        </w:tc>
+        <w:tc>
+          <w:tcPr/>
+          <w:p>
+            <w:pPr>
+              <w:pStyle w:val="Compact"/>
+              <w:jc w:val="left"/>
+            </w:pPr>
+            <w:r>
+              <w:t xml:space="preserve">Main CAN physical-layer interface board</w:t>
+            </w:r>
+          </w:p>
+        </w:tc>
+      </w:tr>
+      <w:tr>
+        <w:tc>
+          <w:tcPr/>
+          <w:p>
+            <w:pPr>
+              <w:pStyle w:val="Compact"/>
+              <w:jc w:val="left"/>
+            </w:pPr>
+            <w:r>
+              <w:t xml:space="preserve">JST/Qwiic-compatible cable (AR4561)</w:t>
+            </w:r>
+          </w:p>
+        </w:tc>
+        <w:tc>
+          <w:tcPr/>
+          <w:p>
+            <w:pPr>
+              <w:pStyle w:val="Compact"/>
+              <w:jc w:val="right"/>
+            </w:pPr>
+            <w:r>
+              <w:t xml:space="preserve">1</w:t>
+            </w:r>
+          </w:p>
+        </w:tc>
+        <w:tc>
+          <w:tcPr/>
+          <w:p>
+            <w:pPr>
+              <w:pStyle w:val="Compact"/>
+              <w:jc w:val="left"/>
+            </w:pPr>
+            <w:r>
+              <w:t xml:space="preserve">Connects the module to the host controller through the 4-pin interface</w:t>
+            </w:r>
+          </w:p>
+        </w:tc>
+      </w:tr>
+      <w:tr>
+        <w:tc>
+          <w:tcPr/>
+          <w:p>
+            <w:pPr>
+              <w:pStyle w:val="Compact"/>
+              <w:jc w:val="left"/>
+            </w:pPr>
+            <w:r>
+              <w:t xml:space="preserve">Single-row male header, 1 × 9 pins</w:t>
+            </w:r>
+          </w:p>
+        </w:tc>
+        <w:tc>
+          <w:tcPr/>
+          <w:p>
+            <w:pPr>
+              <w:pStyle w:val="Compact"/>
+              <w:jc w:val="right"/>
+            </w:pPr>
+            <w:r>
+              <w:t xml:space="preserve">1</w:t>
+            </w:r>
+          </w:p>
+        </w:tc>
+        <w:tc>
+          <w:tcPr/>
+          <w:p>
+            <w:pPr>
+              <w:pStyle w:val="Compact"/>
+              <w:jc w:val="left"/>
+            </w:pPr>
+            <w:r>
+              <w:t xml:space="preserve">Provides solderable connections for board integration</w:t>
+            </w:r>
+          </w:p>
+        </w:tc>
+      </w:tr>
+      <w:tr>
+        <w:tc>
+          <w:tcPr/>
+          <w:p>
+            <w:pPr>
+              <w:pStyle w:val="Compact"/>
+              <w:jc w:val="left"/>
+            </w:pPr>
+            <w:r>
+              <w:t xml:space="preserve">Single-row male header, 1 × 8 pins</w:t>
+            </w:r>
+          </w:p>
+        </w:tc>
+        <w:tc>
+          <w:tcPr/>
+          <w:p>
+            <w:pPr>
+              <w:pStyle w:val="Compact"/>
+              <w:jc w:val="right"/>
+            </w:pPr>
+            <w:r>
+              <w:t xml:space="preserve">1</w:t>
+            </w:r>
+          </w:p>
+        </w:tc>
+        <w:tc>
+          <w:tcPr/>
+          <w:p>
+            <w:pPr>
+              <w:pStyle w:val="Compact"/>
+              <w:jc w:val="left"/>
+            </w:pPr>
+            <w:r>
+              <w:t xml:space="preserve">Provides additional solderable connections</w:t>
+            </w:r>
+          </w:p>
+        </w:tc>
+      </w:tr>
+      <w:tr>
+        <w:tc>
+          <w:tcPr/>
+          <w:p>
+            <w:pPr>
+              <w:pStyle w:val="Compact"/>
+              <w:jc w:val="left"/>
+            </w:pPr>
+            <w:r>
+              <w:t xml:space="preserve">Jumper bridge, 2.54 mm</w:t>
+            </w:r>
+          </w:p>
+        </w:tc>
+        <w:tc>
+          <w:tcPr/>
+          <w:p>
+            <w:pPr>
+              <w:pStyle w:val="Compact"/>
+              <w:jc w:val="right"/>
+            </w:pPr>
+            <w:r>
+              <w:t xml:space="preserve">2</w:t>
+            </w:r>
+          </w:p>
+        </w:tc>
+        <w:tc>
+          <w:tcPr/>
+          <w:p>
+            <w:pPr>
+              <w:pStyle w:val="Compact"/>
+              <w:jc w:val="left"/>
+            </w:pPr>
+            <w:r>
+              <w:t xml:space="preserve">Configures onboard jumper-selectable functions</w:t>
+            </w:r>
+          </w:p>
+        </w:tc>
+      </w:tr>
+    </w:tbl>
+    <w:p>
+      <w:pPr>
+        <w:pStyle w:val="BodyText"/>
+      </w:pPr>
+      <w:r>
+        <w:t xml:space="preserve">The supplied headers and jumper bridges may require</w:t>
+      </w:r>
+      <w:r>
+        <w:t xml:space="preserve"> </w:t>
+      </w:r>
+      <w:r>
+        <w:t xml:space="preserve">installation depending on the intended application.</w:t>
+      </w:r>
+    </w:p>
+    <w:p>
+      <w:pPr>
+        <w:pStyle w:val="BodyText"/>
+      </w:pPr>
+      <w:r>
+        <w:t xml:space="preserve">Verify connector orientation, signal assignment, and</w:t>
+      </w:r>
+      <w:r>
+        <w:t xml:space="preserve"> </w:t>
+      </w:r>
+      <w:r>
+        <w:t xml:space="preserve">voltage compatibility before connecting the module.</w:t>
+      </w:r>
+    </w:p>
+    <w:bookmarkEnd w:id="27"/>
+    <w:bookmarkStart w:id="28" w:name="board-identification"/>
+    <w:p>
+      <w:pPr>
+        <w:pStyle w:val="Heading3"/>
+      </w:pPr>
+      <w:r>
+        <w:rPr>
+          <w:bCs/>
+          <w:b/>
+        </w:rPr>
+        <w:t xml:space="preserve">1.2 Board Identification</w:t>
+      </w:r>
+    </w:p>
+    <w:tbl>
+      <w:tblPr>
+        <w:tblStyle w:val="Table"/>
+        <w:tblW w:type="pct" w:w="5000"/>
+        <w:tblLook w:firstRow="1" w:lastRow="0" w:firstColumn="0" w:lastColumn="0" w:noHBand="0" w:noVBand="0" w:val="0020"/>
+        <w:jc w:val="start"/>
+      </w:tblPr>
+      <w:tblGrid>
+        <w:gridCol w:w="3960"/>
+        <w:gridCol w:w="3960"/>
+      </w:tblGrid>
+      <w:tr>
+        <w:trPr>
+          <w:tblHeader w:val="true"/>
+        </w:trPr>
+        <w:tc>
+          <w:tcPr/>
+          <w:p>
+            <w:pPr>
+              <w:pStyle w:val="Compact"/>
+              <w:jc w:val="left"/>
+            </w:pPr>
+            <w:r>
+              <w:t xml:space="preserve">Item</w:t>
+            </w:r>
+          </w:p>
+        </w:tc>
+        <w:tc>
+          <w:tcPr/>
+          <w:p>
+            <w:pPr>
+              <w:pStyle w:val="Compact"/>
+              <w:jc w:val="left"/>
+            </w:pPr>
+            <w:r>
+              <w:t xml:space="preserve">Value</w:t>
+            </w:r>
+          </w:p>
+        </w:tc>
+      </w:tr>
+      <w:tr>
+        <w:tc>
+          <w:tcPr/>
+          <w:p>
+            <w:pPr>
+              <w:pStyle w:val="Compact"/>
+              <w:jc w:val="left"/>
+            </w:pPr>
+            <w:r>
+              <w:t xml:space="preserve">Product</w:t>
+            </w:r>
+          </w:p>
+        </w:tc>
+        <w:tc>
+          <w:tcPr/>
+          <w:p>
+            <w:pPr>
+              <w:pStyle w:val="Compact"/>
+              <w:jc w:val="left"/>
+            </w:pPr>
+            <w:r>
+              <w:t xml:space="preserve">DevLab TCAN1051HVD CAN FD Transceiver Breakout</w:t>
+            </w:r>
+          </w:p>
+        </w:tc>
+      </w:tr>
+      <w:tr>
+        <w:tc>
+          <w:tcPr/>
+          <w:p>
+            <w:pPr>
+              <w:pStyle w:val="Compact"/>
+              <w:jc w:val="left"/>
+            </w:pPr>
+            <w:r>
+              <w:t xml:space="preserve">Brand / company</w:t>
+            </w:r>
+          </w:p>
+        </w:tc>
+        <w:tc>
+          <w:tcPr/>
+          <w:p>
+            <w:pPr>
+              <w:pStyle w:val="Compact"/>
+              <w:jc w:val="left"/>
+            </w:pPr>
+            <w:r>
+              <w:t xml:space="preserve">UNIT Electronics</w:t>
+            </w:r>
+          </w:p>
+        </w:tc>
+      </w:tr>
+      <w:tr>
+        <w:tc>
+          <w:tcPr/>
+          <w:p>
+            <w:pPr>
+              <w:pStyle w:val="Compact"/>
+              <w:jc w:val="left"/>
+            </w:pPr>
+            <w:r>
+              <w:t xml:space="preserve">Board ecosystem</w:t>
+            </w:r>
+          </w:p>
+        </w:tc>
+        <w:tc>
+          <w:tcPr/>
+          <w:p>
+            <w:pPr>
+              <w:pStyle w:val="Compact"/>
+              <w:jc w:val="left"/>
+            </w:pPr>
+            <w:r>
+              <w:t xml:space="preserve">DevLab</w:t>
+            </w:r>
+          </w:p>
+        </w:tc>
+      </w:tr>
+      <w:tr>
+        <w:tc>
+          <w:tcPr/>
+          <w:p>
+            <w:pPr>
+              <w:pStyle w:val="Compact"/>
+              <w:jc w:val="left"/>
+            </w:pPr>
+            <w:r>
+              <w:t xml:space="preserve">Product type</w:t>
+            </w:r>
+          </w:p>
+        </w:tc>
+        <w:tc>
+          <w:tcPr/>
+          <w:p>
+            <w:pPr>
+              <w:pStyle w:val="Compact"/>
+              <w:jc w:val="left"/>
+            </w:pPr>
+            <w:r>
+              <w:t xml:space="preserve">High-speed CAN / CAN FD physical-layer transceiver module</w:t>
+            </w:r>
+          </w:p>
+        </w:tc>
+      </w:tr>
+      <w:tr>
+        <w:tc>
+          <w:tcPr/>
+          <w:p>
+            <w:pPr>
+              <w:pStyle w:val="Compact"/>
+              <w:jc w:val="left"/>
+            </w:pPr>
+            <w:r>
+              <w:t xml:space="preserve">Main transceiver</w:t>
+            </w:r>
+          </w:p>
+        </w:tc>
+        <w:tc>
+          <w:tcPr/>
+          <w:p>
+            <w:pPr>
+              <w:pStyle w:val="Compact"/>
+              <w:jc w:val="left"/>
+            </w:pPr>
+            <w:r>
+              <w:t xml:space="preserve">Texas Instruments TCAN1051HVD</w:t>
+            </w:r>
+          </w:p>
+        </w:tc>
+      </w:tr>
+      <w:tr>
+        <w:tc>
+          <w:tcPr/>
+          <w:p>
+            <w:pPr>
+              <w:pStyle w:val="Compact"/>
+              <w:jc w:val="left"/>
+            </w:pPr>
+            <w:r>
+              <w:t xml:space="preserve">Power converter</w:t>
+            </w:r>
+          </w:p>
+        </w:tc>
+        <w:tc>
+          <w:tcPr/>
+          <w:p>
+            <w:pPr>
+              <w:pStyle w:val="Compact"/>
+              <w:jc w:val="left"/>
+            </w:pPr>
+            <w:r>
+              <w:t xml:space="preserve">TPS61023</w:t>
+            </w:r>
+          </w:p>
+        </w:tc>
+      </w:tr>
+      <w:tr>
+        <w:tc>
+          <w:tcPr/>
+          <w:p>
+            <w:pPr>
+              <w:pStyle w:val="Compact"/>
+              <w:jc w:val="left"/>
+            </w:pPr>
+            <w:r>
+              <w:t xml:space="preserve">Voltage regulator</w:t>
+            </w:r>
+          </w:p>
+        </w:tc>
+        <w:tc>
+          <w:tcPr/>
+          <w:p>
+            <w:pPr>
+              <w:pStyle w:val="Compact"/>
+              <w:jc w:val="left"/>
+            </w:pPr>
+            <w:r>
+              <w:t xml:space="preserve">AP2112K-3.3</w:t>
+            </w:r>
+          </w:p>
+        </w:tc>
+      </w:tr>
+      <w:tr>
+        <w:tc>
+          <w:tcPr/>
+          <w:p>
+            <w:pPr>
+              <w:pStyle w:val="Compact"/>
+              <w:jc w:val="left"/>
+            </w:pPr>
+            <w:r>
+              <w:t xml:space="preserve">Logic interface</w:t>
+            </w:r>
+          </w:p>
+        </w:tc>
+        <w:tc>
+          <w:tcPr/>
+          <w:p>
+            <w:pPr>
+              <w:pStyle w:val="Compact"/>
+              <w:jc w:val="left"/>
+            </w:pPr>
+            <w:r>
+              <w:t xml:space="preserve">Selectable 3.3 V / 5 V</w:t>
+            </w:r>
+          </w:p>
+        </w:tc>
+      </w:tr>
+      <w:tr>
+        <w:tc>
+          <w:tcPr/>
+          <w:p>
+            <w:pPr>
+              <w:pStyle w:val="Compact"/>
+              <w:jc w:val="left"/>
+            </w:pPr>
+            <w:r>
+              <w:t xml:space="preserve">CAN interface</w:t>
+            </w:r>
+          </w:p>
+        </w:tc>
+        <w:tc>
+          <w:tcPr/>
+          <w:p>
+            <w:pPr>
+              <w:pStyle w:val="Compact"/>
+              <w:jc w:val="left"/>
+            </w:pPr>
+            <w:r>
+              <w:t xml:space="preserve">CANH and CANL differential bus</w:t>
+            </w:r>
+          </w:p>
+        </w:tc>
+      </w:tr>
+      <w:tr>
+        <w:tc>
+          <w:tcPr/>
+          <w:p>
+            <w:pPr>
+              <w:pStyle w:val="Compact"/>
+              <w:jc w:val="left"/>
+            </w:pPr>
+            <w:r>
+              <w:t xml:space="preserve">Manufacturer Part Number (MPN)</w:t>
+            </w:r>
+          </w:p>
+        </w:tc>
+        <w:tc>
+          <w:tcPr/>
+          <w:p>
+            <w:pPr>
+              <w:pStyle w:val="Compact"/>
+              <w:jc w:val="left"/>
+            </w:pPr>
+            <w:r>
+              <w:t xml:space="preserve">UE0085</w:t>
+            </w:r>
+          </w:p>
+        </w:tc>
+      </w:tr>
+      <w:tr>
+        <w:tc>
+          <w:tcPr/>
+          <w:p>
+            <w:pPr>
+              <w:pStyle w:val="Compact"/>
+              <w:jc w:val="left"/>
+            </w:pPr>
+            <w:r>
+              <w:t xml:space="preserve">Available schematic</w:t>
+            </w:r>
+          </w:p>
+        </w:tc>
+        <w:tc>
+          <w:tcPr/>
+          <w:p>
+            <w:pPr>
+              <w:pStyle w:val="Compact"/>
+              <w:jc w:val="left"/>
+            </w:pPr>
+            <w:r>
+              <w:t xml:space="preserve">Revision 1</w:t>
+            </w:r>
+          </w:p>
+        </w:tc>
+      </w:tr>
+      <w:tr>
+        <w:tc>
+          <w:tcPr/>
+          <w:p>
+            <w:pPr>
+              <w:pStyle w:val="Compact"/>
+              <w:jc w:val="left"/>
+            </w:pPr>
+            <w:r>
+              <w:t xml:space="preserve">Product Reference</w:t>
+            </w:r>
+          </w:p>
+        </w:tc>
+        <w:tc>
+          <w:tcPr/>
+          <w:p>
+            <w:pPr>
+              <w:pStyle w:val="Compact"/>
+              <w:jc w:val="left"/>
+            </w:pPr>
+            <w:r>
+              <w:t xml:space="preserve">Version 1.0.0</w:t>
+            </w:r>
+          </w:p>
+        </w:tc>
+      </w:tr>
+    </w:tbl>
+    <w:p>
+      <w:pPr>
+        <w:pStyle w:val="BodyText"/>
+      </w:pPr>
+      <w:r>
+        <w:t xml:space="preserve">Board, schematic, pinout, and documentation revisions are</w:t>
+      </w:r>
+      <w:r>
+        <w:t xml:space="preserve"> </w:t>
+      </w:r>
+      <w:r>
+        <w:t xml:space="preserve">controlled independently.</w:t>
+      </w:r>
+    </w:p>
+    <w:bookmarkEnd w:id="28"/>
+    <w:bookmarkStart w:id="29" w:name="identified-assemblies"/>
+    <w:p>
+      <w:pPr>
+        <w:pStyle w:val="Heading3"/>
+      </w:pPr>
+      <w:r>
+        <w:rPr>
+          <w:bCs/>
+          <w:b/>
+        </w:rPr>
+        <w:t xml:space="preserve">1.3 Identified Assemblies</w:t>
+      </w:r>
+    </w:p>
+    <w:tbl>
+      <w:tblPr>
+        <w:tblStyle w:val="Table"/>
+        <w:tblW w:type="pct" w:w="5000"/>
+        <w:tblLook w:firstRow="1" w:lastRow="0" w:firstColumn="0" w:lastColumn="0" w:noHBand="0" w:noVBand="0" w:val="0020"/>
+        <w:jc w:val="start"/>
+      </w:tblPr>
+      <w:tblGrid>
+        <w:gridCol w:w="2640"/>
+        <w:gridCol w:w="2640"/>
+        <w:gridCol w:w="2640"/>
+      </w:tblGrid>
+      <w:tr>
+        <w:trPr>
+          <w:tblHeader w:val="true"/>
+        </w:trPr>
+        <w:tc>
+          <w:tcPr/>
+          <w:p>
+            <w:pPr>
+              <w:pStyle w:val="Compact"/>
+              <w:jc w:val="left"/>
+            </w:pPr>
+            <w:r>
+              <w:t xml:space="preserve">Assembly</w:t>
+            </w:r>
+          </w:p>
+        </w:tc>
+        <w:tc>
+          <w:tcPr/>
+          <w:p>
+            <w:pPr>
+              <w:pStyle w:val="Compact"/>
+              <w:jc w:val="left"/>
+            </w:pPr>
+            <w:r>
+              <w:t xml:space="preserve">Function</w:t>
+            </w:r>
+          </w:p>
+        </w:tc>
+        <w:tc>
+          <w:tcPr/>
+          <w:p>
+            <w:pPr>
+              <w:pStyle w:val="Compact"/>
+              <w:jc w:val="left"/>
+            </w:pPr>
+            <w:r>
+              <w:t xml:space="preserve">Source status</w:t>
+            </w:r>
+          </w:p>
+        </w:tc>
+      </w:tr>
+      <w:tr>
+        <w:tc>
+          <w:tcPr/>
+          <w:p>
+            <w:pPr>
+              <w:pStyle w:val="Compact"/>
+              <w:jc w:val="left"/>
+            </w:pPr>
+            <w:r>
+              <w:t xml:space="preserve">TCAN1051HVD (IC1)</w:t>
+            </w:r>
+          </w:p>
+        </w:tc>
+        <w:tc>
+          <w:tcPr/>
+          <w:p>
+            <w:pPr>
+              <w:pStyle w:val="Compact"/>
+              <w:jc w:val="left"/>
+            </w:pPr>
+            <w:r>
+              <w:t xml:space="preserve">High-speed CAN physical-layer transceiver supporting Classic CAN and CAN FD up to 2 Mbps</w:t>
+            </w:r>
+          </w:p>
+        </w:tc>
+        <w:tc>
+          <w:tcPr/>
+          <w:p>
+            <w:pPr>
+              <w:pStyle w:val="Compact"/>
+              <w:jc w:val="left"/>
+            </w:pPr>
+            <w:r>
+              <w:t xml:space="preserve">Identified in the schematic and product reference</w:t>
+            </w:r>
+          </w:p>
+        </w:tc>
+      </w:tr>
+      <w:tr>
+        <w:tc>
+          <w:tcPr/>
+          <w:p>
+            <w:pPr>
+              <w:pStyle w:val="Compact"/>
+              <w:jc w:val="left"/>
+            </w:pPr>
+            <w:r>
+              <w:t xml:space="preserve">TPS61023 (U1)</w:t>
+            </w:r>
+          </w:p>
+        </w:tc>
+        <w:tc>
+          <w:tcPr/>
+          <w:p>
+            <w:pPr>
+              <w:pStyle w:val="Compact"/>
+              <w:jc w:val="left"/>
+            </w:pPr>
+            <w:r>
+              <w:t xml:space="preserve">Boost converter generating the regulated 5 V rail from VIN</w:t>
+            </w:r>
+          </w:p>
+        </w:tc>
+        <w:tc>
+          <w:tcPr/>
+          <w:p>
+            <w:pPr>
+              <w:pStyle w:val="Compact"/>
+              <w:jc w:val="left"/>
+            </w:pPr>
+            <w:r>
+              <w:t xml:space="preserve">Identified in the schematic</w:t>
+            </w:r>
+          </w:p>
+        </w:tc>
+      </w:tr>
+      <w:tr>
+        <w:tc>
+          <w:tcPr/>
+          <w:p>
+            <w:pPr>
+              <w:pStyle w:val="Compact"/>
+              <w:jc w:val="left"/>
+            </w:pPr>
+            <w:r>
+              <w:t xml:space="preserve">AP2112K-3.3 (U2)</w:t>
+            </w:r>
+          </w:p>
+        </w:tc>
+        <w:tc>
+          <w:tcPr/>
+          <w:p>
+            <w:pPr>
+              <w:pStyle w:val="Compact"/>
+              <w:jc w:val="left"/>
+            </w:pPr>
+            <w:r>
+              <w:t xml:space="preserve">Linear regulator generating the 3.3 V rail from the 5 V supply</w:t>
+            </w:r>
+          </w:p>
+        </w:tc>
+        <w:tc>
+          <w:tcPr/>
+          <w:p>
+            <w:pPr>
+              <w:pStyle w:val="Compact"/>
+              <w:jc w:val="left"/>
+            </w:pPr>
+            <w:r>
+              <w:t xml:space="preserve">Identified in the schematic</w:t>
+            </w:r>
+          </w:p>
+        </w:tc>
+      </w:tr>
+      <w:tr>
+        <w:tc>
+          <w:tcPr/>
+          <w:p>
+            <w:pPr>
+              <w:pStyle w:val="Compact"/>
+              <w:jc w:val="left"/>
+            </w:pPr>
+            <w:r>
+              <w:t xml:space="preserve">PESD2CANFD24L-UX (D1)</w:t>
+            </w:r>
+          </w:p>
+        </w:tc>
+        <w:tc>
+          <w:tcPr/>
+          <w:p>
+            <w:pPr>
+              <w:pStyle w:val="Compact"/>
+              <w:jc w:val="left"/>
+            </w:pPr>
+            <w:r>
+              <w:t xml:space="preserve">Transient protection for CANH and CANL</w:t>
+            </w:r>
+          </w:p>
+        </w:tc>
+        <w:tc>
+          <w:tcPr/>
+          <w:p>
+            <w:pPr>
+              <w:pStyle w:val="Compact"/>
+              <w:jc w:val="left"/>
+            </w:pPr>
+            <w:r>
+              <w:t xml:space="preserve">Identified in the schematic</w:t>
+            </w:r>
+          </w:p>
+        </w:tc>
+      </w:tr>
+      <w:tr>
+        <w:tc>
+          <w:tcPr/>
+          <w:p>
+            <w:pPr>
+              <w:pStyle w:val="Compact"/>
+              <w:jc w:val="left"/>
+            </w:pPr>
+            <w:r>
+              <w:t xml:space="preserve">Green LED (D2)</w:t>
+            </w:r>
+          </w:p>
+        </w:tc>
+        <w:tc>
+          <w:tcPr/>
+          <w:p>
+            <w:pPr>
+              <w:pStyle w:val="Compact"/>
+              <w:jc w:val="left"/>
+            </w:pPr>
+            <w:r>
+              <w:t xml:space="preserve">Indicates the presence of the regulated 5 V supply</w:t>
+            </w:r>
+          </w:p>
+        </w:tc>
+        <w:tc>
+          <w:tcPr/>
+          <w:p>
+            <w:pPr>
+              <w:pStyle w:val="Compact"/>
+              <w:jc w:val="left"/>
+            </w:pPr>
+            <w:r>
+              <w:t xml:space="preserve">Identified in the schematic</w:t>
+            </w:r>
+          </w:p>
+        </w:tc>
+      </w:tr>
+      <w:tr>
+        <w:tc>
+          <w:tcPr/>
+          <w:p>
+            <w:pPr>
+              <w:pStyle w:val="Compact"/>
+              <w:jc w:val="left"/>
+            </w:pPr>
+            <w:r>
+              <w:t xml:space="preserve">Controller connector (J1)</w:t>
+            </w:r>
+          </w:p>
+        </w:tc>
+        <w:tc>
+          <w:tcPr/>
+          <w:p>
+            <w:pPr>
+              <w:pStyle w:val="Compact"/>
+              <w:jc w:val="left"/>
+            </w:pPr>
+            <w:r>
+              <w:t xml:space="preserve">4-pin, 1 mm-pitch connection for VIN, GND, CTX, and CRX</w:t>
+            </w:r>
+          </w:p>
+        </w:tc>
+        <w:tc>
+          <w:tcPr/>
+          <w:p>
+            <w:pPr>
+              <w:pStyle w:val="Compact"/>
+              <w:jc w:val="left"/>
+            </w:pPr>
+            <w:r>
+              <w:t xml:space="preserve">Identified in the schematic and pinout</w:t>
+            </w:r>
+          </w:p>
+        </w:tc>
+      </w:tr>
+      <w:tr>
+        <w:tc>
+          <w:tcPr/>
+          <w:p>
+            <w:pPr>
+              <w:pStyle w:val="Compact"/>
+              <w:jc w:val="left"/>
+            </w:pPr>
+            <w:r>
+              <w:t xml:space="preserve">CAN bus terminal</w:t>
+            </w:r>
+          </w:p>
+        </w:tc>
+        <w:tc>
+          <w:tcPr/>
+          <w:p>
+            <w:pPr>
+              <w:pStyle w:val="Compact"/>
+              <w:jc w:val="left"/>
+            </w:pPr>
+            <w:r>
+              <w:t xml:space="preserve">2-position, 3.81 mm screw terminal for CANH and CANL</w:t>
+            </w:r>
+          </w:p>
+        </w:tc>
+        <w:tc>
+          <w:tcPr/>
+          <w:p>
+            <w:pPr>
+              <w:pStyle w:val="Compact"/>
+              <w:jc w:val="left"/>
+            </w:pPr>
+            <w:r>
+              <w:t xml:space="preserve">Identified in the schematic</w:t>
+            </w:r>
+          </w:p>
+        </w:tc>
+      </w:tr>
+      <w:tr>
+        <w:tc>
+          <w:tcPr/>
+          <w:p>
+            <w:pPr>
+              <w:pStyle w:val="Compact"/>
+              <w:jc w:val="left"/>
+            </w:pPr>
+            <w:r>
+              <w:t xml:space="preserve">Split termination network (R2, R3, C5)</w:t>
+            </w:r>
+          </w:p>
+        </w:tc>
+        <w:tc>
+          <w:tcPr/>
+          <w:p>
+            <w:pPr>
+              <w:pStyle w:val="Compact"/>
+              <w:jc w:val="left"/>
+            </w:pPr>
+            <w:r>
+              <w:t xml:space="preserve">Provides 120 Ω CAN bus termination using two 60 Ω resistors and a 4.7 nF center capacitor</w:t>
+            </w:r>
+          </w:p>
+        </w:tc>
+        <w:tc>
+          <w:tcPr/>
+          <w:p>
+            <w:pPr>
+              <w:pStyle w:val="Compact"/>
+              <w:jc w:val="left"/>
+            </w:pPr>
+            <w:r>
+              <w:t xml:space="preserve">Identified in the schematic</w:t>
+            </w:r>
+          </w:p>
+        </w:tc>
+      </w:tr>
+      <w:tr>
+        <w:tc>
+          <w:tcPr/>
+          <w:p>
+            <w:pPr>
+              <w:pStyle w:val="Compact"/>
+              <w:jc w:val="left"/>
+            </w:pPr>
+            <w:r>
+              <w:t xml:space="preserve">Termination selector (JP1)</w:t>
+            </w:r>
+          </w:p>
+        </w:tc>
+        <w:tc>
+          <w:tcPr/>
+          <w:p>
+            <w:pPr>
+              <w:pStyle w:val="Compact"/>
+              <w:jc w:val="left"/>
+            </w:pPr>
+            <w:r>
+              <w:t xml:space="preserve">Controls the connection of the onboard termination network</w:t>
+            </w:r>
+          </w:p>
+        </w:tc>
+        <w:tc>
+          <w:tcPr/>
+          <w:p>
+            <w:pPr>
+              <w:pStyle w:val="Compact"/>
+              <w:jc w:val="left"/>
+            </w:pPr>
+            <w:r>
+              <w:t xml:space="preserve">Identified in the schematic; assembly configuration requires verification</w:t>
+            </w:r>
+          </w:p>
+        </w:tc>
+      </w:tr>
+      <w:tr>
+        <w:tc>
+          <w:tcPr/>
+          <w:p>
+            <w:pPr>
+              <w:pStyle w:val="Compact"/>
+              <w:jc w:val="left"/>
+            </w:pPr>
+            <w:r>
+              <w:t xml:space="preserve">VIO selector (JP4)</w:t>
+            </w:r>
+          </w:p>
+        </w:tc>
+        <w:tc>
+          <w:tcPr/>
+          <w:p>
+            <w:pPr>
+              <w:pStyle w:val="Compact"/>
+              <w:jc w:val="left"/>
+            </w:pPr>
+            <w:r>
+              <w:t xml:space="preserve">Selects 3.3 V or 5 V transceiver logic levels</w:t>
+            </w:r>
+          </w:p>
+        </w:tc>
+        <w:tc>
+          <w:tcPr/>
+          <w:p>
+            <w:pPr>
+              <w:pStyle w:val="Compact"/>
+              <w:jc w:val="left"/>
+            </w:pPr>
+            <w:r>
+              <w:t xml:space="preserve">Identified in the schematic and pinout</w:t>
+            </w:r>
+          </w:p>
+        </w:tc>
+      </w:tr>
+      <w:tr>
+        <w:tc>
+          <w:tcPr/>
+          <w:p>
+            <w:pPr>
+              <w:pStyle w:val="Compact"/>
+              <w:jc w:val="left"/>
+            </w:pPr>
+            <w:r>
+              <w:t xml:space="preserve">Enable signal (EN)</w:t>
+            </w:r>
+          </w:p>
+        </w:tc>
+        <w:tc>
+          <w:tcPr/>
+          <w:p>
+            <w:pPr>
+              <w:pStyle w:val="Compact"/>
+              <w:jc w:val="left"/>
+            </w:pPr>
+            <w:r>
+              <w:t xml:space="preserve">Controls the TPS61023 boost converter</w:t>
+            </w:r>
+          </w:p>
+        </w:tc>
+        <w:tc>
+          <w:tcPr/>
+          <w:p>
+            <w:pPr>
+              <w:pStyle w:val="Compact"/>
+              <w:jc w:val="left"/>
+            </w:pPr>
+            <w:r>
+              <w:t xml:space="preserve">Identified in the schematic and pinout</w:t>
+            </w:r>
+          </w:p>
+        </w:tc>
+      </w:tr>
+      <w:tr>
+        <w:tc>
+          <w:tcPr/>
+          <w:p>
+            <w:pPr>
+              <w:pStyle w:val="Compact"/>
+              <w:jc w:val="left"/>
+            </w:pPr>
+            <w:r>
+              <w:t xml:space="preserve">Castellated contacts</w:t>
+            </w:r>
+          </w:p>
+        </w:tc>
+        <w:tc>
+          <w:tcPr/>
+          <w:p>
+            <w:pPr>
+              <w:pStyle w:val="Compact"/>
+              <w:jc w:val="left"/>
+            </w:pPr>
+            <w:r>
+              <w:t xml:space="preserve">Provide access to power, control, and CAN bus signals</w:t>
+            </w:r>
+          </w:p>
+        </w:tc>
+        <w:tc>
+          <w:tcPr/>
+          <w:p>
+            <w:pPr>
+              <w:pStyle w:val="Compact"/>
+              <w:jc w:val="left"/>
+            </w:pPr>
+            <w:r>
+              <w:t xml:space="preserve">Identified in the board documentation</w:t>
+            </w:r>
+          </w:p>
+        </w:tc>
+      </w:tr>
+    </w:tbl>
+    <w:p>
+      <w:pPr>
+        <w:pStyle w:val="BodyText"/>
+      </w:pPr>
+      <w:r>
+        <w:t xml:space="preserve">The module implements the CAN physical layer only.</w:t>
+      </w:r>
+      <w:r>
+        <w:t xml:space="preserve"> </w:t>
+      </w:r>
+      <w:r>
+        <w:t xml:space="preserve">A host microcontroller with an integrated CAN controller</w:t>
+      </w:r>
+      <w:r>
+        <w:t xml:space="preserve"> </w:t>
+      </w:r>
+      <w:r>
+        <w:t xml:space="preserve">or an external CAN controller is required for communication.</w:t>
+      </w:r>
+    </w:p>
+    <w:bookmarkEnd w:id="29"/>
+    <w:bookmarkStart w:id="33" w:name="board-views"/>
+    <w:p>
+      <w:pPr>
+        <w:pStyle w:val="Heading3"/>
+      </w:pPr>
+      <w:r>
+        <w:rPr>
+          <w:bCs/>
+          <w:b/>
+        </w:rPr>
+        <w:t xml:space="preserve">1.4 Board Views</w:t>
+      </w:r>
+    </w:p>
+    <w:p>
+      <w:pPr>
+        <w:pStyle w:val="FirstParagraph"/>
       </w:pPr>
       <w:r>
         <w:drawing>
           <wp:inline>
             <wp:extent cx="4754880" cy="3091218"/>
             <wp:effectExtent b="0" l="0" r="0" t="0"/>
-            <wp:docPr descr="" title="" id="28" name="Picture"/>
+            <wp:docPr descr="" title="" id="31" name="Picture"/>
             <a:graphic>
               <a:graphicData uri="http://schemas.openxmlformats.org/drawingml/2006/picture">
                 <pic:pic>
                   <pic:nvPicPr>
-                    <pic:cNvPr descr="hardware/resources/unit_topology_v_1_0_ue0085_TCAN1051HVD.png" id="29" name="Picture"/>
+                    <pic:cNvPr descr="hardware/resources/unit_topology_v_1_0_ue0085_TCAN1051HVD.png" id="32" name="Picture"/>
                     <pic:cNvPicPr>
                       <a:picLocks noChangeArrowheads="1" noChangeAspect="1"/>
                     </pic:cNvPicPr>
                   </pic:nvPicPr>
                   <pic:blipFill>
-                    <a:blip r:embed="rId27"/>
+                    <a:blip r:embed="rId30"/>
                     <a:stretch>
                       <a:fillRect/>
                     </a:stretch>
@@ -985,89 +2303,62 @@
         </w:drawing>
       </w:r>
     </w:p>
-    <w:bookmarkStart w:id="30" w:name="package-contents"/>
-    <w:p>
-      <w:pPr>
-        <w:pStyle w:val="Heading3"/>
-      </w:pPr>
-      <w:r>
-        <w:t xml:space="preserve">1.1 Package Contents</w:t>
-      </w:r>
-    </w:p>
-    <w:p>
-      <w:pPr>
-        <w:numPr>
-          <w:ilvl w:val="0"/>
-          <w:numId w:val="1012"/>
-        </w:numPr>
-        <w:pStyle w:val="Compact"/>
-      </w:pPr>
-      <w:r>
-        <w:t xml:space="preserve">1 × DevLab TCAN1051HVD CAN Transceiver Module (UE0085)</w:t>
-      </w:r>
-    </w:p>
-    <w:p>
-      <w:pPr>
-        <w:numPr>
-          <w:ilvl w:val="0"/>
-          <w:numId w:val="1012"/>
-        </w:numPr>
-        <w:pStyle w:val="Compact"/>
-      </w:pPr>
-      <w:r>
-        <w:t xml:space="preserve">1 × JST/Qwiic-compatible cable (AR4561)</w:t>
-      </w:r>
-    </w:p>
-    <w:p>
-      <w:pPr>
-        <w:numPr>
-          <w:ilvl w:val="0"/>
-          <w:numId w:val="1012"/>
-        </w:numPr>
-        <w:pStyle w:val="Compact"/>
-      </w:pPr>
-      <w:r>
-        <w:t xml:space="preserve">1 x Single- row male header (1x9 pins)</w:t>
-      </w:r>
-    </w:p>
-    <w:p>
-      <w:pPr>
-        <w:numPr>
-          <w:ilvl w:val="0"/>
-          <w:numId w:val="1012"/>
-        </w:numPr>
-        <w:pStyle w:val="Compact"/>
-      </w:pPr>
-      <w:r>
-        <w:t xml:space="preserve">1 x Single-row male header (1x8 pins)</w:t>
-      </w:r>
-    </w:p>
-    <w:p>
-      <w:pPr>
-        <w:numPr>
-          <w:ilvl w:val="0"/>
-          <w:numId w:val="1012"/>
-        </w:numPr>
-        <w:pStyle w:val="Compact"/>
-      </w:pPr>
-      <w:r>
-        <w:t xml:space="preserve">2 x Jumper Bridge (2.54mm)</w:t>
-      </w:r>
-    </w:p>
-    <w:bookmarkEnd w:id="30"/>
-    <w:bookmarkStart w:id="31" w:name="main-components"/>
-    <w:p>
-      <w:pPr>
-        <w:pStyle w:val="Heading3"/>
-      </w:pPr>
-      <w:r>
-        <w:t xml:space="preserve">1.2 Main Components</w:t>
+    <w:p>
+      <w:pPr>
+        <w:pStyle w:val="BodyText"/>
+      </w:pPr>
+      <w:r>
+        <w:rPr>
+          <w:bCs/>
+          <w:b/>
+        </w:rPr>
+        <w:t xml:space="preserve">Views of Board Topology</w:t>
+      </w:r>
+    </w:p>
+    <w:p>
+      <w:pPr>
+        <w:pStyle w:val="BodyText"/>
+      </w:pPr>
+      <w:r>
+        <w:t xml:space="preserve">The top view identifies the main integrated circuits,</w:t>
+      </w:r>
+      <w:r>
+        <w:t xml:space="preserve"> </w:t>
+      </w:r>
+      <w:r>
+        <w:t xml:space="preserve">controller and CAN bus connectors, power circuitry,</w:t>
+      </w:r>
+      <w:r>
+        <w:t xml:space="preserve"> </w:t>
+      </w:r>
+      <w:r>
+        <w:t xml:space="preserve">and castellated contacts.</w:t>
+      </w:r>
+    </w:p>
+    <w:p>
+      <w:pPr>
+        <w:pStyle w:val="BodyText"/>
+      </w:pPr>
+      <w:r>
+        <w:t xml:space="preserve">The bottom view shows the VIO solder selector,</w:t>
+      </w:r>
+      <w:r>
+        <w:t xml:space="preserve"> </w:t>
+      </w:r>
+      <w:r>
+        <w:t xml:space="preserve">board identification markings, and controller</w:t>
+      </w:r>
+      <w:r>
+        <w:t xml:space="preserve"> </w:t>
+      </w:r>
+      <w:r>
+        <w:t xml:space="preserve">signal references.</w:t>
       </w:r>
     </w:p>
     <w:tbl>
       <w:tblPr>
         <w:tblStyle w:val="Table"/>
-        <w:tblW w:type="pct" w:w="5000"/>
+        <w:tblW w:type="auto" w:w="0"/>
         <w:tblLook w:firstRow="1" w:lastRow="0" w:firstColumn="0" w:lastColumn="0" w:noHBand="0" w:noVBand="0" w:val="0020"/>
         <w:jc w:val="start"/>
       </w:tblPr>
@@ -1100,19 +2391,19 @@
               <w:jc w:val="left"/>
             </w:pPr>
             <w:r>
-              <w:t xml:space="preserve">Component</w:t>
-            </w:r>
-          </w:p>
-        </w:tc>
-        <w:tc>
-          <w:tcPr/>
-          <w:p>
-            <w:pPr>
-              <w:pStyle w:val="Compact"/>
-              <w:jc w:val="left"/>
-            </w:pPr>
-            <w:r>
-              <w:t xml:space="preserve">Function</w:t>
+              <w:t xml:space="preserve">Description</w:t>
+            </w:r>
+          </w:p>
+        </w:tc>
+        <w:tc>
+          <w:tcPr/>
+          <w:p>
+            <w:pPr>
+              <w:pStyle w:val="Compact"/>
+              <w:jc w:val="left"/>
+            </w:pPr>
+            <w:r>
+              <w:t xml:space="preserve">Location</w:t>
             </w:r>
           </w:p>
         </w:tc>
@@ -1138,19 +2429,19 @@
               <w:jc w:val="left"/>
             </w:pPr>
             <w:r>
-              <w:t xml:space="preserve">TCAN1051HVD</w:t>
-            </w:r>
-          </w:p>
-        </w:tc>
-        <w:tc>
-          <w:tcPr/>
-          <w:p>
-            <w:pPr>
-              <w:pStyle w:val="Compact"/>
-              <w:jc w:val="left"/>
-            </w:pPr>
-            <w:r>
-              <w:t xml:space="preserve">CAN physical-layer transceiver</w:t>
+              <w:t xml:space="preserve">TCAN1051HVD CAN transceiver</w:t>
+            </w:r>
+          </w:p>
+        </w:tc>
+        <w:tc>
+          <w:tcPr/>
+          <w:p>
+            <w:pPr>
+              <w:pStyle w:val="Compact"/>
+              <w:jc w:val="left"/>
+            </w:pPr>
+            <w:r>
+              <w:t xml:space="preserve">Top</w:t>
             </w:r>
           </w:p>
         </w:tc>
@@ -1176,19 +2467,19 @@
               <w:jc w:val="left"/>
             </w:pPr>
             <w:r>
-              <w:t xml:space="preserve">AP2112K-3.3</w:t>
-            </w:r>
-          </w:p>
-        </w:tc>
-        <w:tc>
-          <w:tcPr/>
-          <w:p>
-            <w:pPr>
-              <w:pStyle w:val="Compact"/>
-              <w:jc w:val="left"/>
-            </w:pPr>
-            <w:r>
-              <w:t xml:space="preserve">3.3 V linear regulator</w:t>
+              <w:t xml:space="preserve">AP2112K-3.3 linear regulator</w:t>
+            </w:r>
+          </w:p>
+        </w:tc>
+        <w:tc>
+          <w:tcPr/>
+          <w:p>
+            <w:pPr>
+              <w:pStyle w:val="Compact"/>
+              <w:jc w:val="left"/>
+            </w:pPr>
+            <w:r>
+              <w:t xml:space="preserve">Top</w:t>
             </w:r>
           </w:p>
         </w:tc>
@@ -1214,95 +2505,19 @@
               <w:jc w:val="left"/>
             </w:pPr>
             <w:r>
-              <w:t xml:space="preserve">TPS61023</w:t>
-            </w:r>
-          </w:p>
-        </w:tc>
-        <w:tc>
-          <w:tcPr/>
-          <w:p>
-            <w:pPr>
-              <w:pStyle w:val="Compact"/>
-              <w:jc w:val="left"/>
-            </w:pPr>
-            <w:r>
-              <w:t xml:space="preserve">5 V boost converter</w:t>
-            </w:r>
-          </w:p>
-        </w:tc>
-      </w:tr>
-      <w:tr>
-        <w:tc>
-          <w:tcPr/>
-          <w:p>
-            <w:pPr>
-              <w:pStyle w:val="Compact"/>
-              <w:jc w:val="left"/>
-            </w:pPr>
-            <w:r>
-              <w:t xml:space="preserve">D1</w:t>
-            </w:r>
-          </w:p>
-        </w:tc>
-        <w:tc>
-          <w:tcPr/>
-          <w:p>
-            <w:pPr>
-              <w:pStyle w:val="Compact"/>
-              <w:jc w:val="left"/>
-            </w:pPr>
-            <w:r>
-              <w:t xml:space="preserve">PESD2CANFD24L-UX</w:t>
-            </w:r>
-          </w:p>
-        </w:tc>
-        <w:tc>
-          <w:tcPr/>
-          <w:p>
-            <w:pPr>
-              <w:pStyle w:val="Compact"/>
-              <w:jc w:val="left"/>
-            </w:pPr>
-            <w:r>
-              <w:t xml:space="preserve">CANH/CANL transient protection</w:t>
-            </w:r>
-          </w:p>
-        </w:tc>
-      </w:tr>
-      <w:tr>
-        <w:tc>
-          <w:tcPr/>
-          <w:p>
-            <w:pPr>
-              <w:pStyle w:val="Compact"/>
-              <w:jc w:val="left"/>
-            </w:pPr>
-            <w:r>
-              <w:t xml:space="preserve">D2</w:t>
-            </w:r>
-          </w:p>
-        </w:tc>
-        <w:tc>
-          <w:tcPr/>
-          <w:p>
-            <w:pPr>
-              <w:pStyle w:val="Compact"/>
-              <w:jc w:val="left"/>
-            </w:pPr>
-            <w:r>
-              <w:t xml:space="preserve">Green LED</w:t>
-            </w:r>
-          </w:p>
-        </w:tc>
-        <w:tc>
-          <w:tcPr/>
-          <w:p>
-            <w:pPr>
-              <w:pStyle w:val="Compact"/>
-              <w:jc w:val="left"/>
-            </w:pPr>
-            <w:r>
-              <w:t xml:space="preserve">Power indication</w:t>
+              <w:t xml:space="preserve">TPS61023 boost converter</w:t>
+            </w:r>
+          </w:p>
+        </w:tc>
+        <w:tc>
+          <w:tcPr/>
+          <w:p>
+            <w:pPr>
+              <w:pStyle w:val="Compact"/>
+              <w:jc w:val="left"/>
+            </w:pPr>
+            <w:r>
+              <w:t xml:space="preserve">Top</w:t>
             </w:r>
           </w:p>
         </w:tc>
@@ -1328,19 +2543,19 @@
               <w:jc w:val="left"/>
             </w:pPr>
             <w:r>
-              <w:t xml:space="preserve">4-pin, 1 mm-pitch connector</w:t>
-            </w:r>
-          </w:p>
-        </w:tc>
-        <w:tc>
-          <w:tcPr/>
-          <w:p>
-            <w:pPr>
-              <w:pStyle w:val="Compact"/>
-              <w:jc w:val="left"/>
-            </w:pPr>
-            <w:r>
-              <w:t xml:space="preserve">VIN, GND, CTX, and CRX interface</w:t>
+              <w:t xml:space="preserve">4-pin controller interface connector</w:t>
+            </w:r>
+          </w:p>
+        </w:tc>
+        <w:tc>
+          <w:tcPr/>
+          <w:p>
+            <w:pPr>
+              <w:pStyle w:val="Compact"/>
+              <w:jc w:val="left"/>
+            </w:pPr>
+            <w:r>
+              <w:t xml:space="preserve">Top</w:t>
             </w:r>
           </w:p>
         </w:tc>
@@ -1366,19 +2581,19 @@
               <w:jc w:val="left"/>
             </w:pPr>
             <w:r>
-              <w:t xml:space="preserve">2-position, 3.81 mm terminal</w:t>
-            </w:r>
-          </w:p>
-        </w:tc>
-        <w:tc>
-          <w:tcPr/>
-          <w:p>
-            <w:pPr>
-              <w:pStyle w:val="Compact"/>
-              <w:jc w:val="left"/>
-            </w:pPr>
-            <w:r>
-              <w:t xml:space="preserve">CANH and CANL bus connection</w:t>
+              <w:t xml:space="preserve">2-position CAN bus screw terminal</w:t>
+            </w:r>
+          </w:p>
+        </w:tc>
+        <w:tc>
+          <w:tcPr/>
+          <w:p>
+            <w:pPr>
+              <w:pStyle w:val="Compact"/>
+              <w:jc w:val="left"/>
+            </w:pPr>
+            <w:r>
+              <w:t xml:space="preserve">Top</w:t>
             </w:r>
           </w:p>
         </w:tc>
@@ -1404,65 +2619,387 @@
               <w:jc w:val="left"/>
             </w:pPr>
             <w:r>
-              <w:t xml:space="preserve">Termination selector</w:t>
-            </w:r>
-          </w:p>
-        </w:tc>
-        <w:tc>
-          <w:tcPr/>
-          <w:p>
-            <w:pPr>
-              <w:pStyle w:val="Compact"/>
-              <w:jc w:val="left"/>
-            </w:pPr>
-            <w:r>
-              <w:t xml:space="preserve">Connects the onboard split 120 Ω termination</w:t>
-            </w:r>
-          </w:p>
-        </w:tc>
-      </w:tr>
-      <w:tr>
-        <w:tc>
-          <w:tcPr/>
-          <w:p>
-            <w:pPr>
-              <w:pStyle w:val="Compact"/>
-              <w:jc w:val="left"/>
-            </w:pPr>
-            <w:r>
-              <w:t xml:space="preserve">SB1 / JP4</w:t>
-            </w:r>
-          </w:p>
-        </w:tc>
-        <w:tc>
-          <w:tcPr/>
-          <w:p>
-            <w:pPr>
-              <w:pStyle w:val="Compact"/>
-              <w:jc w:val="left"/>
-            </w:pPr>
-            <w:r>
-              <w:t xml:space="preserve">VIO selector</w:t>
-            </w:r>
-          </w:p>
-        </w:tc>
-        <w:tc>
-          <w:tcPr/>
-          <w:p>
-            <w:pPr>
-              <w:pStyle w:val="Compact"/>
-              <w:jc w:val="left"/>
-            </w:pPr>
-            <w:r>
-              <w:t xml:space="preserve">Selects 3.3 V or 5 V logic levels</w:t>
+              <w:t xml:space="preserve">CAN bus termination selector</w:t>
+            </w:r>
+          </w:p>
+        </w:tc>
+        <w:tc>
+          <w:tcPr/>
+          <w:p>
+            <w:pPr>
+              <w:pStyle w:val="Compact"/>
+              <w:jc w:val="left"/>
+            </w:pPr>
+            <w:r>
+              <w:t xml:space="preserve">Top</w:t>
+            </w:r>
+          </w:p>
+        </w:tc>
+      </w:tr>
+      <w:tr>
+        <w:tc>
+          <w:tcPr/>
+          <w:p>
+            <w:pPr>
+              <w:pStyle w:val="Compact"/>
+              <w:jc w:val="left"/>
+            </w:pPr>
+            <w:r>
+              <w:t xml:space="preserve">JP2</w:t>
+            </w:r>
+          </w:p>
+        </w:tc>
+        <w:tc>
+          <w:tcPr/>
+          <w:p>
+            <w:pPr>
+              <w:pStyle w:val="Compact"/>
+              <w:jc w:val="left"/>
+            </w:pPr>
+            <w:r>
+              <w:t xml:space="preserve">Controller and power castellated contacts</w:t>
+            </w:r>
+          </w:p>
+        </w:tc>
+        <w:tc>
+          <w:tcPr/>
+          <w:p>
+            <w:pPr>
+              <w:pStyle w:val="Compact"/>
+              <w:jc w:val="left"/>
+            </w:pPr>
+            <w:r>
+              <w:t xml:space="preserve">Top</w:t>
+            </w:r>
+          </w:p>
+        </w:tc>
+      </w:tr>
+      <w:tr>
+        <w:tc>
+          <w:tcPr/>
+          <w:p>
+            <w:pPr>
+              <w:pStyle w:val="Compact"/>
+              <w:jc w:val="left"/>
+            </w:pPr>
+            <w:r>
+              <w:t xml:space="preserve">L1</w:t>
+            </w:r>
+          </w:p>
+        </w:tc>
+        <w:tc>
+          <w:tcPr/>
+          <w:p>
+            <w:pPr>
+              <w:pStyle w:val="Compact"/>
+              <w:jc w:val="left"/>
+            </w:pPr>
+            <w:r>
+              <w:t xml:space="preserve">Boost converter inductor</w:t>
+            </w:r>
+          </w:p>
+        </w:tc>
+        <w:tc>
+          <w:tcPr/>
+          <w:p>
+            <w:pPr>
+              <w:pStyle w:val="Compact"/>
+              <w:jc w:val="left"/>
+            </w:pPr>
+            <w:r>
+              <w:t xml:space="preserve">Top</w:t>
+            </w:r>
+          </w:p>
+        </w:tc>
+      </w:tr>
+      <w:tr>
+        <w:tc>
+          <w:tcPr/>
+          <w:p>
+            <w:pPr>
+              <w:pStyle w:val="Compact"/>
+              <w:jc w:val="left"/>
+            </w:pPr>
+            <w:r>
+              <w:t xml:space="preserve">SB1</w:t>
+            </w:r>
+          </w:p>
+        </w:tc>
+        <w:tc>
+          <w:tcPr/>
+          <w:p>
+            <w:pPr>
+              <w:pStyle w:val="Compact"/>
+              <w:jc w:val="left"/>
+            </w:pPr>
+            <w:r>
+              <w:t xml:space="preserve">VIO solder selector</w:t>
+            </w:r>
+          </w:p>
+        </w:tc>
+        <w:tc>
+          <w:tcPr/>
+          <w:p>
+            <w:pPr>
+              <w:pStyle w:val="Compact"/>
+              <w:jc w:val="left"/>
+            </w:pPr>
+            <w:r>
+              <w:t xml:space="preserve">Bottom</w:t>
+            </w:r>
+          </w:p>
+        </w:tc>
+      </w:tr>
+      <w:tr>
+        <w:tc>
+          <w:tcPr/>
+          <w:p>
+            <w:pPr>
+              <w:pStyle w:val="Compact"/>
+              <w:jc w:val="left"/>
+            </w:pPr>
+            <w:r>
+              <w:t xml:space="preserve">QR code</w:t>
+            </w:r>
+          </w:p>
+        </w:tc>
+        <w:tc>
+          <w:tcPr/>
+          <w:p>
+            <w:pPr>
+              <w:pStyle w:val="Compact"/>
+              <w:jc w:val="left"/>
+            </w:pPr>
+            <w:r>
+              <w:t xml:space="preserve">Board identification and product reference</w:t>
+            </w:r>
+          </w:p>
+        </w:tc>
+        <w:tc>
+          <w:tcPr/>
+          <w:p>
+            <w:pPr>
+              <w:pStyle w:val="Compact"/>
+              <w:jc w:val="left"/>
+            </w:pPr>
+            <w:r>
+              <w:t xml:space="preserve">Bottom</w:t>
+            </w:r>
+          </w:p>
+        </w:tc>
+      </w:tr>
+      <w:tr>
+        <w:tc>
+          <w:tcPr/>
+          <w:p>
+            <w:pPr>
+              <w:pStyle w:val="Compact"/>
+              <w:jc w:val="left"/>
+            </w:pPr>
+            <w:r>
+              <w:t xml:space="preserve">GND, VIN, CTX, CRX</w:t>
+            </w:r>
+          </w:p>
+        </w:tc>
+        <w:tc>
+          <w:tcPr/>
+          <w:p>
+            <w:pPr>
+              <w:pStyle w:val="Compact"/>
+              <w:jc w:val="left"/>
+            </w:pPr>
+            <w:r>
+              <w:t xml:space="preserve">Controller interface signal markings</w:t>
+            </w:r>
+          </w:p>
+        </w:tc>
+        <w:tc>
+          <w:tcPr/>
+          <w:p>
+            <w:pPr>
+              <w:pStyle w:val="Compact"/>
+              <w:jc w:val="left"/>
+            </w:pPr>
+            <w:r>
+              <w:t xml:space="preserve">Bottom</w:t>
             </w:r>
           </w:p>
         </w:tc>
       </w:tr>
     </w:tbl>
-    <w:bookmarkEnd w:id="31"/>
-    <w:bookmarkEnd w:id="32"/>
-    <w:bookmarkStart w:id="42" w:name="ratings-and-electrical-characteristics"/>
+    <w:p>
+      <w:pPr>
+        <w:pStyle w:val="BodyText"/>
+      </w:pPr>
+      <w:r>
+        <w:t xml:space="preserve">The board topology illustration identifies component</w:t>
+      </w:r>
+      <w:r>
+        <w:t xml:space="preserve"> </w:t>
+      </w:r>
+      <w:r>
+        <w:t xml:space="preserve">placement and interface locations. Electrical connections</w:t>
+      </w:r>
+      <w:r>
+        <w:t xml:space="preserve"> </w:t>
+      </w:r>
+      <w:r>
+        <w:t xml:space="preserve">and component values are defined by the released schematic.</w:t>
+      </w:r>
+    </w:p>
+    <w:p>
+      <w:pPr>
+        <w:pStyle w:val="BodyText"/>
+      </w:pPr>
+      <w:r>
+        <w:t xml:space="preserve">Board artwork and schematic revisions must be verified</w:t>
+      </w:r>
+      <w:r>
+        <w:t xml:space="preserve"> </w:t>
+      </w:r>
+      <w:r>
+        <w:t xml:space="preserve">independently before manufacturing or hardware modification.</w:t>
+      </w:r>
+    </w:p>
+    <w:bookmarkEnd w:id="33"/>
+    <w:bookmarkStart w:id="34" w:name="handling"/>
+    <w:p>
+      <w:pPr>
+        <w:pStyle w:val="Heading3"/>
+      </w:pPr>
+      <w:r>
+        <w:rPr>
+          <w:bCs/>
+          <w:b/>
+        </w:rPr>
+        <w:t xml:space="preserve">1.5 Handling</w:t>
+      </w:r>
+    </w:p>
+    <w:p>
+      <w:pPr>
+        <w:pStyle w:val="FirstParagraph"/>
+      </w:pPr>
+      <w:r>
+        <w:t xml:space="preserve">Use standard electrostatic discharge (ESD) precautions</w:t>
+      </w:r>
+      <w:r>
+        <w:t xml:space="preserve"> </w:t>
+      </w:r>
+      <w:r>
+        <w:t xml:space="preserve">when handling or installing the module.</w:t>
+      </w:r>
+    </w:p>
+    <w:p>
+      <w:pPr>
+        <w:pStyle w:val="BodyText"/>
+      </w:pPr>
+      <w:r>
+        <w:t xml:space="preserve">Remove power before installing headers, changing jumper</w:t>
+      </w:r>
+      <w:r>
+        <w:t xml:space="preserve"> </w:t>
+      </w:r>
+      <w:r>
+        <w:t xml:space="preserve">positions, or modifying the VIO selection.</w:t>
+      </w:r>
+    </w:p>
+    <w:p>
+      <w:pPr>
+        <w:pStyle w:val="BodyText"/>
+      </w:pPr>
+      <w:r>
+        <w:t xml:space="preserve">Select only one VIO voltage level at a time. Connecting</w:t>
+      </w:r>
+      <w:r>
+        <w:t xml:space="preserve"> </w:t>
+      </w:r>
+      <w:r>
+        <w:t xml:space="preserve">the 3.3 V and 5 V rails together may damage the module</w:t>
+      </w:r>
+      <w:r>
+        <w:t xml:space="preserve"> </w:t>
+      </w:r>
+      <w:r>
+        <w:t xml:space="preserve">or the connected host.</w:t>
+      </w:r>
+    </w:p>
+    <w:p>
+      <w:pPr>
+        <w:pStyle w:val="BodyText"/>
+      </w:pPr>
+      <w:r>
+        <w:t xml:space="preserve">Verify CANH and CANL polarity before connecting the</w:t>
+      </w:r>
+      <w:r>
+        <w:t xml:space="preserve"> </w:t>
+      </w:r>
+      <w:r>
+        <w:t xml:space="preserve">module to an active CAN network.</w:t>
+      </w:r>
+    </w:p>
+    <w:p>
+      <w:pPr>
+        <w:pStyle w:val="BodyText"/>
+      </w:pPr>
+      <w:r>
+        <w:t xml:space="preserve">Enable the onboard 120 Ω termination only when the</w:t>
+      </w:r>
+      <w:r>
+        <w:t xml:space="preserve"> </w:t>
+      </w:r>
+      <w:r>
+        <w:t xml:space="preserve">module is installed at a physical end of the CAN bus.</w:t>
+      </w:r>
+      <w:r>
+        <w:t xml:space="preserve"> </w:t>
+      </w:r>
+      <w:r>
+        <w:t xml:space="preserve">Intermediate nodes must not introduce additional</w:t>
+      </w:r>
+      <w:r>
+        <w:t xml:space="preserve"> </w:t>
+      </w:r>
+      <w:r>
+        <w:t xml:space="preserve">termination resistance.</w:t>
+      </w:r>
+    </w:p>
+    <w:p>
+      <w:pPr>
+        <w:pStyle w:val="BodyText"/>
+      </w:pPr>
+      <w:r>
+        <w:t xml:space="preserve">Do not connect external power directly to the regulated</w:t>
+      </w:r>
+      <w:r>
+        <w:t xml:space="preserve"> </w:t>
+      </w:r>
+      <w:r>
+        <w:t xml:space="preserve">3V3 or 5V outputs unless the application has been</w:t>
+      </w:r>
+      <w:r>
+        <w:t xml:space="preserve"> </w:t>
+      </w:r>
+      <w:r>
+        <w:t xml:space="preserve">specifically validated for that configuration.</w:t>
+      </w:r>
+    </w:p>
+    <w:p>
+      <w:pPr>
+        <w:pStyle w:val="BodyText"/>
+      </w:pPr>
+      <w:r>
+        <w:t xml:space="preserve">The module does not provide galvanic isolation between</w:t>
+      </w:r>
+      <w:r>
+        <w:t xml:space="preserve"> </w:t>
+      </w:r>
+      <w:r>
+        <w:t xml:space="preserve">the host controller and the CAN bus.</w:t>
+      </w:r>
+    </w:p>
+    <w:bookmarkEnd w:id="34"/>
+    <w:bookmarkEnd w:id="35"/>
+    <w:bookmarkStart w:id="45" w:name="ratings-and-electrical-characteristics"/>
     <w:p>
       <w:pPr>
         <w:pStyle w:val="Heading2"/>
@@ -1471,7 +3008,7 @@
         <w:t xml:space="preserve">2 Ratings and Electrical Characteristics</w:t>
       </w:r>
     </w:p>
-    <w:bookmarkStart w:id="33" w:name="recommended-operating-conditions"/>
+    <w:bookmarkStart w:id="36" w:name="recommended-operating-conditions"/>
     <w:p>
       <w:pPr>
         <w:pStyle w:val="Heading3"/>
@@ -2213,8 +3750,8 @@
         <w:t xml:space="preserve">qualified over the full IC temperature range.</w:t>
       </w:r>
     </w:p>
-    <w:bookmarkEnd w:id="33"/>
-    <w:bookmarkStart w:id="34" w:name="selected-transceiver-characteristics"/>
+    <w:bookmarkEnd w:id="36"/>
+    <w:bookmarkStart w:id="37" w:name="selected-transceiver-characteristics"/>
     <w:p>
       <w:pPr>
         <w:pStyle w:val="Heading3"/>
@@ -2996,8 +4533,8 @@
         </w:tc>
       </w:tr>
     </w:tbl>
-    <w:bookmarkEnd w:id="34"/>
-    <w:bookmarkStart w:id="37" w:name="power-regulation-characteristics"/>
+    <w:bookmarkEnd w:id="37"/>
+    <w:bookmarkStart w:id="40" w:name="power-regulation-characteristics"/>
     <w:p>
       <w:pPr>
         <w:pStyle w:val="Heading3"/>
@@ -3020,7 +4557,7 @@
         <w:t xml:space="preserve">AP2112K-3.3 low-dropout linear regulator.</w:t>
       </w:r>
     </w:p>
-    <w:bookmarkStart w:id="35" w:name="tps61023-5-v-boost-converter"/>
+    <w:bookmarkStart w:id="38" w:name="tps61023-5-v-boost-converter"/>
     <w:p>
       <w:pPr>
         <w:pStyle w:val="Heading4"/>
@@ -3536,7 +5073,7 @@
               <w:jc w:val="right"/>
             </w:pPr>
             <w:r>
-              <w:t xml:space="preserve">3.7</w:t>
+              <w:t xml:space="preserve">1</w:t>
             </w:r>
           </w:p>
         </w:tc>
@@ -3608,8 +5145,8 @@
         <w:t xml:space="preserve">independently characterized.</w:t>
       </w:r>
     </w:p>
-    <w:bookmarkEnd w:id="35"/>
-    <w:bookmarkStart w:id="36" w:name="ap2112k-3.3-3.3-v-linear-regulator"/>
+    <w:bookmarkEnd w:id="38"/>
+    <w:bookmarkStart w:id="39" w:name="ap2112k-3.3-3.3-v-linear-regulator"/>
     <w:p>
       <w:pPr>
         <w:pStyle w:val="Heading4"/>
@@ -4149,9 +5686,9 @@
         <w:t xml:space="preserve">confirmation against the exact AP2112K manufacturer datasheet.</w:t>
       </w:r>
     </w:p>
-    <w:bookmarkEnd w:id="36"/>
-    <w:bookmarkEnd w:id="37"/>
-    <w:bookmarkStart w:id="40" w:name="absolute-maximum-ratings"/>
+    <w:bookmarkEnd w:id="39"/>
+    <w:bookmarkEnd w:id="40"/>
+    <w:bookmarkStart w:id="43" w:name="absolute-maximum-ratings"/>
     <w:p>
       <w:pPr>
         <w:pStyle w:val="Heading3"/>
@@ -4174,7 +5711,7 @@
         <w:t xml:space="preserve">operating conditions.</w:t>
       </w:r>
     </w:p>
-    <w:bookmarkStart w:id="38" w:name="tcan1051hvd-can-transceiver"/>
+    <w:bookmarkStart w:id="41" w:name="tcan1051hvd-can-transceiver"/>
     <w:p>
       <w:pPr>
         <w:pStyle w:val="Heading4"/>
@@ -4717,8 +6254,8 @@
         <w:t xml:space="preserve">EN, VIO, 3V3, or 5V.</w:t>
       </w:r>
     </w:p>
-    <w:bookmarkEnd w:id="38"/>
-    <w:bookmarkStart w:id="39" w:name="power-regulators"/>
+    <w:bookmarkEnd w:id="41"/>
+    <w:bookmarkStart w:id="42" w:name="power-regulators"/>
     <w:p>
       <w:pPr>
         <w:pStyle w:val="Heading4"/>
@@ -4761,9 +6298,9 @@
         <w:t xml:space="preserve">of the complete UE0085 module.</w:t>
       </w:r>
     </w:p>
-    <w:bookmarkEnd w:id="39"/>
-    <w:bookmarkEnd w:id="40"/>
-    <w:bookmarkStart w:id="41" w:name="module-power-and-thermal-considerations"/>
+    <w:bookmarkEnd w:id="42"/>
+    <w:bookmarkEnd w:id="43"/>
+    <w:bookmarkStart w:id="44" w:name="module-power-and-thermal-considerations"/>
     <w:p>
       <w:pPr>
         <w:pStyle w:val="Heading3"/>
@@ -4784,7 +6321,7 @@
       <w:pPr>
         <w:numPr>
           <w:ilvl w:val="0"/>
-          <w:numId w:val="1013"/>
+          <w:numId w:val="1012"/>
         </w:numPr>
         <w:pStyle w:val="Compact"/>
       </w:pPr>
@@ -4796,7 +6333,7 @@
       <w:pPr>
         <w:numPr>
           <w:ilvl w:val="0"/>
-          <w:numId w:val="1013"/>
+          <w:numId w:val="1012"/>
         </w:numPr>
         <w:pStyle w:val="Compact"/>
       </w:pPr>
@@ -4808,7 +6345,7 @@
       <w:pPr>
         <w:numPr>
           <w:ilvl w:val="0"/>
-          <w:numId w:val="1013"/>
+          <w:numId w:val="1012"/>
         </w:numPr>
         <w:pStyle w:val="Compact"/>
       </w:pPr>
@@ -4820,7 +6357,7 @@
       <w:pPr>
         <w:numPr>
           <w:ilvl w:val="0"/>
-          <w:numId w:val="1013"/>
+          <w:numId w:val="1012"/>
         </w:numPr>
         <w:pStyle w:val="Compact"/>
       </w:pPr>
@@ -4832,7 +6369,7 @@
       <w:pPr>
         <w:numPr>
           <w:ilvl w:val="0"/>
-          <w:numId w:val="1013"/>
+          <w:numId w:val="1012"/>
         </w:numPr>
         <w:pStyle w:val="Compact"/>
       </w:pPr>
@@ -4844,7 +6381,7 @@
       <w:pPr>
         <w:numPr>
           <w:ilvl w:val="0"/>
-          <w:numId w:val="1013"/>
+          <w:numId w:val="1012"/>
         </w:numPr>
         <w:pStyle w:val="Compact"/>
       </w:pPr>
@@ -4910,9 +6447,9 @@
         <w:t xml:space="preserve">of any individual component.</w:t>
       </w:r>
     </w:p>
-    <w:bookmarkEnd w:id="41"/>
-    <w:bookmarkEnd w:id="42"/>
-    <w:bookmarkStart w:id="47" w:name="functional-overview"/>
+    <w:bookmarkEnd w:id="44"/>
+    <w:bookmarkEnd w:id="45"/>
+    <w:bookmarkStart w:id="50" w:name="functional-overview"/>
     <w:p>
       <w:pPr>
         <w:pStyle w:val="Heading2"/>
@@ -4921,7 +6458,7 @@
         <w:t xml:space="preserve">3 Functional Overview</w:t>
       </w:r>
     </w:p>
-    <w:bookmarkStart w:id="43" w:name="signal-path"/>
+    <w:bookmarkStart w:id="46" w:name="signal-path"/>
     <w:p>
       <w:pPr>
         <w:pStyle w:val="Heading3"/>
@@ -4990,8 +6527,8 @@
         <w:t xml:space="preserve">unpowered.</w:t>
       </w:r>
     </w:p>
-    <w:bookmarkEnd w:id="43"/>
-    <w:bookmarkStart w:id="44" w:name="power-architecture"/>
+    <w:bookmarkEnd w:id="46"/>
+    <w:bookmarkStart w:id="47" w:name="power-architecture"/>
     <w:p>
       <w:pPr>
         <w:pStyle w:val="Heading3"/>
@@ -5149,8 +6686,8 @@
         <w:t xml:space="preserve">normal use; driving EN LOW disables the generated supply rails and transceiver.</w:t>
       </w:r>
     </w:p>
-    <w:bookmarkEnd w:id="44"/>
-    <w:bookmarkStart w:id="45" w:name="bus-termination"/>
+    <w:bookmarkEnd w:id="47"/>
+    <w:bookmarkStart w:id="48" w:name="bus-termination"/>
     <w:p>
       <w:pPr>
         <w:pStyle w:val="Heading3"/>
@@ -5215,8 +6752,8 @@
         <w:t xml:space="preserve">CANL with power removed). Leave the selector open at intermediate nodes.</w:t>
       </w:r>
     </w:p>
-    <w:bookmarkEnd w:id="45"/>
-    <w:bookmarkStart w:id="46" w:name="bus-protection"/>
+    <w:bookmarkEnd w:id="48"/>
+    <w:bookmarkStart w:id="49" w:name="bus-protection"/>
     <w:p>
       <w:pPr>
         <w:pStyle w:val="Heading3"/>
@@ -5251,9 +6788,9 @@
         <w:t xml:space="preserve">correct grounding, cabling, termination, or system-level surge design.</w:t>
       </w:r>
     </w:p>
-    <w:bookmarkEnd w:id="46"/>
-    <w:bookmarkEnd w:id="47"/>
-    <w:bookmarkStart w:id="54" w:name="connectors-and-pinouts"/>
+    <w:bookmarkEnd w:id="49"/>
+    <w:bookmarkEnd w:id="50"/>
+    <w:bookmarkStart w:id="57" w:name="connectors-and-pinouts"/>
     <w:p>
       <w:pPr>
         <w:pStyle w:val="Heading2"/>
@@ -5262,7 +6799,7 @@
         <w:t xml:space="preserve">4 Connectors and Pinouts</w:t>
       </w:r>
     </w:p>
-    <w:bookmarkStart w:id="48" w:name="signal-reference"/>
+    <w:bookmarkStart w:id="51" w:name="signal-reference"/>
     <w:p>
       <w:pPr>
         <w:pStyle w:val="Heading3"/>
@@ -5705,8 +7242,8 @@
         </w:tc>
       </w:tr>
     </w:tbl>
-    <w:bookmarkEnd w:id="48"/>
-    <w:bookmarkStart w:id="49" w:name="j1-controller-connector"/>
+    <w:bookmarkEnd w:id="51"/>
+    <w:bookmarkStart w:id="52" w:name="j1-controller-connector"/>
     <w:p>
       <w:pPr>
         <w:pStyle w:val="Heading3"/>
@@ -5874,8 +7411,8 @@
         </w:tc>
       </w:tr>
     </w:tbl>
-    <w:bookmarkEnd w:id="49"/>
-    <w:bookmarkStart w:id="50" w:name="j2-can-bus-terminal"/>
+    <w:bookmarkEnd w:id="52"/>
+    <w:bookmarkStart w:id="53" w:name="j2-can-bus-terminal"/>
     <w:p>
       <w:pPr>
         <w:pStyle w:val="Heading3"/>
@@ -6014,8 +7551,8 @@
         </w:tc>
       </w:tr>
     </w:tbl>
-    <w:bookmarkEnd w:id="50"/>
-    <w:bookmarkStart w:id="53" w:name="castellated-headers"/>
+    <w:bookmarkEnd w:id="53"/>
+    <w:bookmarkStart w:id="56" w:name="castellated-headers"/>
     <w:p>
       <w:pPr>
         <w:pStyle w:val="Heading3"/>
@@ -6053,12 +7590,12 @@
           <wp:inline>
             <wp:extent cx="3657600" cy="2057400"/>
             <wp:effectExtent b="0" l="0" r="0" t="0"/>
-            <wp:docPr descr="" title="" id="51" name="Picture"/>
+            <wp:docPr descr="" title="" id="54" name="Picture"/>
             <a:graphic>
               <a:graphicData uri="http://schemas.openxmlformats.org/drawingml/2006/picture">
                 <pic:pic>
                   <pic:nvPicPr>
-                    <pic:cNvPr descr="hardware/resources/unit_top_v_1_0_ue0085_TCAN1051HVD.png" id="52" name="Picture"/>
+                    <pic:cNvPr descr="hardware/resources/unit_top_v_1_0_ue0085_TCAN1051HVD.png" id="55" name="Picture"/>
                     <pic:cNvPicPr>
                       <a:picLocks noChangeArrowheads="1" noChangeAspect="1"/>
                     </pic:cNvPicPr>
@@ -6091,9 +7628,9 @@
         </w:drawing>
       </w:r>
     </w:p>
-    <w:bookmarkEnd w:id="53"/>
-    <w:bookmarkEnd w:id="54"/>
-    <w:bookmarkStart w:id="60" w:name="board-operation"/>
+    <w:bookmarkEnd w:id="56"/>
+    <w:bookmarkEnd w:id="57"/>
+    <w:bookmarkStart w:id="63" w:name="board-operation"/>
     <w:p>
       <w:pPr>
         <w:pStyle w:val="Heading2"/>
@@ -6102,7 +7639,7 @@
         <w:t xml:space="preserve">5 Board Operation</w:t>
       </w:r>
     </w:p>
-    <w:bookmarkStart w:id="55" w:name="before-connecting-the-module"/>
+    <w:bookmarkStart w:id="58" w:name="before-connecting-the-module"/>
     <w:p>
       <w:pPr>
         <w:pStyle w:val="Heading3"/>
@@ -6115,7 +7652,7 @@
       <w:pPr>
         <w:numPr>
           <w:ilvl w:val="0"/>
-          <w:numId w:val="1014"/>
+          <w:numId w:val="1013"/>
         </w:numPr>
         <w:pStyle w:val="Compact"/>
       </w:pPr>
@@ -6127,7 +7664,7 @@
       <w:pPr>
         <w:numPr>
           <w:ilvl w:val="0"/>
-          <w:numId w:val="1014"/>
+          <w:numId w:val="1013"/>
         </w:numPr>
         <w:pStyle w:val="Compact"/>
       </w:pPr>
@@ -6139,7 +7676,7 @@
       <w:pPr>
         <w:numPr>
           <w:ilvl w:val="0"/>
-          <w:numId w:val="1014"/>
+          <w:numId w:val="1013"/>
         </w:numPr>
         <w:pStyle w:val="Compact"/>
       </w:pPr>
@@ -6157,7 +7694,7 @@
       <w:pPr>
         <w:numPr>
           <w:ilvl w:val="0"/>
-          <w:numId w:val="1014"/>
+          <w:numId w:val="1013"/>
         </w:numPr>
         <w:pStyle w:val="Compact"/>
       </w:pPr>
@@ -6171,8 +7708,8 @@
         <w:t xml:space="preserve">system design.</w:t>
       </w:r>
     </w:p>
-    <w:bookmarkEnd w:id="55"/>
-    <w:bookmarkStart w:id="56" w:name="basic-connection"/>
+    <w:bookmarkEnd w:id="58"/>
+    <w:bookmarkStart w:id="59" w:name="basic-connection"/>
     <w:p>
       <w:pPr>
         <w:pStyle w:val="Heading3"/>
@@ -6392,8 +7929,8 @@
         <w:t xml:space="preserve">the two physical ends of the main bus.</w:t>
       </w:r>
     </w:p>
-    <w:bookmarkEnd w:id="56"/>
-    <w:bookmarkStart w:id="57" w:name="power-up-check"/>
+    <w:bookmarkEnd w:id="59"/>
+    <w:bookmarkStart w:id="60" w:name="power-up-check"/>
     <w:p>
       <w:pPr>
         <w:pStyle w:val="Heading3"/>
@@ -6414,7 +7951,7 @@
       <w:pPr>
         <w:numPr>
           <w:ilvl w:val="0"/>
-          <w:numId w:val="1015"/>
+          <w:numId w:val="1014"/>
         </w:numPr>
         <w:pStyle w:val="Compact"/>
       </w:pPr>
@@ -6426,7 +7963,7 @@
       <w:pPr>
         <w:numPr>
           <w:ilvl w:val="0"/>
-          <w:numId w:val="1015"/>
+          <w:numId w:val="1014"/>
         </w:numPr>
         <w:pStyle w:val="Compact"/>
       </w:pPr>
@@ -6438,7 +7975,7 @@
       <w:pPr>
         <w:numPr>
           <w:ilvl w:val="0"/>
-          <w:numId w:val="1015"/>
+          <w:numId w:val="1014"/>
         </w:numPr>
         <w:pStyle w:val="Compact"/>
       </w:pPr>
@@ -6450,7 +7987,7 @@
       <w:pPr>
         <w:numPr>
           <w:ilvl w:val="0"/>
-          <w:numId w:val="1015"/>
+          <w:numId w:val="1014"/>
         </w:numPr>
         <w:pStyle w:val="Compact"/>
       </w:pPr>
@@ -6462,7 +7999,7 @@
       <w:pPr>
         <w:numPr>
           <w:ilvl w:val="0"/>
-          <w:numId w:val="1015"/>
+          <w:numId w:val="1014"/>
         </w:numPr>
         <w:pStyle w:val="Compact"/>
       </w:pPr>
@@ -6484,8 +8021,8 @@
         <w:t xml:space="preserve">or if the VIO selector connects both rails.</w:t>
       </w:r>
     </w:p>
-    <w:bookmarkEnd w:id="57"/>
-    <w:bookmarkStart w:id="58" w:name="controller-configuration"/>
+    <w:bookmarkEnd w:id="60"/>
+    <w:bookmarkStart w:id="61" w:name="controller-configuration"/>
     <w:p>
       <w:pPr>
         <w:pStyle w:val="Heading3"/>
@@ -6526,8 +8063,8 @@
         <w:t xml:space="preserve">host controller and software.</w:t>
       </w:r>
     </w:p>
-    <w:bookmarkEnd w:id="58"/>
-    <w:bookmarkStart w:id="59" w:name="troubleshooting"/>
+    <w:bookmarkEnd w:id="61"/>
+    <w:bookmarkStart w:id="62" w:name="troubleshooting"/>
     <w:p>
       <w:pPr>
         <w:pStyle w:val="Heading3"/>
@@ -6707,9 +8244,9 @@
         </w:tc>
       </w:tr>
     </w:tbl>
-    <w:bookmarkEnd w:id="59"/>
-    <w:bookmarkEnd w:id="60"/>
-    <w:bookmarkStart w:id="70" w:name="mechanical-information"/>
+    <w:bookmarkEnd w:id="62"/>
+    <w:bookmarkEnd w:id="63"/>
+    <w:bookmarkStart w:id="73" w:name="mechanical-information"/>
     <w:p>
       <w:pPr>
         <w:pStyle w:val="Heading2"/>
@@ -6760,18 +8297,18 @@
           <wp:inline>
             <wp:extent cx="5303520" cy="4867182"/>
             <wp:effectExtent b="0" l="0" r="0" t="0"/>
-            <wp:docPr descr="" title="" id="62" name="Picture"/>
+            <wp:docPr descr="" title="" id="65" name="Picture"/>
             <a:graphic>
               <a:graphicData uri="http://schemas.openxmlformats.org/drawingml/2006/picture">
                 <pic:pic>
                   <pic:nvPicPr>
-                    <pic:cNvPr descr="hardware/resources/unit_dimensions_v_1_0_ue0085_TCAN1051HVD.png" id="63" name="Picture"/>
+                    <pic:cNvPr descr="hardware/resources/unit_dimensions_v_1_0_ue0085_TCAN1051HVD.png" id="66" name="Picture"/>
                     <pic:cNvPicPr>
                       <a:picLocks noChangeArrowheads="1" noChangeAspect="1"/>
                     </pic:cNvPicPr>
                   </pic:nvPicPr>
                   <pic:blipFill>
-                    <a:blip r:embed="rId61"/>
+                    <a:blip r:embed="rId64"/>
                     <a:stretch>
                       <a:fillRect/>
                     </a:stretch>
@@ -6818,7 +8355,7 @@
         <w:t xml:space="preserve">template.</w:t>
       </w:r>
     </w:p>
-    <w:bookmarkStart w:id="69" w:name="board-views"/>
+    <w:bookmarkStart w:id="72" w:name="board-views-1"/>
     <w:p>
       <w:pPr>
         <w:pStyle w:val="Heading3"/>
@@ -6880,12 +8417,12 @@
                 <wp:inline>
                   <wp:extent cx="2743200" cy="1543050"/>
                   <wp:effectExtent b="0" l="0" r="0" t="0"/>
-                  <wp:docPr descr="" title="" id="64" name="Picture"/>
+                  <wp:docPr descr="" title="" id="67" name="Picture"/>
                   <a:graphic>
                     <a:graphicData uri="http://schemas.openxmlformats.org/drawingml/2006/picture">
                       <pic:pic>
                         <pic:nvPicPr>
-                          <pic:cNvPr descr="hardware/resources/unit_top_v_1_0_ue0085_TCAN1051HVD.png" id="65" name="Picture"/>
+                          <pic:cNvPr descr="hardware/resources/unit_top_v_1_0_ue0085_TCAN1051HVD.png" id="68" name="Picture"/>
                           <pic:cNvPicPr>
                             <a:picLocks noChangeArrowheads="1" noChangeAspect="1"/>
                           </pic:cNvPicPr>
@@ -6931,18 +8468,18 @@
                 <wp:inline>
                   <wp:extent cx="2743200" cy="1543050"/>
                   <wp:effectExtent b="0" l="0" r="0" t="0"/>
-                  <wp:docPr descr="" title="" id="67" name="Picture"/>
+                  <wp:docPr descr="" title="" id="70" name="Picture"/>
                   <a:graphic>
                     <a:graphicData uri="http://schemas.openxmlformats.org/drawingml/2006/picture">
                       <pic:pic>
                         <pic:nvPicPr>
-                          <pic:cNvPr descr="hardware/resources/unit_btm_v_1_0_ue0085_TCAN1051HVD.png" id="68" name="Picture"/>
+                          <pic:cNvPr descr="hardware/resources/unit_btm_v_1_0_ue0085_TCAN1051HVD.png" id="71" name="Picture"/>
                           <pic:cNvPicPr>
                             <a:picLocks noChangeArrowheads="1" noChangeAspect="1"/>
                           </pic:cNvPicPr>
                         </pic:nvPicPr>
                         <pic:blipFill>
-                          <a:blip r:embed="rId66"/>
+                          <a:blip r:embed="rId69"/>
                           <a:stretch>
                             <a:fillRect/>
                           </a:stretch>
@@ -6972,9 +8509,9 @@
         </w:tc>
       </w:tr>
     </w:tbl>
-    <w:bookmarkEnd w:id="69"/>
-    <w:bookmarkEnd w:id="70"/>
-    <w:bookmarkStart w:id="72" w:name="company-information"/>
+    <w:bookmarkEnd w:id="72"/>
+    <w:bookmarkEnd w:id="73"/>
+    <w:bookmarkStart w:id="75" w:name="company-information"/>
     <w:p>
       <w:pPr>
         <w:pStyle w:val="Heading2"/>
@@ -7051,7 +8588,7 @@
               <w:pStyle w:val="Compact"/>
               <w:jc w:val="left"/>
             </w:pPr>
-            <w:hyperlink r:id="rId71">
+            <w:hyperlink r:id="rId74">
               <w:r>
                 <w:rPr>
                   <w:rStyle w:val="Hyperlink"/>
@@ -7093,8 +8630,8 @@
         </w:tc>
       </w:tr>
     </w:tbl>
-    <w:bookmarkEnd w:id="72"/>
-    <w:bookmarkStart w:id="76" w:name="reference-documentation"/>
+    <w:bookmarkEnd w:id="75"/>
+    <w:bookmarkStart w:id="79" w:name="reference-documentation"/>
     <w:p>
       <w:pPr>
         <w:pStyle w:val="Heading2"/>
@@ -7163,7 +8700,7 @@
               <w:pStyle w:val="Compact"/>
               <w:jc w:val="left"/>
             </w:pPr>
-            <w:hyperlink r:id="rId73">
+            <w:hyperlink r:id="rId76">
               <w:r>
                 <w:rPr>
                   <w:rStyle w:val="Hyperlink"/>
@@ -7194,7 +8731,7 @@
               <w:pStyle w:val="Compact"/>
               <w:jc w:val="left"/>
             </w:pPr>
-            <w:hyperlink r:id="rId74">
+            <w:hyperlink r:id="rId77">
               <w:r>
                 <w:rPr>
                   <w:rStyle w:val="Hyperlink"/>
@@ -7225,7 +8762,7 @@
               <w:pStyle w:val="Compact"/>
               <w:jc w:val="left"/>
             </w:pPr>
-            <w:hyperlink r:id="rId75">
+            <w:hyperlink r:id="rId78">
               <w:r>
                 <w:rPr>
                   <w:rStyle w:val="Hyperlink"/>
@@ -7304,8 +8841,8 @@
         <w:t xml:space="preserve">.</w:t>
       </w:r>
     </w:p>
-    <w:bookmarkEnd w:id="76"/>
-    <w:bookmarkStart w:id="80" w:name="appendix"/>
+    <w:bookmarkEnd w:id="79"/>
+    <w:bookmarkStart w:id="83" w:name="appendix"/>
     <w:p>
       <w:pPr>
         <w:pStyle w:val="Heading2"/>
@@ -7314,7 +8851,7 @@
         <w:t xml:space="preserve">9 Appendix</w:t>
       </w:r>
     </w:p>
-    <w:bookmarkStart w:id="78" w:name="schematic"/>
+    <w:bookmarkStart w:id="81" w:name="schematic"/>
     <w:p>
       <w:pPr>
         <w:pStyle w:val="Heading3"/>
@@ -7335,7 +8872,7 @@
       <w:pPr>
         <w:pStyle w:val="BodyText"/>
       </w:pPr>
-      <w:hyperlink r:id="rId77">
+      <w:hyperlink r:id="rId80">
         <w:r>
           <w:rPr>
             <w:rStyle w:val="Hyperlink"/>
@@ -7344,8 +8881,8 @@
         </w:r>
       </w:hyperlink>
     </w:p>
-    <w:bookmarkEnd w:id="78"/>
-    <w:bookmarkStart w:id="79" w:name="design-notes"/>
+    <w:bookmarkEnd w:id="81"/>
+    <w:bookmarkStart w:id="82" w:name="design-notes"/>
     <w:p>
       <w:pPr>
         <w:pStyle w:val="Heading3"/>
@@ -7358,7 +8895,7 @@
       <w:pPr>
         <w:numPr>
           <w:ilvl w:val="0"/>
-          <w:numId w:val="1016"/>
+          <w:numId w:val="1015"/>
         </w:numPr>
         <w:pStyle w:val="Compact"/>
       </w:pPr>
@@ -7370,7 +8907,7 @@
       <w:pPr>
         <w:numPr>
           <w:ilvl w:val="0"/>
-          <w:numId w:val="1016"/>
+          <w:numId w:val="1015"/>
         </w:numPr>
         <w:pStyle w:val="Compact"/>
       </w:pPr>
@@ -7382,7 +8919,7 @@
       <w:pPr>
         <w:numPr>
           <w:ilvl w:val="0"/>
-          <w:numId w:val="1016"/>
+          <w:numId w:val="1015"/>
         </w:numPr>
         <w:pStyle w:val="Compact"/>
       </w:pPr>
@@ -7394,7 +8931,7 @@
       <w:pPr>
         <w:numPr>
           <w:ilvl w:val="0"/>
-          <w:numId w:val="1016"/>
+          <w:numId w:val="1015"/>
         </w:numPr>
         <w:pStyle w:val="Compact"/>
       </w:pPr>
@@ -7406,7 +8943,7 @@
       <w:pPr>
         <w:numPr>
           <w:ilvl w:val="0"/>
-          <w:numId w:val="1016"/>
+          <w:numId w:val="1015"/>
         </w:numPr>
         <w:pStyle w:val="Compact"/>
       </w:pPr>
@@ -7418,7 +8955,7 @@
       <w:pPr>
         <w:numPr>
           <w:ilvl w:val="0"/>
-          <w:numId w:val="1016"/>
+          <w:numId w:val="1015"/>
         </w:numPr>
         <w:pStyle w:val="Compact"/>
       </w:pPr>
@@ -7432,8 +8969,8 @@
         <w:t xml:space="preserve">module and is not exposed as a user control.</w:t>
       </w:r>
     </w:p>
-    <w:bookmarkEnd w:id="79"/>
-    <w:bookmarkEnd w:id="80"/>
+    <w:bookmarkEnd w:id="82"/>
+    <w:bookmarkEnd w:id="83"/>
     <w:sectPr>
       <w:pgSz w:h="16838" w:w="11906"/>
       <w:pgMar w:bottom="1134" w:footer="708" w:gutter="0" w:header="708" w:left="1134" w:right="1134" w:top="1134"/>
@@ -7744,9 +9281,6 @@
     <w:abstractNumId w:val="991"/>
   </w:num>
   <w:num w:numId="1013">
-    <w:abstractNumId w:val="991"/>
-  </w:num>
-  <w:num w:numId="1014">
     <w:abstractNumId w:val="99411"/>
     <w:lvlOverride w:ilvl="0">
       <w:startOverride w:val="1"/>
@@ -7776,10 +9310,10 @@
       <w:startOverride w:val="1"/>
     </w:lvlOverride>
   </w:num>
-  <w:num w:numId="1015">
+  <w:num w:numId="1014">
     <w:abstractNumId w:val="991"/>
   </w:num>
-  <w:num w:numId="1016">
+  <w:num w:numId="1015">
     <w:abstractNumId w:val="991"/>
   </w:num>
 </w:numbering>

--- a/docs/hardware/unit_product_reference_v_1_0_0_ue0085_tcan1051hvd_can_transceiver_module.docx
+++ b/docs/hardware/unit_product_reference_v_1_0_0_ue0085_tcan1051hvd_can_transceiver_module.docx
@@ -424,6 +424,18 @@
       </w:pPr>
       <w:r>
         <w:t xml:space="preserve">4.4 Castellated Headers</w:t>
+      </w:r>
+    </w:p>
+    <w:p>
+      <w:pPr>
+        <w:numPr>
+          <w:ilvl w:val="1"/>
+          <w:numId w:val="1006"/>
+        </w:numPr>
+        <w:pStyle w:val="Compact"/>
+      </w:pPr>
+      <w:r>
+        <w:t xml:space="preserve">4.5 Configuration Jumpers</w:t>
       </w:r>
     </w:p>
     <w:p>
@@ -1283,7 +1295,7 @@
               <w:jc w:val="left"/>
             </w:pPr>
             <w:r>
-              <w:t xml:space="preserve">Configures onboard jumper-selectable functions</w:t>
+              <w:t xml:space="preserve">Used for VIO logic-voltage selection (3.3 V or 5 V) and enabling the onboard 120 Ω CAN bus termination</w:t>
             </w:r>
           </w:p>
         </w:tc>
@@ -1308,13 +1320,19 @@
         <w:pStyle w:val="BodyText"/>
       </w:pPr>
       <w:r>
-        <w:t xml:space="preserve">Verify connector orientation, signal assignment, and</w:t>
-      </w:r>
-      <w:r>
-        <w:t xml:space="preserve"> </w:t>
-      </w:r>
-      <w:r>
-        <w:t xml:space="preserve">voltage compatibility before connecting the module.</w:t>
+        <w:t xml:space="preserve">Select only one VIO voltage level at a time.</w:t>
+      </w:r>
+      <w:r>
+        <w:t xml:space="preserve"> </w:t>
+      </w:r>
+      <w:r>
+        <w:t xml:space="preserve">Enable the 120 Ω termination only when the module is</w:t>
+      </w:r>
+      <w:r>
+        <w:t xml:space="preserve"> </w:t>
+      </w:r>
+      <w:r>
+        <w:t xml:space="preserve">installed at a physical end of the CAN bus.</w:t>
       </w:r>
     </w:p>
     <w:bookmarkEnd w:id="27"/>
@@ -6790,7 +6808,7 @@
     </w:p>
     <w:bookmarkEnd w:id="49"/>
     <w:bookmarkEnd w:id="50"/>
-    <w:bookmarkStart w:id="57" w:name="connectors-and-pinouts"/>
+    <w:bookmarkStart w:id="61" w:name="connectors-and-pinouts"/>
     <w:p>
       <w:pPr>
         <w:pStyle w:val="Heading2"/>
@@ -6799,13 +6817,789 @@
         <w:t xml:space="preserve">4 Connectors and Pinouts</w:t>
       </w:r>
     </w:p>
-    <w:bookmarkStart w:id="51" w:name="signal-reference"/>
+    <w:p>
+      <w:pPr>
+        <w:pStyle w:val="FirstParagraph"/>
+      </w:pPr>
+      <w:r>
+        <w:t xml:space="preserve">The UE0085 module provides controller-side logic connections,</w:t>
+      </w:r>
+      <w:r>
+        <w:t xml:space="preserve"> </w:t>
+      </w:r>
+      <w:r>
+        <w:t xml:space="preserve">differential CAN bus terminals, and castellated contacts</w:t>
+      </w:r>
+      <w:r>
+        <w:t xml:space="preserve"> </w:t>
+      </w:r>
+      <w:r>
+        <w:t xml:space="preserve">for integration with external hardware.</w:t>
+      </w:r>
+    </w:p>
+    <w:p>
+      <w:pPr>
+        <w:pStyle w:val="BodyText"/>
+      </w:pPr>
+      <w:r>
+        <w:t xml:space="preserve">The following pinout identifies the available signals,</w:t>
+      </w:r>
+      <w:r>
+        <w:t xml:space="preserve"> </w:t>
+      </w:r>
+      <w:r>
+        <w:t xml:space="preserve">power connections, and onboard configuration options.</w:t>
+      </w:r>
+    </w:p>
+    <w:p>
+      <w:pPr>
+        <w:pStyle w:val="BodyText"/>
+      </w:pPr>
+      <w:r>
+        <w:drawing>
+          <wp:inline>
+            <wp:extent cx="4754880" cy="6802182"/>
+            <wp:effectExtent b="0" l="0" r="0" t="0"/>
+            <wp:docPr descr="" title="" id="52" name="Picture"/>
+            <a:graphic>
+              <a:graphicData uri="http://schemas.openxmlformats.org/drawingml/2006/picture">
+                <pic:pic>
+                  <pic:nvPicPr>
+                    <pic:cNvPr descr="hardware/resources/unit_pinout_v_1_1_ue0085_tcan1051hvd_en.png" id="53" name="Picture"/>
+                    <pic:cNvPicPr>
+                      <a:picLocks noChangeArrowheads="1" noChangeAspect="1"/>
+                    </pic:cNvPicPr>
+                  </pic:nvPicPr>
+                  <pic:blipFill>
+                    <a:blip r:embed="rId51"/>
+                    <a:stretch>
+                      <a:fillRect/>
+                    </a:stretch>
+                  </pic:blipFill>
+                  <pic:spPr bwMode="auto">
+                    <a:xfrm>
+                      <a:off x="0" y="0"/>
+                      <a:ext cx="4754880" cy="6802182"/>
+                    </a:xfrm>
+                    <a:prstGeom prst="rect">
+                      <a:avLst/>
+                    </a:prstGeom>
+                    <a:noFill/>
+                    <a:ln w="9525">
+                      <a:noFill/>
+                      <a:headEnd/>
+                      <a:tailEnd/>
+                    </a:ln>
+                  </pic:spPr>
+                </pic:pic>
+              </a:graphicData>
+            </a:graphic>
+          </wp:inline>
+        </w:drawing>
+      </w:r>
+    </w:p>
+    <w:bookmarkStart w:id="54" w:name="signal-reference"/>
     <w:p>
       <w:pPr>
         <w:pStyle w:val="Heading3"/>
       </w:pPr>
       <w:r>
         <w:t xml:space="preserve">4.1 Signal Reference</w:t>
+      </w:r>
+    </w:p>
+    <w:tbl>
+      <w:tblPr>
+        <w:tblStyle w:val="Table"/>
+        <w:tblW w:type="pct" w:w="5000"/>
+        <w:tblLook w:firstRow="1" w:lastRow="0" w:firstColumn="0" w:lastColumn="0" w:noHBand="0" w:noVBand="0" w:val="0020"/>
+        <w:jc w:val="start"/>
+      </w:tblPr>
+      <w:tblGrid>
+        <w:gridCol w:w="2640"/>
+        <w:gridCol w:w="2640"/>
+        <w:gridCol w:w="2640"/>
+      </w:tblGrid>
+      <w:tr>
+        <w:trPr>
+          <w:tblHeader w:val="true"/>
+        </w:trPr>
+        <w:tc>
+          <w:tcPr/>
+          <w:p>
+            <w:pPr>
+              <w:pStyle w:val="Compact"/>
+              <w:jc w:val="left"/>
+            </w:pPr>
+            <w:r>
+              <w:t xml:space="preserve">Label</w:t>
+            </w:r>
+          </w:p>
+        </w:tc>
+        <w:tc>
+          <w:tcPr/>
+          <w:p>
+            <w:pPr>
+              <w:pStyle w:val="Compact"/>
+              <w:jc w:val="left"/>
+            </w:pPr>
+            <w:r>
+              <w:t xml:space="preserve">Direction</w:t>
+            </w:r>
+          </w:p>
+        </w:tc>
+        <w:tc>
+          <w:tcPr/>
+          <w:p>
+            <w:pPr>
+              <w:pStyle w:val="Compact"/>
+              <w:jc w:val="left"/>
+            </w:pPr>
+            <w:r>
+              <w:t xml:space="preserve">Description</w:t>
+            </w:r>
+          </w:p>
+        </w:tc>
+      </w:tr>
+      <w:tr>
+        <w:tc>
+          <w:tcPr/>
+          <w:p>
+            <w:pPr>
+              <w:pStyle w:val="Compact"/>
+              <w:jc w:val="left"/>
+            </w:pPr>
+            <w:r>
+              <w:t xml:space="preserve">VIN</w:t>
+            </w:r>
+          </w:p>
+        </w:tc>
+        <w:tc>
+          <w:tcPr/>
+          <w:p>
+            <w:pPr>
+              <w:pStyle w:val="Compact"/>
+              <w:jc w:val="left"/>
+            </w:pPr>
+            <w:r>
+              <w:t xml:space="preserve">Power input</w:t>
+            </w:r>
+          </w:p>
+        </w:tc>
+        <w:tc>
+          <w:tcPr/>
+          <w:p>
+            <w:pPr>
+              <w:pStyle w:val="Compact"/>
+              <w:jc w:val="left"/>
+            </w:pPr>
+            <w:r>
+              <w:t xml:space="preserve">Module input supply, 3.3 V to 5.0 V</w:t>
+            </w:r>
+          </w:p>
+        </w:tc>
+      </w:tr>
+      <w:tr>
+        <w:tc>
+          <w:tcPr/>
+          <w:p>
+            <w:pPr>
+              <w:pStyle w:val="Compact"/>
+              <w:jc w:val="left"/>
+            </w:pPr>
+            <w:r>
+              <w:t xml:space="preserve">GND</w:t>
+            </w:r>
+          </w:p>
+        </w:tc>
+        <w:tc>
+          <w:tcPr/>
+          <w:p>
+            <w:pPr>
+              <w:pStyle w:val="Compact"/>
+              <w:jc w:val="left"/>
+            </w:pPr>
+            <w:r>
+              <w:t xml:space="preserve">Power</w:t>
+            </w:r>
+          </w:p>
+        </w:tc>
+        <w:tc>
+          <w:tcPr/>
+          <w:p>
+            <w:pPr>
+              <w:pStyle w:val="Compact"/>
+              <w:jc w:val="left"/>
+            </w:pPr>
+            <w:r>
+              <w:t xml:space="preserve">Common module and bus reference</w:t>
+            </w:r>
+          </w:p>
+        </w:tc>
+      </w:tr>
+      <w:tr>
+        <w:tc>
+          <w:tcPr/>
+          <w:p>
+            <w:pPr>
+              <w:pStyle w:val="Compact"/>
+              <w:jc w:val="left"/>
+            </w:pPr>
+            <w:r>
+              <w:t xml:space="preserve">CTX</w:t>
+            </w:r>
+          </w:p>
+        </w:tc>
+        <w:tc>
+          <w:tcPr/>
+          <w:p>
+            <w:pPr>
+              <w:pStyle w:val="Compact"/>
+              <w:jc w:val="left"/>
+            </w:pPr>
+            <w:r>
+              <w:t xml:space="preserve">Input</w:t>
+            </w:r>
+          </w:p>
+        </w:tc>
+        <w:tc>
+          <w:tcPr/>
+          <w:p>
+            <w:pPr>
+              <w:pStyle w:val="Compact"/>
+              <w:jc w:val="left"/>
+            </w:pPr>
+            <w:r>
+              <w:t xml:space="preserve">Controller transmit signal; LOW = dominant</w:t>
+            </w:r>
+          </w:p>
+        </w:tc>
+      </w:tr>
+      <w:tr>
+        <w:tc>
+          <w:tcPr/>
+          <w:p>
+            <w:pPr>
+              <w:pStyle w:val="Compact"/>
+              <w:jc w:val="left"/>
+            </w:pPr>
+            <w:r>
+              <w:t xml:space="preserve">CRX</w:t>
+            </w:r>
+          </w:p>
+        </w:tc>
+        <w:tc>
+          <w:tcPr/>
+          <w:p>
+            <w:pPr>
+              <w:pStyle w:val="Compact"/>
+              <w:jc w:val="left"/>
+            </w:pPr>
+            <w:r>
+              <w:t xml:space="preserve">Output</w:t>
+            </w:r>
+          </w:p>
+        </w:tc>
+        <w:tc>
+          <w:tcPr/>
+          <w:p>
+            <w:pPr>
+              <w:pStyle w:val="Compact"/>
+              <w:jc w:val="left"/>
+            </w:pPr>
+            <w:r>
+              <w:t xml:space="preserve">Controller receive signal; LOW = dominant</w:t>
+            </w:r>
+          </w:p>
+        </w:tc>
+      </w:tr>
+      <w:tr>
+        <w:tc>
+          <w:tcPr/>
+          <w:p>
+            <w:pPr>
+              <w:pStyle w:val="Compact"/>
+              <w:jc w:val="left"/>
+            </w:pPr>
+            <w:r>
+              <w:t xml:space="preserve">CANH</w:t>
+            </w:r>
+          </w:p>
+        </w:tc>
+        <w:tc>
+          <w:tcPr/>
+          <w:p>
+            <w:pPr>
+              <w:pStyle w:val="Compact"/>
+              <w:jc w:val="left"/>
+            </w:pPr>
+            <w:r>
+              <w:t xml:space="preserve">Bus I/O</w:t>
+            </w:r>
+          </w:p>
+        </w:tc>
+        <w:tc>
+          <w:tcPr/>
+          <w:p>
+            <w:pPr>
+              <w:pStyle w:val="Compact"/>
+              <w:jc w:val="left"/>
+            </w:pPr>
+            <w:r>
+              <w:t xml:space="preserve">CAN high bus line</w:t>
+            </w:r>
+          </w:p>
+        </w:tc>
+      </w:tr>
+      <w:tr>
+        <w:tc>
+          <w:tcPr/>
+          <w:p>
+            <w:pPr>
+              <w:pStyle w:val="Compact"/>
+              <w:jc w:val="left"/>
+            </w:pPr>
+            <w:r>
+              <w:t xml:space="preserve">CANL</w:t>
+            </w:r>
+          </w:p>
+        </w:tc>
+        <w:tc>
+          <w:tcPr/>
+          <w:p>
+            <w:pPr>
+              <w:pStyle w:val="Compact"/>
+              <w:jc w:val="left"/>
+            </w:pPr>
+            <w:r>
+              <w:t xml:space="preserve">Bus I/O</w:t>
+            </w:r>
+          </w:p>
+        </w:tc>
+        <w:tc>
+          <w:tcPr/>
+          <w:p>
+            <w:pPr>
+              <w:pStyle w:val="Compact"/>
+              <w:jc w:val="left"/>
+            </w:pPr>
+            <w:r>
+              <w:t xml:space="preserve">CAN low bus line</w:t>
+            </w:r>
+          </w:p>
+        </w:tc>
+      </w:tr>
+      <w:tr>
+        <w:tc>
+          <w:tcPr/>
+          <w:p>
+            <w:pPr>
+              <w:pStyle w:val="Compact"/>
+              <w:jc w:val="left"/>
+            </w:pPr>
+            <w:r>
+              <w:t xml:space="preserve">EN</w:t>
+            </w:r>
+          </w:p>
+        </w:tc>
+        <w:tc>
+          <w:tcPr/>
+          <w:p>
+            <w:pPr>
+              <w:pStyle w:val="Compact"/>
+              <w:jc w:val="left"/>
+            </w:pPr>
+            <w:r>
+              <w:t xml:space="preserve">Input</w:t>
+            </w:r>
+          </w:p>
+        </w:tc>
+        <w:tc>
+          <w:tcPr/>
+          <w:p>
+            <w:pPr>
+              <w:pStyle w:val="Compact"/>
+              <w:jc w:val="left"/>
+            </w:pPr>
+            <w:r>
+              <w:t xml:space="preserve">5 V boost-converter enable; LOW disables the generated supply rails</w:t>
+            </w:r>
+          </w:p>
+        </w:tc>
+      </w:tr>
+      <w:tr>
+        <w:tc>
+          <w:tcPr/>
+          <w:p>
+            <w:pPr>
+              <w:pStyle w:val="Compact"/>
+              <w:jc w:val="left"/>
+            </w:pPr>
+            <w:r>
+              <w:t xml:space="preserve">5V</w:t>
+            </w:r>
+          </w:p>
+        </w:tc>
+        <w:tc>
+          <w:tcPr/>
+          <w:p>
+            <w:pPr>
+              <w:pStyle w:val="Compact"/>
+              <w:jc w:val="left"/>
+            </w:pPr>
+            <w:r>
+              <w:t xml:space="preserve">Power output</w:t>
+            </w:r>
+          </w:p>
+        </w:tc>
+        <w:tc>
+          <w:tcPr/>
+          <w:p>
+            <w:pPr>
+              <w:pStyle w:val="Compact"/>
+              <w:jc w:val="left"/>
+            </w:pPr>
+            <w:r>
+              <w:t xml:space="preserve">Generated 5 V transceiver rail</w:t>
+            </w:r>
+          </w:p>
+        </w:tc>
+      </w:tr>
+      <w:tr>
+        <w:tc>
+          <w:tcPr/>
+          <w:p>
+            <w:pPr>
+              <w:pStyle w:val="Compact"/>
+              <w:jc w:val="left"/>
+            </w:pPr>
+            <w:r>
+              <w:t xml:space="preserve">3V3</w:t>
+            </w:r>
+          </w:p>
+        </w:tc>
+        <w:tc>
+          <w:tcPr/>
+          <w:p>
+            <w:pPr>
+              <w:pStyle w:val="Compact"/>
+              <w:jc w:val="left"/>
+            </w:pPr>
+            <w:r>
+              <w:t xml:space="preserve">Power output</w:t>
+            </w:r>
+          </w:p>
+        </w:tc>
+        <w:tc>
+          <w:tcPr/>
+          <w:p>
+            <w:pPr>
+              <w:pStyle w:val="Compact"/>
+              <w:jc w:val="left"/>
+            </w:pPr>
+            <w:r>
+              <w:t xml:space="preserve">Generated 3.3 V logic rail</w:t>
+            </w:r>
+          </w:p>
+        </w:tc>
+      </w:tr>
+      <w:tr>
+        <w:tc>
+          <w:tcPr/>
+          <w:p>
+            <w:pPr>
+              <w:pStyle w:val="Compact"/>
+              <w:jc w:val="left"/>
+            </w:pPr>
+            <w:r>
+              <w:t xml:space="preserve">VIO</w:t>
+            </w:r>
+          </w:p>
+        </w:tc>
+        <w:tc>
+          <w:tcPr/>
+          <w:p>
+            <w:pPr>
+              <w:pStyle w:val="Compact"/>
+              <w:jc w:val="left"/>
+            </w:pPr>
+            <w:r>
+              <w:t xml:space="preserve">Power</w:t>
+            </w:r>
+          </w:p>
+        </w:tc>
+        <w:tc>
+          <w:tcPr/>
+          <w:p>
+            <w:pPr>
+              <w:pStyle w:val="Compact"/>
+              <w:jc w:val="left"/>
+            </w:pPr>
+            <w:r>
+              <w:t xml:space="preserve">Selected transceiver logic supply (3.3 V or 5 V)</w:t>
+            </w:r>
+          </w:p>
+        </w:tc>
+      </w:tr>
+    </w:tbl>
+    <w:p>
+      <w:pPr>
+        <w:pStyle w:val="BodyText"/>
+      </w:pPr>
+      <w:r>
+        <w:t xml:space="preserve">The CTX and CRX signals operate at the voltage level</w:t>
+      </w:r>
+      <w:r>
+        <w:t xml:space="preserve"> </w:t>
+      </w:r>
+      <w:r>
+        <w:t xml:space="preserve">selected through VIO. The host controller must use</w:t>
+      </w:r>
+      <w:r>
+        <w:t xml:space="preserve"> </w:t>
+      </w:r>
+      <w:r>
+        <w:t xml:space="preserve">compatible logic levels.</w:t>
+      </w:r>
+    </w:p>
+    <w:p>
+      <w:pPr>
+        <w:pStyle w:val="BodyText"/>
+      </w:pPr>
+      <w:r>
+        <w:t xml:space="preserve">The module implements the CAN physical layer only.</w:t>
+      </w:r>
+      <w:r>
+        <w:t xml:space="preserve"> </w:t>
+      </w:r>
+      <w:r>
+        <w:t xml:space="preserve">An external CAN controller or a microcontroller with</w:t>
+      </w:r>
+      <w:r>
+        <w:t xml:space="preserve"> </w:t>
+      </w:r>
+      <w:r>
+        <w:t xml:space="preserve">an integrated CAN peripheral is required.</w:t>
+      </w:r>
+    </w:p>
+    <w:bookmarkEnd w:id="54"/>
+    <w:bookmarkStart w:id="55" w:name="j1-controller-connector"/>
+    <w:p>
+      <w:pPr>
+        <w:pStyle w:val="Heading3"/>
+      </w:pPr>
+      <w:r>
+        <w:t xml:space="preserve">4.2 J1 Controller Connector</w:t>
+      </w:r>
+    </w:p>
+    <w:p>
+      <w:pPr>
+        <w:pStyle w:val="FirstParagraph"/>
+      </w:pPr>
+      <w:r>
+        <w:t xml:space="preserve">J1 is a 4-position, 1 mm-pitch connector providing</w:t>
+      </w:r>
+      <w:r>
+        <w:t xml:space="preserve"> </w:t>
+      </w:r>
+      <w:r>
+        <w:t xml:space="preserve">power and communication signals to the host controller.</w:t>
+      </w:r>
+    </w:p>
+    <w:p>
+      <w:pPr>
+        <w:pStyle w:val="BodyText"/>
+      </w:pPr>
+      <w:r>
+        <w:t xml:space="preserve">Use the bottom-side silkscreen to confirm the pin</w:t>
+      </w:r>
+      <w:r>
+        <w:t xml:space="preserve"> </w:t>
+      </w:r>
+      <w:r>
+        <w:t xml:space="preserve">order before connecting a cable.</w:t>
+      </w:r>
+    </w:p>
+    <w:tbl>
+      <w:tblPr>
+        <w:tblStyle w:val="Table"/>
+        <w:tblW w:type="auto" w:w="0"/>
+        <w:tblLook w:firstRow="1" w:lastRow="0" w:firstColumn="0" w:lastColumn="0" w:noHBand="0" w:noVBand="0" w:val="0020"/>
+        <w:jc w:val="start"/>
+      </w:tblPr>
+      <w:tblGrid>
+        <w:gridCol w:w="3960"/>
+        <w:gridCol w:w="3960"/>
+      </w:tblGrid>
+      <w:tr>
+        <w:trPr>
+          <w:tblHeader w:val="true"/>
+        </w:trPr>
+        <w:tc>
+          <w:tcPr/>
+          <w:p>
+            <w:pPr>
+              <w:pStyle w:val="Compact"/>
+              <w:jc w:val="left"/>
+            </w:pPr>
+            <w:r>
+              <w:t xml:space="preserve">Signal</w:t>
+            </w:r>
+          </w:p>
+        </w:tc>
+        <w:tc>
+          <w:tcPr/>
+          <w:p>
+            <w:pPr>
+              <w:pStyle w:val="Compact"/>
+              <w:jc w:val="left"/>
+            </w:pPr>
+            <w:r>
+              <w:t xml:space="preserve">Connection</w:t>
+            </w:r>
+          </w:p>
+        </w:tc>
+      </w:tr>
+      <w:tr>
+        <w:tc>
+          <w:tcPr/>
+          <w:p>
+            <w:pPr>
+              <w:pStyle w:val="Compact"/>
+              <w:jc w:val="left"/>
+            </w:pPr>
+            <w:r>
+              <w:t xml:space="preserve">GND</w:t>
+            </w:r>
+          </w:p>
+        </w:tc>
+        <w:tc>
+          <w:tcPr/>
+          <w:p>
+            <w:pPr>
+              <w:pStyle w:val="Compact"/>
+              <w:jc w:val="left"/>
+            </w:pPr>
+            <w:r>
+              <w:t xml:space="preserve">Host ground</w:t>
+            </w:r>
+          </w:p>
+        </w:tc>
+      </w:tr>
+      <w:tr>
+        <w:tc>
+          <w:tcPr/>
+          <w:p>
+            <w:pPr>
+              <w:pStyle w:val="Compact"/>
+              <w:jc w:val="left"/>
+            </w:pPr>
+            <w:r>
+              <w:t xml:space="preserve">VIN</w:t>
+            </w:r>
+          </w:p>
+        </w:tc>
+        <w:tc>
+          <w:tcPr/>
+          <w:p>
+            <w:pPr>
+              <w:pStyle w:val="Compact"/>
+              <w:jc w:val="left"/>
+            </w:pPr>
+            <w:r>
+              <w:t xml:space="preserve">Host power supply</w:t>
+            </w:r>
+          </w:p>
+        </w:tc>
+      </w:tr>
+      <w:tr>
+        <w:tc>
+          <w:tcPr/>
+          <w:p>
+            <w:pPr>
+              <w:pStyle w:val="Compact"/>
+              <w:jc w:val="left"/>
+            </w:pPr>
+            <w:r>
+              <w:t xml:space="preserve">CTX</w:t>
+            </w:r>
+          </w:p>
+        </w:tc>
+        <w:tc>
+          <w:tcPr/>
+          <w:p>
+            <w:pPr>
+              <w:pStyle w:val="Compact"/>
+              <w:jc w:val="left"/>
+            </w:pPr>
+            <w:r>
+              <w:t xml:space="preserve">Host CAN TX output</w:t>
+            </w:r>
+          </w:p>
+        </w:tc>
+      </w:tr>
+      <w:tr>
+        <w:tc>
+          <w:tcPr/>
+          <w:p>
+            <w:pPr>
+              <w:pStyle w:val="Compact"/>
+              <w:jc w:val="left"/>
+            </w:pPr>
+            <w:r>
+              <w:t xml:space="preserve">CRX</w:t>
+            </w:r>
+          </w:p>
+        </w:tc>
+        <w:tc>
+          <w:tcPr/>
+          <w:p>
+            <w:pPr>
+              <w:pStyle w:val="Compact"/>
+              <w:jc w:val="left"/>
+            </w:pPr>
+            <w:r>
+              <w:t xml:space="preserve">Host CAN RX input</w:t>
+            </w:r>
+          </w:p>
+        </w:tc>
+      </w:tr>
+    </w:tbl>
+    <w:p>
+      <w:pPr>
+        <w:pStyle w:val="BodyText"/>
+      </w:pPr>
+      <w:r>
+        <w:t xml:space="preserve">Verify the cable orientation and signal order before</w:t>
+      </w:r>
+      <w:r>
+        <w:t xml:space="preserve"> </w:t>
+      </w:r>
+      <w:r>
+        <w:t xml:space="preserve">connecting the module to an external controller.</w:t>
+      </w:r>
+    </w:p>
+    <w:bookmarkEnd w:id="55"/>
+    <w:bookmarkStart w:id="56" w:name="j2-can-bus-terminal"/>
+    <w:p>
+      <w:pPr>
+        <w:pStyle w:val="Heading3"/>
+      </w:pPr>
+      <w:r>
+        <w:t xml:space="preserve">4.3 J2 CAN Bus Terminal</w:t>
+      </w:r>
+    </w:p>
+    <w:p>
+      <w:pPr>
+        <w:pStyle w:val="FirstParagraph"/>
+      </w:pPr>
+      <w:r>
+        <w:t xml:space="preserve">J2 is a 2-position, 3.81 mm screw terminal providing</w:t>
+      </w:r>
+      <w:r>
+        <w:t xml:space="preserve"> </w:t>
+      </w:r>
+      <w:r>
+        <w:t xml:space="preserve">the differential CAN bus connections.</w:t>
       </w:r>
     </w:p>
     <w:tbl>
@@ -6832,188 +7626,48 @@
               <w:jc w:val="left"/>
             </w:pPr>
             <w:r>
-              <w:t xml:space="preserve">Label</w:t>
-            </w:r>
-          </w:p>
-        </w:tc>
-        <w:tc>
-          <w:tcPr/>
-          <w:p>
-            <w:pPr>
-              <w:pStyle w:val="Compact"/>
-              <w:jc w:val="left"/>
-            </w:pPr>
-            <w:r>
-              <w:t xml:space="preserve">Direction</w:t>
-            </w:r>
-          </w:p>
-        </w:tc>
-        <w:tc>
-          <w:tcPr/>
-          <w:p>
-            <w:pPr>
-              <w:pStyle w:val="Compact"/>
-              <w:jc w:val="left"/>
-            </w:pPr>
-            <w:r>
-              <w:t xml:space="preserve">Description</w:t>
-            </w:r>
-          </w:p>
-        </w:tc>
-      </w:tr>
-      <w:tr>
-        <w:tc>
-          <w:tcPr/>
-          <w:p>
-            <w:pPr>
-              <w:pStyle w:val="Compact"/>
-              <w:jc w:val="left"/>
-            </w:pPr>
-            <w:r>
-              <w:t xml:space="preserve">VIN</w:t>
-            </w:r>
-          </w:p>
-        </w:tc>
-        <w:tc>
-          <w:tcPr/>
-          <w:p>
-            <w:pPr>
-              <w:pStyle w:val="Compact"/>
-              <w:jc w:val="left"/>
-            </w:pPr>
-            <w:r>
-              <w:t xml:space="preserve">Power input</w:t>
-            </w:r>
-          </w:p>
-        </w:tc>
-        <w:tc>
-          <w:tcPr/>
-          <w:p>
-            <w:pPr>
-              <w:pStyle w:val="Compact"/>
-              <w:jc w:val="left"/>
-            </w:pPr>
-            <w:r>
-              <w:t xml:space="preserve">Module input supply, 3.3 V to 5.0 V</w:t>
-            </w:r>
-          </w:p>
-        </w:tc>
-      </w:tr>
-      <w:tr>
-        <w:tc>
-          <w:tcPr/>
-          <w:p>
-            <w:pPr>
-              <w:pStyle w:val="Compact"/>
-              <w:jc w:val="left"/>
-            </w:pPr>
-            <w:r>
-              <w:t xml:space="preserve">GND</w:t>
-            </w:r>
-          </w:p>
-        </w:tc>
-        <w:tc>
-          <w:tcPr/>
-          <w:p>
-            <w:pPr>
-              <w:pStyle w:val="Compact"/>
-              <w:jc w:val="left"/>
-            </w:pPr>
-            <w:r>
-              <w:t xml:space="preserve">Power</w:t>
-            </w:r>
-          </w:p>
-        </w:tc>
-        <w:tc>
-          <w:tcPr/>
-          <w:p>
-            <w:pPr>
-              <w:pStyle w:val="Compact"/>
-              <w:jc w:val="left"/>
-            </w:pPr>
-            <w:r>
-              <w:t xml:space="preserve">Common module and bus reference</w:t>
-            </w:r>
-          </w:p>
-        </w:tc>
-      </w:tr>
-      <w:tr>
-        <w:tc>
-          <w:tcPr/>
-          <w:p>
-            <w:pPr>
-              <w:pStyle w:val="Compact"/>
-              <w:jc w:val="left"/>
-            </w:pPr>
-            <w:r>
-              <w:t xml:space="preserve">CTX</w:t>
-            </w:r>
-          </w:p>
-        </w:tc>
-        <w:tc>
-          <w:tcPr/>
-          <w:p>
-            <w:pPr>
-              <w:pStyle w:val="Compact"/>
-              <w:jc w:val="left"/>
-            </w:pPr>
-            <w:r>
-              <w:t xml:space="preserve">Input</w:t>
-            </w:r>
-          </w:p>
-        </w:tc>
-        <w:tc>
-          <w:tcPr/>
-          <w:p>
-            <w:pPr>
-              <w:pStyle w:val="Compact"/>
-              <w:jc w:val="left"/>
-            </w:pPr>
-            <w:r>
-              <w:t xml:space="preserve">Controller transmit signal; LOW = dominant</w:t>
-            </w:r>
-          </w:p>
-        </w:tc>
-      </w:tr>
-      <w:tr>
-        <w:tc>
-          <w:tcPr/>
-          <w:p>
-            <w:pPr>
-              <w:pStyle w:val="Compact"/>
-              <w:jc w:val="left"/>
-            </w:pPr>
-            <w:r>
-              <w:t xml:space="preserve">CRX</w:t>
-            </w:r>
-          </w:p>
-        </w:tc>
-        <w:tc>
-          <w:tcPr/>
-          <w:p>
-            <w:pPr>
-              <w:pStyle w:val="Compact"/>
-              <w:jc w:val="left"/>
-            </w:pPr>
-            <w:r>
-              <w:t xml:space="preserve">Output</w:t>
-            </w:r>
-          </w:p>
-        </w:tc>
-        <w:tc>
-          <w:tcPr/>
-          <w:p>
-            <w:pPr>
-              <w:pStyle w:val="Compact"/>
-              <w:jc w:val="left"/>
-            </w:pPr>
-            <w:r>
-              <w:t xml:space="preserve">Controller receive signal; LOW = dominant</w:t>
-            </w:r>
-          </w:p>
-        </w:tc>
-      </w:tr>
-      <w:tr>
+              <w:t xml:space="preserve">Position</w:t>
+            </w:r>
+          </w:p>
+        </w:tc>
+        <w:tc>
+          <w:tcPr/>
+          <w:p>
+            <w:pPr>
+              <w:pStyle w:val="Compact"/>
+              <w:jc w:val="left"/>
+            </w:pPr>
+            <w:r>
+              <w:t xml:space="preserve">Signal</w:t>
+            </w:r>
+          </w:p>
+        </w:tc>
+        <w:tc>
+          <w:tcPr/>
+          <w:p>
+            <w:pPr>
+              <w:pStyle w:val="Compact"/>
+              <w:jc w:val="left"/>
+            </w:pPr>
+            <w:r>
+              <w:t xml:space="preserve">Connection</w:t>
+            </w:r>
+          </w:p>
+        </w:tc>
+      </w:tr>
+      <w:tr>
+        <w:tc>
+          <w:tcPr/>
+          <w:p>
+            <w:pPr>
+              <w:pStyle w:val="Compact"/>
+              <w:jc w:val="left"/>
+            </w:pPr>
+            <w:r>
+              <w:t xml:space="preserve">Upper</w:t>
+            </w:r>
+          </w:p>
+        </w:tc>
         <w:tc>
           <w:tcPr/>
           <w:p>
@@ -7034,24 +7688,24 @@
               <w:jc w:val="left"/>
             </w:pPr>
             <w:r>
-              <w:t xml:space="preserve">Bus I/O</w:t>
-            </w:r>
-          </w:p>
-        </w:tc>
-        <w:tc>
-          <w:tcPr/>
-          <w:p>
-            <w:pPr>
-              <w:pStyle w:val="Compact"/>
-              <w:jc w:val="left"/>
-            </w:pPr>
-            <w:r>
-              <w:t xml:space="preserve">CAN high bus line</w:t>
-            </w:r>
-          </w:p>
-        </w:tc>
-      </w:tr>
-      <w:tr>
+              <w:t xml:space="preserve">CAN bus high line</w:t>
+            </w:r>
+          </w:p>
+        </w:tc>
+      </w:tr>
+      <w:tr>
+        <w:tc>
+          <w:tcPr/>
+          <w:p>
+            <w:pPr>
+              <w:pStyle w:val="Compact"/>
+              <w:jc w:val="left"/>
+            </w:pPr>
+            <w:r>
+              <w:t xml:space="preserve">Lower</w:t>
+            </w:r>
+          </w:p>
+        </w:tc>
         <w:tc>
           <w:tcPr/>
           <w:p>
@@ -7072,184 +7726,40 @@
               <w:jc w:val="left"/>
             </w:pPr>
             <w:r>
-              <w:t xml:space="preserve">Bus I/O</w:t>
-            </w:r>
-          </w:p>
-        </w:tc>
-        <w:tc>
-          <w:tcPr/>
-          <w:p>
-            <w:pPr>
-              <w:pStyle w:val="Compact"/>
-              <w:jc w:val="left"/>
-            </w:pPr>
-            <w:r>
-              <w:t xml:space="preserve">CAN low bus line</w:t>
-            </w:r>
-          </w:p>
-        </w:tc>
-      </w:tr>
-      <w:tr>
-        <w:tc>
-          <w:tcPr/>
-          <w:p>
-            <w:pPr>
-              <w:pStyle w:val="Compact"/>
-              <w:jc w:val="left"/>
-            </w:pPr>
-            <w:r>
-              <w:t xml:space="preserve">EN</w:t>
-            </w:r>
-          </w:p>
-        </w:tc>
-        <w:tc>
-          <w:tcPr/>
-          <w:p>
-            <w:pPr>
-              <w:pStyle w:val="Compact"/>
-              <w:jc w:val="left"/>
-            </w:pPr>
-            <w:r>
-              <w:t xml:space="preserve">Input</w:t>
-            </w:r>
-          </w:p>
-        </w:tc>
-        <w:tc>
-          <w:tcPr/>
-          <w:p>
-            <w:pPr>
-              <w:pStyle w:val="Compact"/>
-              <w:jc w:val="left"/>
-            </w:pPr>
-            <w:r>
-              <w:t xml:space="preserve">5 V boost-converter enable; LOW disables the module</w:t>
-            </w:r>
-          </w:p>
-        </w:tc>
-      </w:tr>
-      <w:tr>
-        <w:tc>
-          <w:tcPr/>
-          <w:p>
-            <w:pPr>
-              <w:pStyle w:val="Compact"/>
-              <w:jc w:val="left"/>
-            </w:pPr>
-            <w:r>
-              <w:t xml:space="preserve">5V</w:t>
-            </w:r>
-          </w:p>
-        </w:tc>
-        <w:tc>
-          <w:tcPr/>
-          <w:p>
-            <w:pPr>
-              <w:pStyle w:val="Compact"/>
-              <w:jc w:val="left"/>
-            </w:pPr>
-            <w:r>
-              <w:t xml:space="preserve">Power output</w:t>
-            </w:r>
-          </w:p>
-        </w:tc>
-        <w:tc>
-          <w:tcPr/>
-          <w:p>
-            <w:pPr>
-              <w:pStyle w:val="Compact"/>
-              <w:jc w:val="left"/>
-            </w:pPr>
-            <w:r>
-              <w:t xml:space="preserve">Generated 5 V transceiver rail</w:t>
-            </w:r>
-          </w:p>
-        </w:tc>
-      </w:tr>
-      <w:tr>
-        <w:tc>
-          <w:tcPr/>
-          <w:p>
-            <w:pPr>
-              <w:pStyle w:val="Compact"/>
-              <w:jc w:val="left"/>
-            </w:pPr>
-            <w:r>
-              <w:t xml:space="preserve">3V3</w:t>
-            </w:r>
-          </w:p>
-        </w:tc>
-        <w:tc>
-          <w:tcPr/>
-          <w:p>
-            <w:pPr>
-              <w:pStyle w:val="Compact"/>
-              <w:jc w:val="left"/>
-            </w:pPr>
-            <w:r>
-              <w:t xml:space="preserve">Power output</w:t>
-            </w:r>
-          </w:p>
-        </w:tc>
-        <w:tc>
-          <w:tcPr/>
-          <w:p>
-            <w:pPr>
-              <w:pStyle w:val="Compact"/>
-              <w:jc w:val="left"/>
-            </w:pPr>
-            <w:r>
-              <w:t xml:space="preserve">Generated 3.3 V logic rail</w:t>
-            </w:r>
-          </w:p>
-        </w:tc>
-      </w:tr>
-      <w:tr>
-        <w:tc>
-          <w:tcPr/>
-          <w:p>
-            <w:pPr>
-              <w:pStyle w:val="Compact"/>
-              <w:jc w:val="left"/>
-            </w:pPr>
-            <w:r>
-              <w:t xml:space="preserve">VIO</w:t>
-            </w:r>
-          </w:p>
-        </w:tc>
-        <w:tc>
-          <w:tcPr/>
-          <w:p>
-            <w:pPr>
-              <w:pStyle w:val="Compact"/>
-              <w:jc w:val="left"/>
-            </w:pPr>
-            <w:r>
-              <w:t xml:space="preserve">Power</w:t>
-            </w:r>
-          </w:p>
-        </w:tc>
-        <w:tc>
-          <w:tcPr/>
-          <w:p>
-            <w:pPr>
-              <w:pStyle w:val="Compact"/>
-              <w:jc w:val="left"/>
-            </w:pPr>
-            <w:r>
-              <w:t xml:space="preserve">Selected transceiver logic supply (3.3 V or 5 V)</w:t>
+              <w:t xml:space="preserve">CAN bus low line</w:t>
             </w:r>
           </w:p>
         </w:tc>
       </w:tr>
     </w:tbl>
-    <w:bookmarkEnd w:id="51"/>
-    <w:bookmarkStart w:id="52" w:name="j1-controller-connector"/>
+    <w:p>
+      <w:pPr>
+        <w:pStyle w:val="BodyText"/>
+      </w:pPr>
+      <w:r>
+        <w:t xml:space="preserve">Use twisted-pair wiring for CANH and CANL.</w:t>
+      </w:r>
+      <w:r>
+        <w:t xml:space="preserve"> </w:t>
+      </w:r>
+      <w:r>
+        <w:t xml:space="preserve">Maintain correct bus polarity and minimize</w:t>
+      </w:r>
+      <w:r>
+        <w:t xml:space="preserve"> </w:t>
+      </w:r>
+      <w:r>
+        <w:t xml:space="preserve">stub lengths to preserve signal integrity.</w:t>
+      </w:r>
+    </w:p>
+    <w:bookmarkEnd w:id="56"/>
+    <w:bookmarkStart w:id="59" w:name="castellated-headers"/>
     <w:p>
       <w:pPr>
         <w:pStyle w:val="Heading3"/>
       </w:pPr>
       <w:r>
-        <w:t xml:space="preserve">4.2 J1 Controller Connector</w:t>
+        <w:t xml:space="preserve">4.4 Castellated Headers</w:t>
       </w:r>
     </w:p>
     <w:p>
@@ -7257,328 +7767,33 @@
         <w:pStyle w:val="FirstParagraph"/>
       </w:pPr>
       <w:r>
-        <w:t xml:space="preserve">J1 is a 4-position, 1 mm-pitch connector. Use the bottom-side silkscreen to</w:t>
-      </w:r>
-      <w:r>
-        <w:t xml:space="preserve"> </w:t>
-      </w:r>
-      <w:r>
-        <w:t xml:space="preserve">confirm pin order before connecting a cable.</w:t>
-      </w:r>
-    </w:p>
-    <w:tbl>
-      <w:tblPr>
-        <w:tblStyle w:val="Table"/>
-        <w:tblW w:type="auto" w:w="0"/>
-        <w:tblLook w:firstRow="1" w:lastRow="0" w:firstColumn="0" w:lastColumn="0" w:noHBand="0" w:noVBand="0" w:val="0020"/>
-        <w:jc w:val="start"/>
-      </w:tblPr>
-      <w:tblGrid>
-        <w:gridCol w:w="3960"/>
-        <w:gridCol w:w="3960"/>
-      </w:tblGrid>
-      <w:tr>
-        <w:trPr>
-          <w:tblHeader w:val="true"/>
-        </w:trPr>
-        <w:tc>
-          <w:tcPr/>
-          <w:p>
-            <w:pPr>
-              <w:pStyle w:val="Compact"/>
-              <w:jc w:val="left"/>
-            </w:pPr>
-            <w:r>
-              <w:t xml:space="preserve">Signal</w:t>
-            </w:r>
-          </w:p>
-        </w:tc>
-        <w:tc>
-          <w:tcPr/>
-          <w:p>
-            <w:pPr>
-              <w:pStyle w:val="Compact"/>
-              <w:jc w:val="left"/>
-            </w:pPr>
-            <w:r>
-              <w:t xml:space="preserve">Connection</w:t>
-            </w:r>
-          </w:p>
-        </w:tc>
-      </w:tr>
-      <w:tr>
-        <w:tc>
-          <w:tcPr/>
-          <w:p>
-            <w:pPr>
-              <w:pStyle w:val="Compact"/>
-              <w:jc w:val="left"/>
-            </w:pPr>
-            <w:r>
-              <w:t xml:space="preserve">GND</w:t>
-            </w:r>
-          </w:p>
-        </w:tc>
-        <w:tc>
-          <w:tcPr/>
-          <w:p>
-            <w:pPr>
-              <w:pStyle w:val="Compact"/>
-              <w:jc w:val="left"/>
-            </w:pPr>
-            <w:r>
-              <w:t xml:space="preserve">Host ground</w:t>
-            </w:r>
-          </w:p>
-        </w:tc>
-      </w:tr>
-      <w:tr>
-        <w:tc>
-          <w:tcPr/>
-          <w:p>
-            <w:pPr>
-              <w:pStyle w:val="Compact"/>
-              <w:jc w:val="left"/>
-            </w:pPr>
-            <w:r>
-              <w:t xml:space="preserve">VIN</w:t>
-            </w:r>
-          </w:p>
-        </w:tc>
-        <w:tc>
-          <w:tcPr/>
-          <w:p>
-            <w:pPr>
-              <w:pStyle w:val="Compact"/>
-              <w:jc w:val="left"/>
-            </w:pPr>
-            <w:r>
-              <w:t xml:space="preserve">Host power supply</w:t>
-            </w:r>
-          </w:p>
-        </w:tc>
-      </w:tr>
-      <w:tr>
-        <w:tc>
-          <w:tcPr/>
-          <w:p>
-            <w:pPr>
-              <w:pStyle w:val="Compact"/>
-              <w:jc w:val="left"/>
-            </w:pPr>
-            <w:r>
-              <w:t xml:space="preserve">CTX</w:t>
-            </w:r>
-          </w:p>
-        </w:tc>
-        <w:tc>
-          <w:tcPr/>
-          <w:p>
-            <w:pPr>
-              <w:pStyle w:val="Compact"/>
-              <w:jc w:val="left"/>
-            </w:pPr>
-            <w:r>
-              <w:t xml:space="preserve">Host CAN TX output</w:t>
-            </w:r>
-          </w:p>
-        </w:tc>
-      </w:tr>
-      <w:tr>
-        <w:tc>
-          <w:tcPr/>
-          <w:p>
-            <w:pPr>
-              <w:pStyle w:val="Compact"/>
-              <w:jc w:val="left"/>
-            </w:pPr>
-            <w:r>
-              <w:t xml:space="preserve">CRX</w:t>
-            </w:r>
-          </w:p>
-        </w:tc>
-        <w:tc>
-          <w:tcPr/>
-          <w:p>
-            <w:pPr>
-              <w:pStyle w:val="Compact"/>
-              <w:jc w:val="left"/>
-            </w:pPr>
-            <w:r>
-              <w:t xml:space="preserve">Host CAN RX input</w:t>
-            </w:r>
-          </w:p>
-        </w:tc>
-      </w:tr>
-    </w:tbl>
-    <w:bookmarkEnd w:id="52"/>
-    <w:bookmarkStart w:id="53" w:name="j2-can-bus-terminal"/>
-    <w:p>
-      <w:pPr>
-        <w:pStyle w:val="Heading3"/>
-      </w:pPr>
-      <w:r>
-        <w:t xml:space="preserve">4.3 J2 CAN Bus Terminal</w:t>
-      </w:r>
-    </w:p>
-    <w:tbl>
-      <w:tblPr>
-        <w:tblStyle w:val="Table"/>
-        <w:tblW w:type="auto" w:w="0"/>
-        <w:tblLook w:firstRow="1" w:lastRow="0" w:firstColumn="0" w:lastColumn="0" w:noHBand="0" w:noVBand="0" w:val="0020"/>
-        <w:jc w:val="start"/>
-      </w:tblPr>
-      <w:tblGrid>
-        <w:gridCol w:w="2640"/>
-        <w:gridCol w:w="2640"/>
-        <w:gridCol w:w="2640"/>
-      </w:tblGrid>
-      <w:tr>
-        <w:trPr>
-          <w:tblHeader w:val="true"/>
-        </w:trPr>
-        <w:tc>
-          <w:tcPr/>
-          <w:p>
-            <w:pPr>
-              <w:pStyle w:val="Compact"/>
-              <w:jc w:val="left"/>
-            </w:pPr>
-            <w:r>
-              <w:t xml:space="preserve">Position</w:t>
-            </w:r>
-          </w:p>
-        </w:tc>
-        <w:tc>
-          <w:tcPr/>
-          <w:p>
-            <w:pPr>
-              <w:pStyle w:val="Compact"/>
-              <w:jc w:val="left"/>
-            </w:pPr>
-            <w:r>
-              <w:t xml:space="preserve">Signal</w:t>
-            </w:r>
-          </w:p>
-        </w:tc>
-        <w:tc>
-          <w:tcPr/>
-          <w:p>
-            <w:pPr>
-              <w:pStyle w:val="Compact"/>
-              <w:jc w:val="left"/>
-            </w:pPr>
-            <w:r>
-              <w:t xml:space="preserve">Connection</w:t>
-            </w:r>
-          </w:p>
-        </w:tc>
-      </w:tr>
-      <w:tr>
-        <w:tc>
-          <w:tcPr/>
-          <w:p>
-            <w:pPr>
-              <w:pStyle w:val="Compact"/>
-              <w:jc w:val="left"/>
-            </w:pPr>
-            <w:r>
-              <w:t xml:space="preserve">Upper</w:t>
-            </w:r>
-          </w:p>
-        </w:tc>
-        <w:tc>
-          <w:tcPr/>
-          <w:p>
-            <w:pPr>
-              <w:pStyle w:val="Compact"/>
-              <w:jc w:val="left"/>
-            </w:pPr>
-            <w:r>
-              <w:t xml:space="preserve">CANH</w:t>
-            </w:r>
-          </w:p>
-        </w:tc>
-        <w:tc>
-          <w:tcPr/>
-          <w:p>
-            <w:pPr>
-              <w:pStyle w:val="Compact"/>
-              <w:jc w:val="left"/>
-            </w:pPr>
-            <w:r>
-              <w:t xml:space="preserve">CAN bus high line</w:t>
-            </w:r>
-          </w:p>
-        </w:tc>
-      </w:tr>
-      <w:tr>
-        <w:tc>
-          <w:tcPr/>
-          <w:p>
-            <w:pPr>
-              <w:pStyle w:val="Compact"/>
-              <w:jc w:val="left"/>
-            </w:pPr>
-            <w:r>
-              <w:t xml:space="preserve">Lower</w:t>
-            </w:r>
-          </w:p>
-        </w:tc>
-        <w:tc>
-          <w:tcPr/>
-          <w:p>
-            <w:pPr>
-              <w:pStyle w:val="Compact"/>
-              <w:jc w:val="left"/>
-            </w:pPr>
-            <w:r>
-              <w:t xml:space="preserve">CANL</w:t>
-            </w:r>
-          </w:p>
-        </w:tc>
-        <w:tc>
-          <w:tcPr/>
-          <w:p>
-            <w:pPr>
-              <w:pStyle w:val="Compact"/>
-              <w:jc w:val="left"/>
-            </w:pPr>
-            <w:r>
-              <w:t xml:space="preserve">CAN bus low line</w:t>
-            </w:r>
-          </w:p>
-        </w:tc>
-      </w:tr>
-    </w:tbl>
-    <w:bookmarkEnd w:id="53"/>
-    <w:bookmarkStart w:id="56" w:name="castellated-headers"/>
-    <w:p>
-      <w:pPr>
-        <w:pStyle w:val="Heading3"/>
-      </w:pPr>
-      <w:r>
-        <w:t xml:space="preserve">4.4 Castellated Headers</w:t>
-      </w:r>
-    </w:p>
-    <w:p>
-      <w:pPr>
-        <w:pStyle w:val="FirstParagraph"/>
-      </w:pPr>
-      <w:r>
-        <w:t xml:space="preserve">The castellated pads duplicate the controller, bus, regulator, and control</w:t>
-      </w:r>
-      <w:r>
-        <w:t xml:space="preserve"> </w:t>
-      </w:r>
-      <w:r>
-        <w:t xml:space="preserve">signals for solderless prototyping or carrier-board mounting. Their labels are</w:t>
-      </w:r>
-      <w:r>
-        <w:t xml:space="preserve"> </w:t>
-      </w:r>
-      <w:r>
-        <w:t xml:space="preserve">printed directly on the top silkscreen.</w:t>
+        <w:t xml:space="preserve">The castellated contacts provide access to controller</w:t>
+      </w:r>
+      <w:r>
+        <w:t xml:space="preserve"> </w:t>
+      </w:r>
+      <w:r>
+        <w:t xml:space="preserve">signals, CAN bus connections, regulated power rails,</w:t>
+      </w:r>
+      <w:r>
+        <w:t xml:space="preserve"> </w:t>
+      </w:r>
+      <w:r>
+        <w:t xml:space="preserve">and configuration signals.</w:t>
+      </w:r>
+    </w:p>
+    <w:p>
+      <w:pPr>
+        <w:pStyle w:val="BodyText"/>
+      </w:pPr>
+      <w:r>
+        <w:t xml:space="preserve">These contacts support direct wiring, carrier-board</w:t>
+      </w:r>
+      <w:r>
+        <w:t xml:space="preserve"> </w:t>
+      </w:r>
+      <w:r>
+        <w:t xml:space="preserve">integration, and prototyping applications.</w:t>
       </w:r>
     </w:p>
     <w:p>
@@ -7590,12 +7805,12 @@
           <wp:inline>
             <wp:extent cx="3657600" cy="2057400"/>
             <wp:effectExtent b="0" l="0" r="0" t="0"/>
-            <wp:docPr descr="" title="" id="54" name="Picture"/>
+            <wp:docPr descr="" title="" id="57" name="Picture"/>
             <a:graphic>
               <a:graphicData uri="http://schemas.openxmlformats.org/drawingml/2006/picture">
                 <pic:pic>
                   <pic:nvPicPr>
-                    <pic:cNvPr descr="hardware/resources/unit_top_v_1_0_ue0085_TCAN1051HVD.png" id="55" name="Picture"/>
+                    <pic:cNvPr descr="hardware/resources/unit_top_v_1_0_ue0085_TCAN1051HVD.png" id="58" name="Picture"/>
                     <pic:cNvPicPr>
                       <a:picLocks noChangeArrowheads="1" noChangeAspect="1"/>
                     </pic:cNvPicPr>
@@ -7628,9 +7843,361 @@
         </w:drawing>
       </w:r>
     </w:p>
-    <w:bookmarkEnd w:id="56"/>
-    <w:bookmarkEnd w:id="57"/>
-    <w:bookmarkStart w:id="63" w:name="board-operation"/>
+    <w:p>
+      <w:pPr>
+        <w:pStyle w:val="BodyText"/>
+      </w:pPr>
+      <w:r>
+        <w:t xml:space="preserve">The contact labels are printed on the board silkscreen.</w:t>
+      </w:r>
+      <w:r>
+        <w:t xml:space="preserve"> </w:t>
+      </w:r>
+      <w:r>
+        <w:t xml:space="preserve">Refer to the pinout illustration for signal identification.</w:t>
+      </w:r>
+    </w:p>
+    <w:bookmarkEnd w:id="59"/>
+    <w:bookmarkStart w:id="60" w:name="configuration-jumpers"/>
+    <w:p>
+      <w:pPr>
+        <w:pStyle w:val="Heading3"/>
+      </w:pPr>
+      <w:r>
+        <w:t xml:space="preserve">4.5 Configuration Jumpers</w:t>
+      </w:r>
+    </w:p>
+    <w:p>
+      <w:pPr>
+        <w:pStyle w:val="FirstParagraph"/>
+      </w:pPr>
+      <w:r>
+        <w:t xml:space="preserve">The module includes two jumper-selectable functions:</w:t>
+      </w:r>
+      <w:r>
+        <w:t xml:space="preserve"> </w:t>
+      </w:r>
+      <w:r>
+        <w:t xml:space="preserve">VIO logic-voltage selection and CAN bus termination.</w:t>
+      </w:r>
+    </w:p>
+    <w:tbl>
+      <w:tblPr>
+        <w:tblStyle w:val="Table"/>
+        <w:tblW w:type="pct" w:w="5000"/>
+        <w:tblLook w:firstRow="1" w:lastRow="0" w:firstColumn="0" w:lastColumn="0" w:noHBand="0" w:noVBand="0" w:val="0020"/>
+        <w:jc w:val="start"/>
+      </w:tblPr>
+      <w:tblGrid>
+        <w:gridCol w:w="2640"/>
+        <w:gridCol w:w="2640"/>
+        <w:gridCol w:w="2640"/>
+      </w:tblGrid>
+      <w:tr>
+        <w:trPr>
+          <w:tblHeader w:val="true"/>
+        </w:trPr>
+        <w:tc>
+          <w:tcPr/>
+          <w:p>
+            <w:pPr>
+              <w:pStyle w:val="Compact"/>
+              <w:jc w:val="left"/>
+            </w:pPr>
+            <w:r>
+              <w:t xml:space="preserve">Configuration</w:t>
+            </w:r>
+          </w:p>
+        </w:tc>
+        <w:tc>
+          <w:tcPr/>
+          <w:p>
+            <w:pPr>
+              <w:pStyle w:val="Compact"/>
+              <w:jc w:val="left"/>
+            </w:pPr>
+            <w:r>
+              <w:t xml:space="preserve">Selection</w:t>
+            </w:r>
+          </w:p>
+        </w:tc>
+        <w:tc>
+          <w:tcPr/>
+          <w:p>
+            <w:pPr>
+              <w:pStyle w:val="Compact"/>
+              <w:jc w:val="left"/>
+            </w:pPr>
+            <w:r>
+              <w:t xml:space="preserve">Function</w:t>
+            </w:r>
+          </w:p>
+        </w:tc>
+      </w:tr>
+      <w:tr>
+        <w:tc>
+          <w:tcPr/>
+          <w:p>
+            <w:pPr>
+              <w:pStyle w:val="Compact"/>
+              <w:jc w:val="left"/>
+            </w:pPr>
+            <w:r>
+              <w:t xml:space="preserve">VIO</w:t>
+            </w:r>
+          </w:p>
+        </w:tc>
+        <w:tc>
+          <w:tcPr/>
+          <w:p>
+            <w:pPr>
+              <w:pStyle w:val="Compact"/>
+              <w:jc w:val="left"/>
+            </w:pPr>
+            <w:r>
+              <w:t xml:space="preserve">3V3</w:t>
+            </w:r>
+          </w:p>
+        </w:tc>
+        <w:tc>
+          <w:tcPr/>
+          <w:p>
+            <w:pPr>
+              <w:pStyle w:val="Compact"/>
+              <w:jc w:val="left"/>
+            </w:pPr>
+            <w:r>
+              <w:t xml:space="preserve">Sets the transceiver logic interface to 3.3 V</w:t>
+            </w:r>
+          </w:p>
+        </w:tc>
+      </w:tr>
+      <w:tr>
+        <w:tc>
+          <w:tcPr/>
+          <w:p>
+            <w:pPr>
+              <w:pStyle w:val="Compact"/>
+              <w:jc w:val="left"/>
+            </w:pPr>
+            <w:r>
+              <w:t xml:space="preserve">VIO</w:t>
+            </w:r>
+          </w:p>
+        </w:tc>
+        <w:tc>
+          <w:tcPr/>
+          <w:p>
+            <w:pPr>
+              <w:pStyle w:val="Compact"/>
+              <w:jc w:val="left"/>
+            </w:pPr>
+            <w:r>
+              <w:t xml:space="preserve">5V</w:t>
+            </w:r>
+          </w:p>
+        </w:tc>
+        <w:tc>
+          <w:tcPr/>
+          <w:p>
+            <w:pPr>
+              <w:pStyle w:val="Compact"/>
+              <w:jc w:val="left"/>
+            </w:pPr>
+            <w:r>
+              <w:t xml:space="preserve">Sets the transceiver logic interface to 5 V</w:t>
+            </w:r>
+          </w:p>
+        </w:tc>
+      </w:tr>
+      <w:tr>
+        <w:tc>
+          <w:tcPr/>
+          <w:p>
+            <w:pPr>
+              <w:pStyle w:val="Compact"/>
+              <w:jc w:val="left"/>
+            </w:pPr>
+            <w:r>
+              <w:t xml:space="preserve">CAN termination</w:t>
+            </w:r>
+          </w:p>
+        </w:tc>
+        <w:tc>
+          <w:tcPr/>
+          <w:p>
+            <w:pPr>
+              <w:pStyle w:val="Compact"/>
+              <w:jc w:val="left"/>
+            </w:pPr>
+            <w:r>
+              <w:t xml:space="preserve">Enabled</w:t>
+            </w:r>
+          </w:p>
+        </w:tc>
+        <w:tc>
+          <w:tcPr/>
+          <w:p>
+            <w:pPr>
+              <w:pStyle w:val="Compact"/>
+              <w:jc w:val="left"/>
+            </w:pPr>
+            <w:r>
+              <w:t xml:space="preserve">Connects the onboard 120 Ω termination network</w:t>
+            </w:r>
+          </w:p>
+        </w:tc>
+      </w:tr>
+      <w:tr>
+        <w:tc>
+          <w:tcPr/>
+          <w:p>
+            <w:pPr>
+              <w:pStyle w:val="Compact"/>
+              <w:jc w:val="left"/>
+            </w:pPr>
+            <w:r>
+              <w:t xml:space="preserve">CAN termination</w:t>
+            </w:r>
+          </w:p>
+        </w:tc>
+        <w:tc>
+          <w:tcPr/>
+          <w:p>
+            <w:pPr>
+              <w:pStyle w:val="Compact"/>
+              <w:jc w:val="left"/>
+            </w:pPr>
+            <w:r>
+              <w:t xml:space="preserve">Disabled</w:t>
+            </w:r>
+          </w:p>
+        </w:tc>
+        <w:tc>
+          <w:tcPr/>
+          <w:p>
+            <w:pPr>
+              <w:pStyle w:val="Compact"/>
+              <w:jc w:val="left"/>
+            </w:pPr>
+            <w:r>
+              <w:t xml:space="preserve">Disconnects the selectable termination network</w:t>
+            </w:r>
+          </w:p>
+        </w:tc>
+      </w:tr>
+    </w:tbl>
+    <w:p>
+      <w:pPr>
+        <w:pStyle w:val="BodyText"/>
+      </w:pPr>
+      <w:r>
+        <w:rPr>
+          <w:bCs/>
+          <w:b/>
+        </w:rPr>
+        <w:t xml:space="preserve">VIO Selection</w:t>
+      </w:r>
+    </w:p>
+    <w:p>
+      <w:pPr>
+        <w:pStyle w:val="BodyText"/>
+      </w:pPr>
+      <w:r>
+        <w:t xml:space="preserve">Select the VIO voltage according to the logic level</w:t>
+      </w:r>
+      <w:r>
+        <w:t xml:space="preserve"> </w:t>
+      </w:r>
+      <w:r>
+        <w:t xml:space="preserve">of the connected host controller.</w:t>
+      </w:r>
+    </w:p>
+    <w:p>
+      <w:pPr>
+        <w:pStyle w:val="BodyText"/>
+      </w:pPr>
+      <w:r>
+        <w:t xml:space="preserve">Only one VIO voltage selection must be active at a time.</w:t>
+      </w:r>
+      <w:r>
+        <w:t xml:space="preserve"> </w:t>
+      </w:r>
+      <w:r>
+        <w:t xml:space="preserve">Connecting both the 3.3 V and 5 V rails together may</w:t>
+      </w:r>
+      <w:r>
+        <w:t xml:space="preserve"> </w:t>
+      </w:r>
+      <w:r>
+        <w:t xml:space="preserve">damage the module or the host controller.</w:t>
+      </w:r>
+    </w:p>
+    <w:p>
+      <w:pPr>
+        <w:pStyle w:val="BodyText"/>
+      </w:pPr>
+      <w:r>
+        <w:rPr>
+          <w:bCs/>
+          <w:b/>
+        </w:rPr>
+        <w:t xml:space="preserve">CAN Bus Termination</w:t>
+      </w:r>
+    </w:p>
+    <w:p>
+      <w:pPr>
+        <w:pStyle w:val="BodyText"/>
+      </w:pPr>
+      <w:r>
+        <w:t xml:space="preserve">Enable the onboard 120 Ω termination only when the</w:t>
+      </w:r>
+      <w:r>
+        <w:t xml:space="preserve"> </w:t>
+      </w:r>
+      <w:r>
+        <w:t xml:space="preserve">module is installed at a physical end of the CAN bus.</w:t>
+      </w:r>
+    </w:p>
+    <w:p>
+      <w:pPr>
+        <w:pStyle w:val="BodyText"/>
+      </w:pPr>
+      <w:r>
+        <w:t xml:space="preserve">For intermediate nodes, leave the termination disabled.</w:t>
+      </w:r>
+    </w:p>
+    <w:p>
+      <w:pPr>
+        <w:pStyle w:val="BodyText"/>
+      </w:pPr>
+      <w:r>
+        <w:t xml:space="preserve">A correctly terminated CAN bus normally uses one</w:t>
+      </w:r>
+      <w:r>
+        <w:t xml:space="preserve"> </w:t>
+      </w:r>
+      <w:r>
+        <w:t xml:space="preserve">120 Ω termination at each physical end of the main bus.</w:t>
+      </w:r>
+    </w:p>
+    <w:p>
+      <w:pPr>
+        <w:pStyle w:val="BodyText"/>
+      </w:pPr>
+      <w:r>
+        <w:t xml:space="preserve">The termination network and jumper configuration</w:t>
+      </w:r>
+      <w:r>
+        <w:t xml:space="preserve"> </w:t>
+      </w:r>
+      <w:r>
+        <w:t xml:space="preserve">must match the released hardware assembly revision.</w:t>
+      </w:r>
+    </w:p>
+    <w:bookmarkEnd w:id="60"/>
+    <w:bookmarkEnd w:id="61"/>
+    <w:bookmarkStart w:id="67" w:name="board-operation"/>
     <w:p>
       <w:pPr>
         <w:pStyle w:val="Heading2"/>
@@ -7639,7 +8206,7 @@
         <w:t xml:space="preserve">5 Board Operation</w:t>
       </w:r>
     </w:p>
-    <w:bookmarkStart w:id="58" w:name="before-connecting-the-module"/>
+    <w:bookmarkStart w:id="62" w:name="before-connecting-the-module"/>
     <w:p>
       <w:pPr>
         <w:pStyle w:val="Heading3"/>
@@ -7708,8 +8275,8 @@
         <w:t xml:space="preserve">system design.</w:t>
       </w:r>
     </w:p>
-    <w:bookmarkEnd w:id="58"/>
-    <w:bookmarkStart w:id="59" w:name="basic-connection"/>
+    <w:bookmarkEnd w:id="62"/>
+    <w:bookmarkStart w:id="63" w:name="basic-connection"/>
     <w:p>
       <w:pPr>
         <w:pStyle w:val="Heading3"/>
@@ -7929,8 +8496,8 @@
         <w:t xml:space="preserve">the two physical ends of the main bus.</w:t>
       </w:r>
     </w:p>
-    <w:bookmarkEnd w:id="59"/>
-    <w:bookmarkStart w:id="60" w:name="power-up-check"/>
+    <w:bookmarkEnd w:id="63"/>
+    <w:bookmarkStart w:id="64" w:name="power-up-check"/>
     <w:p>
       <w:pPr>
         <w:pStyle w:val="Heading3"/>
@@ -8021,8 +8588,8 @@
         <w:t xml:space="preserve">or if the VIO selector connects both rails.</w:t>
       </w:r>
     </w:p>
-    <w:bookmarkEnd w:id="60"/>
-    <w:bookmarkStart w:id="61" w:name="controller-configuration"/>
+    <w:bookmarkEnd w:id="64"/>
+    <w:bookmarkStart w:id="65" w:name="controller-configuration"/>
     <w:p>
       <w:pPr>
         <w:pStyle w:val="Heading3"/>
@@ -8063,8 +8630,8 @@
         <w:t xml:space="preserve">host controller and software.</w:t>
       </w:r>
     </w:p>
-    <w:bookmarkEnd w:id="61"/>
-    <w:bookmarkStart w:id="62" w:name="troubleshooting"/>
+    <w:bookmarkEnd w:id="65"/>
+    <w:bookmarkStart w:id="66" w:name="troubleshooting"/>
     <w:p>
       <w:pPr>
         <w:pStyle w:val="Heading3"/>
@@ -8244,9 +8811,9 @@
         </w:tc>
       </w:tr>
     </w:tbl>
-    <w:bookmarkEnd w:id="62"/>
-    <w:bookmarkEnd w:id="63"/>
-    <w:bookmarkStart w:id="73" w:name="mechanical-information"/>
+    <w:bookmarkEnd w:id="66"/>
+    <w:bookmarkEnd w:id="67"/>
+    <w:bookmarkStart w:id="77" w:name="mechanical-information"/>
     <w:p>
       <w:pPr>
         <w:pStyle w:val="Heading2"/>
@@ -8297,18 +8864,18 @@
           <wp:inline>
             <wp:extent cx="5303520" cy="4867182"/>
             <wp:effectExtent b="0" l="0" r="0" t="0"/>
-            <wp:docPr descr="" title="" id="65" name="Picture"/>
+            <wp:docPr descr="" title="" id="69" name="Picture"/>
             <a:graphic>
               <a:graphicData uri="http://schemas.openxmlformats.org/drawingml/2006/picture">
                 <pic:pic>
                   <pic:nvPicPr>
-                    <pic:cNvPr descr="hardware/resources/unit_dimensions_v_1_0_ue0085_TCAN1051HVD.png" id="66" name="Picture"/>
+                    <pic:cNvPr descr="hardware/resources/unit_dimensions_v_1_0_ue0085_TCAN1051HVD.png" id="70" name="Picture"/>
                     <pic:cNvPicPr>
                       <a:picLocks noChangeArrowheads="1" noChangeAspect="1"/>
                     </pic:cNvPicPr>
                   </pic:nvPicPr>
                   <pic:blipFill>
-                    <a:blip r:embed="rId64"/>
+                    <a:blip r:embed="rId68"/>
                     <a:stretch>
                       <a:fillRect/>
                     </a:stretch>
@@ -8355,7 +8922,7 @@
         <w:t xml:space="preserve">template.</w:t>
       </w:r>
     </w:p>
-    <w:bookmarkStart w:id="72" w:name="board-views-1"/>
+    <w:bookmarkStart w:id="76" w:name="board-views-1"/>
     <w:p>
       <w:pPr>
         <w:pStyle w:val="Heading3"/>
@@ -8417,12 +8984,12 @@
                 <wp:inline>
                   <wp:extent cx="2743200" cy="1543050"/>
                   <wp:effectExtent b="0" l="0" r="0" t="0"/>
-                  <wp:docPr descr="" title="" id="67" name="Picture"/>
+                  <wp:docPr descr="" title="" id="71" name="Picture"/>
                   <a:graphic>
                     <a:graphicData uri="http://schemas.openxmlformats.org/drawingml/2006/picture">
                       <pic:pic>
                         <pic:nvPicPr>
-                          <pic:cNvPr descr="hardware/resources/unit_top_v_1_0_ue0085_TCAN1051HVD.png" id="68" name="Picture"/>
+                          <pic:cNvPr descr="hardware/resources/unit_top_v_1_0_ue0085_TCAN1051HVD.png" id="72" name="Picture"/>
                           <pic:cNvPicPr>
                             <a:picLocks noChangeArrowheads="1" noChangeAspect="1"/>
                           </pic:cNvPicPr>
@@ -8468,18 +9035,18 @@
                 <wp:inline>
                   <wp:extent cx="2743200" cy="1543050"/>
                   <wp:effectExtent b="0" l="0" r="0" t="0"/>
-                  <wp:docPr descr="" title="" id="70" name="Picture"/>
+                  <wp:docPr descr="" title="" id="74" name="Picture"/>
                   <a:graphic>
                     <a:graphicData uri="http://schemas.openxmlformats.org/drawingml/2006/picture">
                       <pic:pic>
                         <pic:nvPicPr>
-                          <pic:cNvPr descr="hardware/resources/unit_btm_v_1_0_ue0085_TCAN1051HVD.png" id="71" name="Picture"/>
+                          <pic:cNvPr descr="hardware/resources/unit_btm_v_1_0_ue0085_TCAN1051HVD.png" id="75" name="Picture"/>
                           <pic:cNvPicPr>
                             <a:picLocks noChangeArrowheads="1" noChangeAspect="1"/>
                           </pic:cNvPicPr>
                         </pic:nvPicPr>
                         <pic:blipFill>
-                          <a:blip r:embed="rId69"/>
+                          <a:blip r:embed="rId73"/>
                           <a:stretch>
                             <a:fillRect/>
                           </a:stretch>
@@ -8509,9 +9076,9 @@
         </w:tc>
       </w:tr>
     </w:tbl>
-    <w:bookmarkEnd w:id="72"/>
-    <w:bookmarkEnd w:id="73"/>
-    <w:bookmarkStart w:id="75" w:name="company-information"/>
+    <w:bookmarkEnd w:id="76"/>
+    <w:bookmarkEnd w:id="77"/>
+    <w:bookmarkStart w:id="79" w:name="company-information"/>
     <w:p>
       <w:pPr>
         <w:pStyle w:val="Heading2"/>
@@ -8588,7 +9155,7 @@
               <w:pStyle w:val="Compact"/>
               <w:jc w:val="left"/>
             </w:pPr>
-            <w:hyperlink r:id="rId74">
+            <w:hyperlink r:id="rId78">
               <w:r>
                 <w:rPr>
                   <w:rStyle w:val="Hyperlink"/>
@@ -8630,8 +9197,8 @@
         </w:tc>
       </w:tr>
     </w:tbl>
-    <w:bookmarkEnd w:id="75"/>
-    <w:bookmarkStart w:id="79" w:name="reference-documentation"/>
+    <w:bookmarkEnd w:id="79"/>
+    <w:bookmarkStart w:id="83" w:name="reference-documentation"/>
     <w:p>
       <w:pPr>
         <w:pStyle w:val="Heading2"/>
@@ -8700,7 +9267,7 @@
               <w:pStyle w:val="Compact"/>
               <w:jc w:val="left"/>
             </w:pPr>
-            <w:hyperlink r:id="rId76">
+            <w:hyperlink r:id="rId80">
               <w:r>
                 <w:rPr>
                   <w:rStyle w:val="Hyperlink"/>
@@ -8731,7 +9298,7 @@
               <w:pStyle w:val="Compact"/>
               <w:jc w:val="left"/>
             </w:pPr>
-            <w:hyperlink r:id="rId77">
+            <w:hyperlink r:id="rId81">
               <w:r>
                 <w:rPr>
                   <w:rStyle w:val="Hyperlink"/>
@@ -8751,23 +9318,23 @@
               <w:jc w:val="left"/>
             </w:pPr>
             <w:r>
-              <w:t xml:space="preserve">TCAN1051HV datasheet</w:t>
-            </w:r>
-          </w:p>
-        </w:tc>
-        <w:tc>
-          <w:tcPr/>
-          <w:p>
-            <w:pPr>
-              <w:pStyle w:val="Compact"/>
-              <w:jc w:val="left"/>
-            </w:pPr>
-            <w:hyperlink r:id="rId78">
+              <w:t xml:space="preserve">Product Wiki</w:t>
+            </w:r>
+          </w:p>
+        </w:tc>
+        <w:tc>
+          <w:tcPr/>
+          <w:p>
+            <w:pPr>
+              <w:pStyle w:val="Compact"/>
+              <w:jc w:val="left"/>
+            </w:pPr>
+            <w:hyperlink r:id="rId82">
               <w:r>
                 <w:rPr>
                   <w:rStyle w:val="Hyperlink"/>
                 </w:rPr>
-                <w:t xml:space="preserve">Texas Instruments SLLSES8E</w:t>
+                <w:t xml:space="preserve">UNIT Electronics Wiki — UE0085</w:t>
               </w:r>
             </w:hyperlink>
           </w:p>
@@ -8782,6 +9349,32 @@
               <w:jc w:val="left"/>
             </w:pPr>
             <w:r>
+              <w:t xml:space="preserve">TCAN1051HV datasheet</w:t>
+            </w:r>
+          </w:p>
+        </w:tc>
+        <w:tc>
+          <w:tcPr/>
+          <w:p>
+            <w:pPr>
+              <w:pStyle w:val="Compact"/>
+              <w:jc w:val="left"/>
+            </w:pPr>
+            <w:r>
+              <w:t xml:space="preserve">Texas Instruments SLLSES8E</w:t>
+            </w:r>
+          </w:p>
+        </w:tc>
+      </w:tr>
+      <w:tr>
+        <w:tc>
+          <w:tcPr/>
+          <w:p>
+            <w:pPr>
+              <w:pStyle w:val="Compact"/>
+              <w:jc w:val="left"/>
+            </w:pPr>
+            <w:r>
               <w:t xml:space="preserve">ISO 11898-2 overview</w:t>
             </w:r>
           </w:p>
@@ -8805,7 +9398,13 @@
         <w:pStyle w:val="BodyText"/>
       </w:pPr>
       <w:r>
-        <w:t xml:space="preserve">The released schematic and the manufacturer datasheet are also included in the</w:t>
+        <w:t xml:space="preserve">The released schematic, manufacturer datasheets,</w:t>
+      </w:r>
+      <w:r>
+        <w:t xml:space="preserve"> </w:t>
+      </w:r>
+      <w:r>
+        <w:t xml:space="preserve">and hardware resources are available in the product</w:t>
       </w:r>
       <w:r>
         <w:t xml:space="preserve"> </w:t>
@@ -8841,8 +9440,22 @@
         <w:t xml:space="preserve">.</w:t>
       </w:r>
     </w:p>
-    <w:bookmarkEnd w:id="79"/>
-    <w:bookmarkStart w:id="83" w:name="appendix"/>
+    <w:p>
+      <w:pPr>
+        <w:pStyle w:val="BodyText"/>
+      </w:pPr>
+      <w:r>
+        <w:t xml:space="preserve">The UNIT Electronics Wiki provides additional</w:t>
+      </w:r>
+      <w:r>
+        <w:t xml:space="preserve"> </w:t>
+      </w:r>
+      <w:r>
+        <w:t xml:space="preserve">product information and integration references.</w:t>
+      </w:r>
+    </w:p>
+    <w:bookmarkEnd w:id="83"/>
+    <w:bookmarkStart w:id="87" w:name="appendix"/>
     <w:p>
       <w:pPr>
         <w:pStyle w:val="Heading2"/>
@@ -8851,7 +9464,7 @@
         <w:t xml:space="preserve">9 Appendix</w:t>
       </w:r>
     </w:p>
-    <w:bookmarkStart w:id="81" w:name="schematic"/>
+    <w:bookmarkStart w:id="85" w:name="schematic"/>
     <w:p>
       <w:pPr>
         <w:pStyle w:val="Heading3"/>
@@ -8872,7 +9485,7 @@
       <w:pPr>
         <w:pStyle w:val="BodyText"/>
       </w:pPr>
-      <w:hyperlink r:id="rId80">
+      <w:hyperlink r:id="rId84">
         <w:r>
           <w:rPr>
             <w:rStyle w:val="Hyperlink"/>
@@ -8881,8 +9494,8 @@
         </w:r>
       </w:hyperlink>
     </w:p>
-    <w:bookmarkEnd w:id="81"/>
-    <w:bookmarkStart w:id="82" w:name="design-notes"/>
+    <w:bookmarkEnd w:id="85"/>
+    <w:bookmarkStart w:id="86" w:name="design-notes"/>
     <w:p>
       <w:pPr>
         <w:pStyle w:val="Heading3"/>
@@ -8969,8 +9582,8 @@
         <w:t xml:space="preserve">module and is not exposed as a user control.</w:t>
       </w:r>
     </w:p>
-    <w:bookmarkEnd w:id="82"/>
-    <w:bookmarkEnd w:id="83"/>
+    <w:bookmarkEnd w:id="86"/>
+    <w:bookmarkEnd w:id="87"/>
     <w:sectPr>
       <w:pgSz w:h="16838" w:w="11906"/>
       <w:pgMar w:bottom="1134" w:footer="708" w:gutter="0" w:header="708" w:left="1134" w:right="1134" w:top="1134"/>
